--- a/docs/Documentacion_Sistema_Incidencias_TESCHI.docx
+++ b/docs/Documentacion_Sistema_Incidencias_TESCHI.docx
@@ -76,7 +76,7 @@
           <w:sz w:val="20"/>
           <w:szCs w:val="20"/>
         </w:rPr>
-        <w:t xml:space="preserve">Contenido: guía de instalación · manual de usuario · base de datos · arquitectura y seguridad</w:t>
+        <w:t xml:space="preserve">Contenido: despliegue · instalación · manual de usuario · base de datos · arquitectura y seguridad</w:t>
       </w:r>
     </w:p>
     <w:p>
@@ -153,7 +153,7 @@
         <w:pageBreakBefore/>
       </w:pPr>
       <w:r>
-        <w:t xml:space="preserve">Guía de instalación</w:t>
+        <w:t xml:space="preserve">Guía de despliegue paso a paso</w:t>
       </w:r>
     </w:p>
     <w:p>
@@ -161,7 +161,87 @@
         <w:spacing w:after="120"/>
       </w:pPr>
       <w:r>
-        <w:t xml:space="preserve">Sistema de Gestión de Incidencias · Departamento de Ciencias Básicas · TESCHI</w:t>
+        <w:t xml:space="preserve">Hay dos formas de poner el sistema en marcha. Elige la que te corresponda:</w:t>
+      </w:r>
+    </w:p>
+    <w:p>
+      <w:pPr>
+        <w:pStyle w:val="ListParagraph"/>
+        <w:numPr>
+          <w:ilvl w:val="0"/>
+          <w:numId w:val="2"/>
+        </w:numPr>
+        <w:spacing w:after="60"/>
+      </w:pPr>
+      <w:r>
+        <w:rPr>
+          <w:b/>
+          <w:bCs/>
+        </w:rPr>
+        <w:t xml:space="preserve">Parte A — En una computadora del Departamento con XAMPP.</w:t>
+      </w:r>
+      <w:r>
+        <w:t xml:space="preserve"> El sistema se usa desde esa computadora y desde las demás de la red de la escuela.</w:t>
+      </w:r>
+    </w:p>
+    <w:p>
+      <w:pPr>
+        <w:pStyle w:val="ListParagraph"/>
+        <w:numPr>
+          <w:ilvl w:val="0"/>
+          <w:numId w:val="2"/>
+        </w:numPr>
+        <w:spacing w:after="60"/>
+      </w:pPr>
+      <w:r>
+        <w:rPr>
+          <w:b/>
+          <w:bCs/>
+        </w:rPr>
+        <w:t xml:space="preserve">Parte B — En un hosting de internet.</w:t>
+      </w:r>
+      <w:r>
+        <w:t xml:space="preserve"> El sistema se abre desde cualquier lugar con una dirección como </w:t>
+      </w:r>
+      <w:r>
+        <w:rPr>
+          <w:rFonts w:ascii="Consolas" w:cs="Consolas" w:eastAsia="Consolas" w:hAnsi="Consolas"/>
+          <w:color w:val="5C152D"/>
+          <w:sz w:val="19"/>
+          <w:szCs w:val="19"/>
+        </w:rPr>
+        <w:t xml:space="preserve">https://tudominio.com/sistema-incidencias/</w:t>
+      </w:r>
+      <w:r>
+        <w:t xml:space="preserve">.</w:t>
+      </w:r>
+    </w:p>
+    <w:p>
+      <w:pPr>
+        <w:spacing w:after="120"/>
+      </w:pPr>
+      <w:r>
+        <w:t xml:space="preserve">Después sigue la </w:t>
+      </w:r>
+      <w:r>
+        <w:rPr>
+          <w:b/>
+          <w:bCs/>
+        </w:rPr>
+        <w:t xml:space="preserve">Parte C</w:t>
+      </w:r>
+      <w:r>
+        <w:t xml:space="preserve"> para verificar que todo funcione. Si ya tenías el sistema instalado con datos, usa la </w:t>
+      </w:r>
+      <w:r>
+        <w:rPr>
+          <w:b/>
+          <w:bCs/>
+        </w:rPr>
+        <w:t xml:space="preserve">Parte D</w:t>
+      </w:r>
+      <w:r>
+        <w:t xml:space="preserve">.</w:t>
       </w:r>
     </w:p>
     <w:p>
@@ -169,7 +249,2092 @@
         <w:pStyle w:val="Heading2"/>
       </w:pPr>
       <w:r>
-        <w:t xml:space="preserve">1. Requisitos</w:t>
+        <w:t xml:space="preserve">Parte A — XAMPP (computadora del Departamento o red local)</w:t>
+      </w:r>
+    </w:p>
+    <w:p>
+      <w:pPr>
+        <w:pStyle w:val="Heading3"/>
+      </w:pPr>
+      <w:r>
+        <w:t xml:space="preserve">A1. Descargar el proyecto</w:t>
+      </w:r>
+    </w:p>
+    <w:p>
+      <w:pPr>
+        <w:pStyle w:val="ListParagraph"/>
+        <w:numPr>
+          <w:ilvl w:val="0"/>
+          <w:numId w:val="3"/>
+        </w:numPr>
+        <w:spacing w:after="60"/>
+      </w:pPr>
+      <w:r>
+        <w:t xml:space="preserve">Entra al repositorio en GitHub.</w:t>
+      </w:r>
+    </w:p>
+    <w:p>
+      <w:pPr>
+        <w:pStyle w:val="ListParagraph"/>
+        <w:numPr>
+          <w:ilvl w:val="0"/>
+          <w:numId w:val="3"/>
+        </w:numPr>
+        <w:spacing w:after="60"/>
+      </w:pPr>
+      <w:r>
+        <w:t xml:space="preserve">Pulsa </w:t>
+      </w:r>
+      <w:r>
+        <w:rPr>
+          <w:b/>
+          <w:bCs/>
+        </w:rPr>
+        <w:t xml:space="preserve">Code → Download ZIP</w:t>
+      </w:r>
+      <w:r>
+        <w:t xml:space="preserve"> (en la rama </w:t>
+      </w:r>
+      <w:r>
+        <w:rPr>
+          <w:rFonts w:ascii="Consolas" w:cs="Consolas" w:eastAsia="Consolas" w:hAnsi="Consolas"/>
+          <w:color w:val="5C152D"/>
+          <w:sz w:val="19"/>
+          <w:szCs w:val="19"/>
+        </w:rPr>
+        <w:t xml:space="preserve">main</w:t>
+      </w:r>
+      <w:r>
+        <w:t xml:space="preserve"> una vez aceptado el Pull Request).</w:t>
+      </w:r>
+    </w:p>
+    <w:p>
+      <w:pPr>
+        <w:pStyle w:val="ListParagraph"/>
+        <w:numPr>
+          <w:ilvl w:val="0"/>
+          <w:numId w:val="3"/>
+        </w:numPr>
+        <w:spacing w:after="60"/>
+      </w:pPr>
+      <w:r>
+        <w:t xml:space="preserve">Descomprime el ZIP.</w:t>
+      </w:r>
+    </w:p>
+    <w:p>
+      <w:pPr>
+        <w:pBdr>
+          <w:left w:val="single" w:color="7A1F3D" w:sz="18" w:space="8"/>
+        </w:pBdr>
+        <w:spacing w:after="160" w:before="60"/>
+        <w:ind w:left="240"/>
+      </w:pPr>
+      <w:r>
+        <w:rPr>
+          <w:i/>
+          <w:iCs/>
+          <w:color w:val="4B5563"/>
+        </w:rPr>
+        <w:t xml:space="preserve">El ZIP de GitHub no incluye la carpeta oculta </w:t>
+      </w:r>
+      <w:r>
+        <w:rPr>
+          <w:rFonts w:ascii="Consolas" w:cs="Consolas" w:eastAsia="Consolas" w:hAnsi="Consolas"/>
+          <w:i/>
+          <w:iCs/>
+          <w:color w:val="4B5563"/>
+          <w:sz w:val="19"/>
+          <w:szCs w:val="19"/>
+        </w:rPr>
+        <w:t xml:space="preserve">.git</w:t>
+      </w:r>
+      <w:r>
+        <w:rPr>
+          <w:i/>
+          <w:iCs/>
+          <w:color w:val="4B5563"/>
+        </w:rPr>
+        <w:t xml:space="preserve">, que no debe subirse a ningún servidor.</w:t>
+      </w:r>
+    </w:p>
+    <w:p>
+      <w:pPr>
+        <w:pStyle w:val="Heading3"/>
+      </w:pPr>
+      <w:r>
+        <w:t xml:space="preserve">A2. Instalar XAMPP</w:t>
+      </w:r>
+    </w:p>
+    <w:p>
+      <w:pPr>
+        <w:pStyle w:val="ListParagraph"/>
+        <w:numPr>
+          <w:ilvl w:val="0"/>
+          <w:numId w:val="4"/>
+        </w:numPr>
+        <w:spacing w:after="60"/>
+      </w:pPr>
+      <w:r>
+        <w:t xml:space="preserve">Descarga </w:t>
+      </w:r>
+      <w:r>
+        <w:rPr>
+          <w:b/>
+          <w:bCs/>
+        </w:rPr>
+        <w:t xml:space="preserve">XAMPP con PHP 8.2</w:t>
+      </w:r>
+      <w:r>
+        <w:t xml:space="preserve"> desde </w:t>
+      </w:r>
+      <w:hyperlink w:history="1" r:id="rIdprrnf9zlojmx5nrfqrcht">
+        <w:r>
+          <w:rPr>
+            <w:rStyle w:val="Hyperlink"/>
+          </w:rPr>
+          <w:t xml:space="preserve">https://www.apachefriends.org/es/</w:t>
+        </w:r>
+      </w:hyperlink>
+      <w:r>
+        <w:t xml:space="preserve">.</w:t>
+      </w:r>
+    </w:p>
+    <w:p>
+      <w:pPr>
+        <w:pStyle w:val="ListParagraph"/>
+        <w:numPr>
+          <w:ilvl w:val="0"/>
+          <w:numId w:val="4"/>
+        </w:numPr>
+        <w:spacing w:after="60"/>
+      </w:pPr>
+      <w:r>
+        <w:t xml:space="preserve">Instálalo en </w:t>
+      </w:r>
+      <w:r>
+        <w:rPr>
+          <w:rFonts w:ascii="Consolas" w:cs="Consolas" w:eastAsia="Consolas" w:hAnsi="Consolas"/>
+          <w:color w:val="5C152D"/>
+          <w:sz w:val="19"/>
+          <w:szCs w:val="19"/>
+        </w:rPr>
+        <w:t xml:space="preserve">C:\xampp</w:t>
+      </w:r>
+      <w:r>
+        <w:t xml:space="preserve"> (ruta predeterminada) con al menos </w:t>
+      </w:r>
+      <w:r>
+        <w:rPr>
+          <w:b/>
+          <w:bCs/>
+        </w:rPr>
+        <w:t xml:space="preserve">Apache</w:t>
+      </w:r>
+      <w:r>
+        <w:t xml:space="preserve">, </w:t>
+      </w:r>
+      <w:r>
+        <w:rPr>
+          <w:b/>
+          <w:bCs/>
+        </w:rPr>
+        <w:t xml:space="preserve">MySQL</w:t>
+      </w:r>
+      <w:r>
+        <w:t xml:space="preserve">, </w:t>
+      </w:r>
+      <w:r>
+        <w:rPr>
+          <w:b/>
+          <w:bCs/>
+        </w:rPr>
+        <w:t xml:space="preserve">PHP</w:t>
+      </w:r>
+      <w:r>
+        <w:t xml:space="preserve"> y </w:t>
+      </w:r>
+      <w:r>
+        <w:rPr>
+          <w:b/>
+          <w:bCs/>
+        </w:rPr>
+        <w:t xml:space="preserve">phpMyAdmin</w:t>
+      </w:r>
+      <w:r>
+        <w:t xml:space="preserve">.</w:t>
+      </w:r>
+    </w:p>
+    <w:p>
+      <w:pPr>
+        <w:pStyle w:val="Heading3"/>
+      </w:pPr>
+      <w:r>
+        <w:t xml:space="preserve">A3. Copiar el proyecto</w:t>
+      </w:r>
+    </w:p>
+    <w:p>
+      <w:pPr>
+        <w:pStyle w:val="ListParagraph"/>
+        <w:numPr>
+          <w:ilvl w:val="0"/>
+          <w:numId w:val="5"/>
+        </w:numPr>
+        <w:spacing w:after="60"/>
+      </w:pPr>
+      <w:r>
+        <w:t xml:space="preserve">Renombra la carpeta descomprimida como </w:t>
+      </w:r>
+      <w:r>
+        <w:rPr>
+          <w:rFonts w:ascii="Consolas" w:cs="Consolas" w:eastAsia="Consolas" w:hAnsi="Consolas"/>
+          <w:b/>
+          <w:bCs/>
+          <w:color w:val="5C152D"/>
+          <w:sz w:val="19"/>
+          <w:szCs w:val="19"/>
+        </w:rPr>
+        <w:t xml:space="preserve">sistema-incidencias</w:t>
+      </w:r>
+      <w:r>
+        <w:t xml:space="preserve">.</w:t>
+      </w:r>
+    </w:p>
+    <w:p>
+      <w:pPr>
+        <w:pStyle w:val="ListParagraph"/>
+        <w:numPr>
+          <w:ilvl w:val="0"/>
+          <w:numId w:val="5"/>
+        </w:numPr>
+        <w:spacing w:after="60"/>
+      </w:pPr>
+      <w:r>
+        <w:t xml:space="preserve">Cópiala a </w:t>
+      </w:r>
+      <w:r>
+        <w:rPr>
+          <w:rFonts w:ascii="Consolas" w:cs="Consolas" w:eastAsia="Consolas" w:hAnsi="Consolas"/>
+          <w:color w:val="5C152D"/>
+          <w:sz w:val="19"/>
+          <w:szCs w:val="19"/>
+        </w:rPr>
+        <w:t xml:space="preserve">C:\xampp\htdocs\</w:t>
+      </w:r>
+      <w:r>
+        <w:t xml:space="preserve">.</w:t>
+      </w:r>
+    </w:p>
+    <w:p>
+      <w:pPr>
+        <w:pStyle w:val="ListParagraph"/>
+        <w:numPr>
+          <w:ilvl w:val="0"/>
+          <w:numId w:val="5"/>
+        </w:numPr>
+        <w:spacing w:after="60"/>
+      </w:pPr>
+      <w:r>
+        <w:t xml:space="preserve">Comprueba que quede así (sin carpetas repetidas en medio):</w:t>
+      </w:r>
+    </w:p>
+    <w:p>
+      <w:pPr>
+        <w:shd w:fill="F4F5F7" w:color="auto" w:val="clear"/>
+        <w:spacing w:after="0" w:before="80"/>
+        <w:ind w:left="560"/>
+      </w:pPr>
+      <w:r>
+        <w:rPr>
+          <w:rFonts w:ascii="Consolas" w:cs="Consolas" w:eastAsia="Consolas" w:hAnsi="Consolas"/>
+          <w:sz w:val="15"/>
+          <w:szCs w:val="15"/>
+        </w:rPr>
+        <w:t xml:space="preserve">C:\xampp\htdocs\sistema-incidencias\</w:t>
+      </w:r>
+    </w:p>
+    <w:p>
+      <w:pPr>
+        <w:shd w:fill="F4F5F7" w:color="auto" w:val="clear"/>
+        <w:spacing w:after="160" w:before="0"/>
+        <w:ind w:left="560"/>
+      </w:pPr>
+      <w:r>
+        <w:rPr>
+          <w:rFonts w:ascii="Consolas" w:cs="Consolas" w:eastAsia="Consolas" w:hAnsi="Consolas"/>
+          <w:sz w:val="15"/>
+          <w:szCs w:val="15"/>
+        </w:rPr>
+        <w:t xml:space="preserve">    app\  database\  docs\  public\  storage\  index.php  README.md</w:t>
+      </w:r>
+    </w:p>
+    <w:p>
+      <w:pPr>
+        <w:pStyle w:val="Heading3"/>
+      </w:pPr>
+      <w:r>
+        <w:t xml:space="preserve">A4. Revisar la configuración de PHP</w:t>
+      </w:r>
+    </w:p>
+    <w:p>
+      <w:pPr>
+        <w:pStyle w:val="ListParagraph"/>
+        <w:numPr>
+          <w:ilvl w:val="0"/>
+          <w:numId w:val="6"/>
+        </w:numPr>
+        <w:spacing w:after="60"/>
+      </w:pPr>
+      <w:r>
+        <w:t xml:space="preserve">Abre el </w:t>
+      </w:r>
+      <w:r>
+        <w:rPr>
+          <w:b/>
+          <w:bCs/>
+        </w:rPr>
+        <w:t xml:space="preserve">Panel de control de XAMPP</w:t>
+      </w:r>
+      <w:r>
+        <w:t xml:space="preserve"> → botón </w:t>
+      </w:r>
+      <w:r>
+        <w:rPr>
+          <w:b/>
+          <w:bCs/>
+        </w:rPr>
+        <w:t xml:space="preserve">Config</w:t>
+      </w:r>
+      <w:r>
+        <w:t xml:space="preserve"> de Apache → </w:t>
+      </w:r>
+      <w:r>
+        <w:rPr>
+          <w:b/>
+          <w:bCs/>
+        </w:rPr>
+        <w:t xml:space="preserve">PHP (php.ini)</w:t>
+      </w:r>
+      <w:r>
+        <w:t xml:space="preserve">.</w:t>
+      </w:r>
+    </w:p>
+    <w:p>
+      <w:pPr>
+        <w:pStyle w:val="ListParagraph"/>
+        <w:numPr>
+          <w:ilvl w:val="0"/>
+          <w:numId w:val="6"/>
+        </w:numPr>
+        <w:spacing w:after="60"/>
+      </w:pPr>
+      <w:r>
+        <w:t xml:space="preserve">Busca estas líneas y verifica que </w:t>
+      </w:r>
+      <w:r>
+        <w:rPr>
+          <w:b/>
+          <w:bCs/>
+        </w:rPr>
+        <w:t xml:space="preserve">no</w:t>
+      </w:r>
+      <w:r>
+        <w:t xml:space="preserve"> empiecen con </w:t>
+      </w:r>
+      <w:r>
+        <w:rPr>
+          <w:rFonts w:ascii="Consolas" w:cs="Consolas" w:eastAsia="Consolas" w:hAnsi="Consolas"/>
+          <w:color w:val="5C152D"/>
+          <w:sz w:val="19"/>
+          <w:szCs w:val="19"/>
+        </w:rPr>
+        <w:t xml:space="preserve">;</w:t>
+      </w:r>
+      <w:r>
+        <w:t xml:space="preserve"> (si lo tienen, bórralo):</w:t>
+      </w:r>
+    </w:p>
+    <w:p>
+      <w:pPr>
+        <w:shd w:fill="F4F5F7" w:color="auto" w:val="clear"/>
+        <w:spacing w:after="0" w:before="80"/>
+        <w:ind w:left="560"/>
+      </w:pPr>
+      <w:r>
+        <w:rPr>
+          <w:rFonts w:ascii="Consolas" w:cs="Consolas" w:eastAsia="Consolas" w:hAnsi="Consolas"/>
+          <w:sz w:val="15"/>
+          <w:szCs w:val="15"/>
+        </w:rPr>
+        <w:t xml:space="preserve">extension=fileinfo</w:t>
+      </w:r>
+    </w:p>
+    <w:p>
+      <w:pPr>
+        <w:shd w:fill="F4F5F7" w:color="auto" w:val="clear"/>
+        <w:spacing w:after="0" w:before="0"/>
+        <w:ind w:left="560"/>
+      </w:pPr>
+      <w:r>
+        <w:rPr>
+          <w:rFonts w:ascii="Consolas" w:cs="Consolas" w:eastAsia="Consolas" w:hAnsi="Consolas"/>
+          <w:sz w:val="15"/>
+          <w:szCs w:val="15"/>
+        </w:rPr>
+        <w:t xml:space="preserve">extension=mbstring</w:t>
+      </w:r>
+    </w:p>
+    <w:p>
+      <w:pPr>
+        <w:shd w:fill="F4F5F7" w:color="auto" w:val="clear"/>
+        <w:spacing w:after="160" w:before="0"/>
+        <w:ind w:left="560"/>
+      </w:pPr>
+      <w:r>
+        <w:rPr>
+          <w:rFonts w:ascii="Consolas" w:cs="Consolas" w:eastAsia="Consolas" w:hAnsi="Consolas"/>
+          <w:sz w:val="15"/>
+          <w:szCs w:val="15"/>
+        </w:rPr>
+        <w:t xml:space="preserve">extension=pdo_mysql</w:t>
+      </w:r>
+    </w:p>
+    <w:p>
+      <w:pPr>
+        <w:pStyle w:val="ListParagraph"/>
+        <w:numPr>
+          <w:ilvl w:val="0"/>
+          <w:numId w:val="6"/>
+        </w:numPr>
+        <w:spacing w:after="60"/>
+      </w:pPr>
+      <w:r>
+        <w:t xml:space="preserve">Verifica los límites para adjuntar archivos:</w:t>
+      </w:r>
+    </w:p>
+    <w:p>
+      <w:pPr>
+        <w:shd w:fill="F4F5F7" w:color="auto" w:val="clear"/>
+        <w:spacing w:after="0" w:before="80"/>
+        <w:ind w:left="560"/>
+      </w:pPr>
+      <w:r>
+        <w:rPr>
+          <w:rFonts w:ascii="Consolas" w:cs="Consolas" w:eastAsia="Consolas" w:hAnsi="Consolas"/>
+          <w:sz w:val="15"/>
+          <w:szCs w:val="15"/>
+        </w:rPr>
+        <w:t xml:space="preserve">upload_max_filesize = 40M</w:t>
+      </w:r>
+    </w:p>
+    <w:p>
+      <w:pPr>
+        <w:shd w:fill="F4F5F7" w:color="auto" w:val="clear"/>
+        <w:spacing w:after="160" w:before="0"/>
+        <w:ind w:left="560"/>
+      </w:pPr>
+      <w:r>
+        <w:rPr>
+          <w:rFonts w:ascii="Consolas" w:cs="Consolas" w:eastAsia="Consolas" w:hAnsi="Consolas"/>
+          <w:sz w:val="15"/>
+          <w:szCs w:val="15"/>
+        </w:rPr>
+        <w:t xml:space="preserve">post_max_size = 40M</w:t>
+      </w:r>
+    </w:p>
+    <w:p>
+      <w:pPr>
+        <w:pStyle w:val="ListParagraph"/>
+        <w:numPr>
+          <w:ilvl w:val="0"/>
+          <w:numId w:val="6"/>
+        </w:numPr>
+        <w:spacing w:after="60"/>
+      </w:pPr>
+      <w:r>
+        <w:t xml:space="preserve">Guarda el archivo.</w:t>
+      </w:r>
+    </w:p>
+    <w:p>
+      <w:pPr>
+        <w:pStyle w:val="Heading3"/>
+      </w:pPr>
+      <w:r>
+        <w:t xml:space="preserve">A5. Iniciar los servicios</w:t>
+      </w:r>
+    </w:p>
+    <w:p>
+      <w:pPr>
+        <w:spacing w:after="120"/>
+      </w:pPr>
+      <w:r>
+        <w:t xml:space="preserve">En el Panel de control de XAMPP pulsa </w:t>
+      </w:r>
+      <w:r>
+        <w:rPr>
+          <w:b/>
+          <w:bCs/>
+        </w:rPr>
+        <w:t xml:space="preserve">Start</w:t>
+      </w:r>
+      <w:r>
+        <w:t xml:space="preserve"> en </w:t>
+      </w:r>
+      <w:r>
+        <w:rPr>
+          <w:b/>
+          <w:bCs/>
+        </w:rPr>
+        <w:t xml:space="preserve">Apache</w:t>
+      </w:r>
+      <w:r>
+        <w:t xml:space="preserve"> y en </w:t>
+      </w:r>
+      <w:r>
+        <w:rPr>
+          <w:b/>
+          <w:bCs/>
+        </w:rPr>
+        <w:t xml:space="preserve">MySQL</w:t>
+      </w:r>
+      <w:r>
+        <w:t xml:space="preserve"> (deben quedar en verde). Si ya estaban encendidos, pulsa </w:t>
+      </w:r>
+      <w:r>
+        <w:rPr>
+          <w:b/>
+          <w:bCs/>
+        </w:rPr>
+        <w:t xml:space="preserve">Stop</w:t>
+      </w:r>
+      <w:r>
+        <w:t xml:space="preserve"> y luego </w:t>
+      </w:r>
+      <w:r>
+        <w:rPr>
+          <w:b/>
+          <w:bCs/>
+        </w:rPr>
+        <w:t xml:space="preserve">Start</w:t>
+      </w:r>
+      <w:r>
+        <w:t xml:space="preserve"> en Apache para que tome los cambios de </w:t>
+      </w:r>
+      <w:r>
+        <w:rPr>
+          <w:rFonts w:ascii="Consolas" w:cs="Consolas" w:eastAsia="Consolas" w:hAnsi="Consolas"/>
+          <w:color w:val="5C152D"/>
+          <w:sz w:val="19"/>
+          <w:szCs w:val="19"/>
+        </w:rPr>
+        <w:t xml:space="preserve">php.ini</w:t>
+      </w:r>
+      <w:r>
+        <w:t xml:space="preserve">.</w:t>
+      </w:r>
+    </w:p>
+    <w:p>
+      <w:pPr>
+        <w:pStyle w:val="Heading3"/>
+      </w:pPr>
+      <w:r>
+        <w:t xml:space="preserve">A6. Crear la base de datos</w:t>
+      </w:r>
+    </w:p>
+    <w:p>
+      <w:pPr>
+        <w:pStyle w:val="ListParagraph"/>
+        <w:numPr>
+          <w:ilvl w:val="0"/>
+          <w:numId w:val="7"/>
+        </w:numPr>
+        <w:spacing w:after="60"/>
+      </w:pPr>
+      <w:r>
+        <w:t xml:space="preserve">Abre </w:t>
+      </w:r>
+      <w:hyperlink w:history="1" r:id="rIdufbksoa_zn3r2si05b-im">
+        <w:r>
+          <w:rPr>
+            <w:rStyle w:val="Hyperlink"/>
+          </w:rPr>
+          <w:t xml:space="preserve">http://localhost/phpmyadmin</w:t>
+        </w:r>
+      </w:hyperlink>
+      <w:r>
+        <w:t xml:space="preserve">.</w:t>
+      </w:r>
+    </w:p>
+    <w:p>
+      <w:pPr>
+        <w:pStyle w:val="ListParagraph"/>
+        <w:numPr>
+          <w:ilvl w:val="0"/>
+          <w:numId w:val="7"/>
+        </w:numPr>
+        <w:spacing w:after="60"/>
+      </w:pPr>
+      <w:r>
+        <w:t xml:space="preserve">En el panel izquierdo pulsa </w:t>
+      </w:r>
+      <w:r>
+        <w:rPr>
+          <w:b/>
+          <w:bCs/>
+        </w:rPr>
+        <w:t xml:space="preserve">Nueva</w:t>
+      </w:r>
+      <w:r>
+        <w:t xml:space="preserve">.</w:t>
+      </w:r>
+    </w:p>
+    <w:p>
+      <w:pPr>
+        <w:pStyle w:val="ListParagraph"/>
+        <w:numPr>
+          <w:ilvl w:val="0"/>
+          <w:numId w:val="7"/>
+        </w:numPr>
+        <w:spacing w:after="60"/>
+      </w:pPr>
+      <w:r>
+        <w:t xml:space="preserve">Nombre: </w:t>
+      </w:r>
+      <w:r>
+        <w:rPr>
+          <w:rFonts w:ascii="Consolas" w:cs="Consolas" w:eastAsia="Consolas" w:hAnsi="Consolas"/>
+          <w:b/>
+          <w:bCs/>
+          <w:color w:val="5C152D"/>
+          <w:sz w:val="19"/>
+          <w:szCs w:val="19"/>
+        </w:rPr>
+        <w:t xml:space="preserve">sistema_incidencias</w:t>
+      </w:r>
+      <w:r>
+        <w:t xml:space="preserve"> · Cotejamiento: </w:t>
+      </w:r>
+      <w:r>
+        <w:rPr>
+          <w:rFonts w:ascii="Consolas" w:cs="Consolas" w:eastAsia="Consolas" w:hAnsi="Consolas"/>
+          <w:b/>
+          <w:bCs/>
+          <w:color w:val="5C152D"/>
+          <w:sz w:val="19"/>
+          <w:szCs w:val="19"/>
+        </w:rPr>
+        <w:t xml:space="preserve">utf8mb4_unicode_ci</w:t>
+      </w:r>
+      <w:r>
+        <w:t xml:space="preserve"> → </w:t>
+      </w:r>
+      <w:r>
+        <w:rPr>
+          <w:b/>
+          <w:bCs/>
+        </w:rPr>
+        <w:t xml:space="preserve">Crear</w:t>
+      </w:r>
+      <w:r>
+        <w:t xml:space="preserve">.</w:t>
+      </w:r>
+    </w:p>
+    <w:p>
+      <w:pPr>
+        <w:pStyle w:val="ListParagraph"/>
+        <w:numPr>
+          <w:ilvl w:val="0"/>
+          <w:numId w:val="7"/>
+        </w:numPr>
+        <w:spacing w:after="60"/>
+      </w:pPr>
+      <w:r>
+        <w:t xml:space="preserve">Con la base seleccionada, abre la pestaña </w:t>
+      </w:r>
+      <w:r>
+        <w:rPr>
+          <w:b/>
+          <w:bCs/>
+        </w:rPr>
+        <w:t xml:space="preserve">Importar</w:t>
+      </w:r>
+      <w:r>
+        <w:t xml:space="preserve"> → </w:t>
+      </w:r>
+      <w:r>
+        <w:rPr>
+          <w:b/>
+          <w:bCs/>
+        </w:rPr>
+        <w:t xml:space="preserve">Seleccionar archivo</w:t>
+      </w:r>
+      <w:r>
+        <w:t xml:space="preserve"> → </w:t>
+      </w:r>
+      <w:r>
+        <w:rPr>
+          <w:rFonts w:ascii="Consolas" w:cs="Consolas" w:eastAsia="Consolas" w:hAnsi="Consolas"/>
+          <w:color w:val="5C152D"/>
+          <w:sz w:val="19"/>
+          <w:szCs w:val="19"/>
+        </w:rPr>
+        <w:t xml:space="preserve">C:\xampp\htdocs\sistema-incidencias\database\database.sql</w:t>
+      </w:r>
+      <w:r>
+        <w:t xml:space="preserve"> → </w:t>
+      </w:r>
+      <w:r>
+        <w:rPr>
+          <w:b/>
+          <w:bCs/>
+        </w:rPr>
+        <w:t xml:space="preserve">Importar</w:t>
+      </w:r>
+      <w:r>
+        <w:t xml:space="preserve"> (o </w:t>
+      </w:r>
+      <w:r>
+        <w:rPr>
+          <w:b/>
+          <w:bCs/>
+        </w:rPr>
+        <w:t xml:space="preserve">Continuar</w:t>
+      </w:r>
+      <w:r>
+        <w:t xml:space="preserve">).</w:t>
+      </w:r>
+    </w:p>
+    <w:p>
+      <w:pPr>
+        <w:pStyle w:val="ListParagraph"/>
+        <w:numPr>
+          <w:ilvl w:val="0"/>
+          <w:numId w:val="7"/>
+        </w:numPr>
+        <w:spacing w:after="60"/>
+      </w:pPr>
+      <w:r>
+        <w:t xml:space="preserve">Deben aparecer </w:t>
+      </w:r>
+      <w:r>
+        <w:rPr>
+          <w:b/>
+          <w:bCs/>
+        </w:rPr>
+        <w:t xml:space="preserve">11 tablas</w:t>
+      </w:r>
+      <w:r>
+        <w:t xml:space="preserve">: categorias, comentarios_incidencia, estados_incidencia, evidencias, historial_incidencias, incidencias, notificaciones, prioridades, restablecimientos_password, roles y usuarios.</w:t>
+      </w:r>
+    </w:p>
+    <w:p>
+      <w:pPr>
+        <w:spacing w:after="120"/>
+      </w:pPr>
+      <w:r>
+        <w:rPr>
+          <w:b/>
+          <w:bCs/>
+        </w:rPr>
+        <w:t xml:space="preserve">Empezar sin datos de prueba (recomendado):</w:t>
+      </w:r>
+      <w:r>
+        <w:t xml:space="preserve"> el script trae 3 incidencias de las pruebas iniciales. Para borrarlas, abre la pestaña </w:t>
+      </w:r>
+      <w:r>
+        <w:rPr>
+          <w:b/>
+          <w:bCs/>
+        </w:rPr>
+        <w:t xml:space="preserve">SQL</w:t>
+      </w:r>
+      <w:r>
+        <w:t xml:space="preserve"> de la base, pega lo siguiente y pulsa </w:t>
+      </w:r>
+      <w:r>
+        <w:rPr>
+          <w:b/>
+          <w:bCs/>
+        </w:rPr>
+        <w:t xml:space="preserve">Continuar</w:t>
+      </w:r>
+      <w:r>
+        <w:t xml:space="preserve">:</w:t>
+      </w:r>
+    </w:p>
+    <w:p>
+      <w:pPr>
+        <w:shd w:fill="F4F5F7" w:color="auto" w:val="clear"/>
+        <w:spacing w:after="0" w:before="80"/>
+        <w:ind w:left="200"/>
+      </w:pPr>
+      <w:r>
+        <w:rPr>
+          <w:rFonts w:ascii="Consolas" w:cs="Consolas" w:eastAsia="Consolas" w:hAnsi="Consolas"/>
+          <w:sz w:val="15"/>
+          <w:szCs w:val="15"/>
+        </w:rPr>
+        <w:t xml:space="preserve">DELETE FROM incidencias;</w:t>
+      </w:r>
+    </w:p>
+    <w:p>
+      <w:pPr>
+        <w:shd w:fill="F4F5F7" w:color="auto" w:val="clear"/>
+        <w:spacing w:after="160" w:before="0"/>
+        <w:ind w:left="200"/>
+      </w:pPr>
+      <w:r>
+        <w:rPr>
+          <w:rFonts w:ascii="Consolas" w:cs="Consolas" w:eastAsia="Consolas" w:hAnsi="Consolas"/>
+          <w:sz w:val="15"/>
+          <w:szCs w:val="15"/>
+        </w:rPr>
+        <w:t xml:space="preserve">ALTER TABLE incidencias AUTO_INCREMENT = 1;</w:t>
+      </w:r>
+    </w:p>
+    <w:p>
+      <w:pPr>
+        <w:spacing w:after="120"/>
+      </w:pPr>
+      <w:r>
+        <w:t xml:space="preserve">Se borran también su historial, comentarios y notificaciones. Los usuarios y catálogos no se tocan.</w:t>
+      </w:r>
+    </w:p>
+    <w:p>
+      <w:pPr>
+        <w:pStyle w:val="Heading3"/>
+      </w:pPr>
+      <w:r>
+        <w:t xml:space="preserve">A7. Conectar el sistema con la base de datos</w:t>
+      </w:r>
+    </w:p>
+    <w:p>
+      <w:pPr>
+        <w:spacing w:after="120"/>
+      </w:pPr>
+      <w:r>
+        <w:t xml:space="preserve">Abre </w:t>
+      </w:r>
+      <w:r>
+        <w:rPr>
+          <w:rFonts w:ascii="Consolas" w:cs="Consolas" w:eastAsia="Consolas" w:hAnsi="Consolas"/>
+          <w:color w:val="5C152D"/>
+          <w:sz w:val="19"/>
+          <w:szCs w:val="19"/>
+        </w:rPr>
+        <w:t xml:space="preserve">app\config\database.php</w:t>
+      </w:r>
+      <w:r>
+        <w:t xml:space="preserve"> con el Bloc de notas y revisa:</w:t>
+      </w:r>
+    </w:p>
+    <w:p>
+      <w:pPr>
+        <w:shd w:fill="F4F5F7" w:color="auto" w:val="clear"/>
+        <w:spacing w:after="0" w:before="80"/>
+        <w:ind w:left="200"/>
+      </w:pPr>
+      <w:r>
+        <w:rPr>
+          <w:rFonts w:ascii="Consolas" w:cs="Consolas" w:eastAsia="Consolas" w:hAnsi="Consolas"/>
+          <w:sz w:val="15"/>
+          <w:szCs w:val="15"/>
+        </w:rPr>
+        <w:t xml:space="preserve">private $host = "localhost";</w:t>
+      </w:r>
+    </w:p>
+    <w:p>
+      <w:pPr>
+        <w:shd w:fill="F4F5F7" w:color="auto" w:val="clear"/>
+        <w:spacing w:after="0" w:before="0"/>
+        <w:ind w:left="200"/>
+      </w:pPr>
+      <w:r>
+        <w:rPr>
+          <w:rFonts w:ascii="Consolas" w:cs="Consolas" w:eastAsia="Consolas" w:hAnsi="Consolas"/>
+          <w:sz w:val="15"/>
+          <w:szCs w:val="15"/>
+        </w:rPr>
+        <w:t xml:space="preserve">private $db_name = "sistema_incidencias";</w:t>
+      </w:r>
+    </w:p>
+    <w:p>
+      <w:pPr>
+        <w:shd w:fill="F4F5F7" w:color="auto" w:val="clear"/>
+        <w:spacing w:after="0" w:before="0"/>
+        <w:ind w:left="200"/>
+      </w:pPr>
+      <w:r>
+        <w:rPr>
+          <w:rFonts w:ascii="Consolas" w:cs="Consolas" w:eastAsia="Consolas" w:hAnsi="Consolas"/>
+          <w:sz w:val="15"/>
+          <w:szCs w:val="15"/>
+        </w:rPr>
+        <w:t xml:space="preserve">private $username = "root";</w:t>
+      </w:r>
+    </w:p>
+    <w:p>
+      <w:pPr>
+        <w:shd w:fill="F4F5F7" w:color="auto" w:val="clear"/>
+        <w:spacing w:after="160" w:before="0"/>
+        <w:ind w:left="200"/>
+      </w:pPr>
+      <w:r>
+        <w:rPr>
+          <w:rFonts w:ascii="Consolas" w:cs="Consolas" w:eastAsia="Consolas" w:hAnsi="Consolas"/>
+          <w:sz w:val="15"/>
+          <w:szCs w:val="15"/>
+        </w:rPr>
+        <w:t xml:space="preserve">private $password = "";</w:t>
+      </w:r>
+    </w:p>
+    <w:p>
+      <w:pPr>
+        <w:spacing w:after="120"/>
+      </w:pPr>
+      <w:r>
+        <w:t xml:space="preserve">Con XAMPP recién instalado estos valores ya son correctos.</w:t>
+      </w:r>
+    </w:p>
+    <w:p>
+      <w:pPr>
+        <w:pStyle w:val="Heading3"/>
+      </w:pPr>
+      <w:r>
+        <w:t xml:space="preserve">A8. Primer inicio de sesión</w:t>
+      </w:r>
+    </w:p>
+    <w:p>
+      <w:pPr>
+        <w:pStyle w:val="ListParagraph"/>
+        <w:numPr>
+          <w:ilvl w:val="0"/>
+          <w:numId w:val="8"/>
+        </w:numPr>
+        <w:spacing w:after="60"/>
+      </w:pPr>
+      <w:r>
+        <w:t xml:space="preserve">Abre </w:t>
+      </w:r>
+      <w:hyperlink w:history="1" r:id="rIdftyvyh2mxp32mx3opyfpb">
+        <w:r>
+          <w:rPr>
+            <w:rStyle w:val="Hyperlink"/>
+          </w:rPr>
+          <w:t xml:space="preserve">http://localhost/sistema-incidencias/</w:t>
+        </w:r>
+      </w:hyperlink>
+      <w:r>
+        <w:t xml:space="preserve">. Te enviará al inicio de sesión.</w:t>
+      </w:r>
+    </w:p>
+    <w:p>
+      <w:pPr>
+        <w:pStyle w:val="ListParagraph"/>
+        <w:numPr>
+          <w:ilvl w:val="0"/>
+          <w:numId w:val="8"/>
+        </w:numPr>
+        <w:spacing w:after="60"/>
+      </w:pPr>
+      <w:r>
+        <w:t xml:space="preserve">Entra con </w:t>
+      </w:r>
+      <w:r>
+        <w:rPr>
+          <w:rFonts w:ascii="Consolas" w:cs="Consolas" w:eastAsia="Consolas" w:hAnsi="Consolas"/>
+          <w:b/>
+          <w:bCs/>
+          <w:color w:val="5C152D"/>
+          <w:sz w:val="19"/>
+          <w:szCs w:val="19"/>
+        </w:rPr>
+        <w:t xml:space="preserve">admin@teschi.edu.mx</w:t>
+      </w:r>
+      <w:r>
+        <w:t xml:space="preserve"> y la contraseña del Administrador.</w:t>
+      </w:r>
+    </w:p>
+    <w:p>
+      <w:pPr>
+        <w:spacing w:after="120"/>
+      </w:pPr>
+      <w:r>
+        <w:rPr>
+          <w:b/>
+          <w:bCs/>
+        </w:rPr>
+        <w:t xml:space="preserve">¿No conoces la contraseña del Administrador?</w:t>
+      </w:r>
+      <w:r>
+        <w:t xml:space="preserve"> Genera una nueva:</w:t>
+      </w:r>
+    </w:p>
+    <w:p>
+      <w:pPr>
+        <w:pStyle w:val="ListParagraph"/>
+        <w:numPr>
+          <w:ilvl w:val="0"/>
+          <w:numId w:val="9"/>
+        </w:numPr>
+        <w:spacing w:after="60"/>
+      </w:pPr>
+      <w:r>
+        <w:t xml:space="preserve">Abre </w:t>
+      </w:r>
+      <w:r>
+        <w:rPr>
+          <w:b/>
+          <w:bCs/>
+        </w:rPr>
+        <w:t xml:space="preserve">Símbolo del sistema</w:t>
+      </w:r>
+      <w:r>
+        <w:t xml:space="preserve"> (cmd) y ejecuta (cambia </w:t>
+      </w:r>
+      <w:r>
+        <w:rPr>
+          <w:rFonts w:ascii="Consolas" w:cs="Consolas" w:eastAsia="Consolas" w:hAnsi="Consolas"/>
+          <w:color w:val="5C152D"/>
+          <w:sz w:val="19"/>
+          <w:szCs w:val="19"/>
+        </w:rPr>
+        <w:t xml:space="preserve">NuevaClave2026</w:t>
+      </w:r>
+      <w:r>
+        <w:t xml:space="preserve"> por la que quieras):</w:t>
+      </w:r>
+    </w:p>
+    <w:p>
+      <w:pPr>
+        <w:shd w:fill="F4F5F7" w:color="auto" w:val="clear"/>
+        <w:spacing w:after="160" w:before="80"/>
+        <w:ind w:left="560"/>
+      </w:pPr>
+      <w:r>
+        <w:rPr>
+          <w:rFonts w:ascii="Consolas" w:cs="Consolas" w:eastAsia="Consolas" w:hAnsi="Consolas"/>
+          <w:sz w:val="15"/>
+          <w:szCs w:val="15"/>
+        </w:rPr>
+        <w:t xml:space="preserve">C:\xampp\php\php.exe -r "echo password_hash('NuevaClave2026', PASSWORD_DEFAULT);"</w:t>
+      </w:r>
+    </w:p>
+    <w:p>
+      <w:pPr>
+        <w:pStyle w:val="ListParagraph"/>
+        <w:numPr>
+          <w:ilvl w:val="0"/>
+          <w:numId w:val="9"/>
+        </w:numPr>
+        <w:spacing w:after="60"/>
+      </w:pPr>
+      <w:r>
+        <w:t xml:space="preserve">Copia el texto que empieza con </w:t>
+      </w:r>
+      <w:r>
+        <w:rPr>
+          <w:rFonts w:ascii="Consolas" w:cs="Consolas" w:eastAsia="Consolas" w:hAnsi="Consolas"/>
+          <w:color w:val="5C152D"/>
+          <w:sz w:val="19"/>
+          <w:szCs w:val="19"/>
+        </w:rPr>
+        <w:t xml:space="preserve">$2y$</w:t>
+      </w:r>
+      <w:r>
+        <w:t xml:space="preserve">.</w:t>
+      </w:r>
+    </w:p>
+    <w:p>
+      <w:pPr>
+        <w:pStyle w:val="ListParagraph"/>
+        <w:numPr>
+          <w:ilvl w:val="0"/>
+          <w:numId w:val="9"/>
+        </w:numPr>
+        <w:spacing w:after="60"/>
+      </w:pPr>
+      <w:r>
+        <w:t xml:space="preserve">En phpMyAdmin → base </w:t>
+      </w:r>
+      <w:r>
+        <w:rPr>
+          <w:rFonts w:ascii="Consolas" w:cs="Consolas" w:eastAsia="Consolas" w:hAnsi="Consolas"/>
+          <w:color w:val="5C152D"/>
+          <w:sz w:val="19"/>
+          <w:szCs w:val="19"/>
+        </w:rPr>
+        <w:t xml:space="preserve">sistema_incidencias</w:t>
+      </w:r>
+      <w:r>
+        <w:t xml:space="preserve"> → pestaña </w:t>
+      </w:r>
+      <w:r>
+        <w:rPr>
+          <w:b/>
+          <w:bCs/>
+        </w:rPr>
+        <w:t xml:space="preserve">SQL</w:t>
+      </w:r>
+      <w:r>
+        <w:t xml:space="preserve">:</w:t>
+      </w:r>
+    </w:p>
+    <w:p>
+      <w:pPr>
+        <w:shd w:fill="F4F5F7" w:color="auto" w:val="clear"/>
+        <w:spacing w:after="160" w:before="80"/>
+        <w:ind w:left="560"/>
+      </w:pPr>
+      <w:r>
+        <w:rPr>
+          <w:rFonts w:ascii="Consolas" w:cs="Consolas" w:eastAsia="Consolas" w:hAnsi="Consolas"/>
+          <w:sz w:val="15"/>
+          <w:szCs w:val="15"/>
+        </w:rPr>
+        <w:t xml:space="preserve">UPDATE usuarios SET password = 'PEGA_AQUI_EL_TEXTO' WHERE correo = 'admin@teschi.edu.mx';</w:t>
+      </w:r>
+    </w:p>
+    <w:p>
+      <w:pPr>
+        <w:pStyle w:val="Heading3"/>
+      </w:pPr>
+      <w:r>
+        <w:t xml:space="preserve">A9. Configuración inicial dentro del sistema</w:t>
+      </w:r>
+    </w:p>
+    <w:p>
+      <w:pPr>
+        <w:pStyle w:val="ListParagraph"/>
+        <w:numPr>
+          <w:ilvl w:val="0"/>
+          <w:numId w:val="10"/>
+        </w:numPr>
+        <w:spacing w:after="60"/>
+      </w:pPr>
+      <w:r>
+        <w:rPr>
+          <w:b/>
+          <w:bCs/>
+        </w:rPr>
+        <w:t xml:space="preserve">Mi perfil</w:t>
+      </w:r>
+      <w:r>
+        <w:t xml:space="preserve"> → cambia la contraseña del Administrador.</w:t>
+      </w:r>
+    </w:p>
+    <w:p>
+      <w:pPr>
+        <w:pStyle w:val="ListParagraph"/>
+        <w:numPr>
+          <w:ilvl w:val="0"/>
+          <w:numId w:val="10"/>
+        </w:numPr>
+        <w:spacing w:after="60"/>
+      </w:pPr>
+      <w:r>
+        <w:rPr>
+          <w:b/>
+          <w:bCs/>
+        </w:rPr>
+        <w:t xml:space="preserve">Catálogos</w:t>
+      </w:r>
+      <w:r>
+        <w:t xml:space="preserve"> → revisa categorías, prioridades y tiempos de atención.</w:t>
+      </w:r>
+    </w:p>
+    <w:p>
+      <w:pPr>
+        <w:pStyle w:val="ListParagraph"/>
+        <w:numPr>
+          <w:ilvl w:val="0"/>
+          <w:numId w:val="10"/>
+        </w:numPr>
+        <w:spacing w:after="60"/>
+      </w:pPr>
+      <w:r>
+        <w:rPr>
+          <w:b/>
+          <w:bCs/>
+        </w:rPr>
+        <w:t xml:space="preserve">Usuarios</w:t>
+      </w:r>
+      <w:r>
+        <w:t xml:space="preserve"> → crea las cuentas (coordinadores, docentes, personal administrativo y estudiantes).</w:t>
+      </w:r>
+    </w:p>
+    <w:p>
+      <w:pPr>
+        <w:pStyle w:val="ListParagraph"/>
+        <w:numPr>
+          <w:ilvl w:val="0"/>
+          <w:numId w:val="10"/>
+        </w:numPr>
+        <w:spacing w:after="60"/>
+      </w:pPr>
+      <w:r>
+        <w:rPr>
+          <w:i/>
+          <w:iCs/>
+        </w:rPr>
+        <w:t xml:space="preserve">(Opcional)</w:t>
+      </w:r>
+      <w:r>
+        <w:t xml:space="preserve"> Edita </w:t>
+      </w:r>
+      <w:r>
+        <w:rPr>
+          <w:rFonts w:ascii="Consolas" w:cs="Consolas" w:eastAsia="Consolas" w:hAnsi="Consolas"/>
+          <w:color w:val="5C152D"/>
+          <w:sz w:val="19"/>
+          <w:szCs w:val="19"/>
+        </w:rPr>
+        <w:t xml:space="preserve">app\config\institucion.php</w:t>
+      </w:r>
+      <w:r>
+        <w:t xml:space="preserve"> (textos del ticket y lista de carreras) y coloca el logo en </w:t>
+      </w:r>
+      <w:r>
+        <w:rPr>
+          <w:rFonts w:ascii="Consolas" w:cs="Consolas" w:eastAsia="Consolas" w:hAnsi="Consolas"/>
+          <w:color w:val="5C152D"/>
+          <w:sz w:val="19"/>
+          <w:szCs w:val="19"/>
+        </w:rPr>
+        <w:t xml:space="preserve">public\img\logo.png</w:t>
+      </w:r>
+      <w:r>
+        <w:t xml:space="preserve">.</w:t>
+      </w:r>
+    </w:p>
+    <w:p>
+      <w:pPr>
+        <w:pStyle w:val="Heading3"/>
+      </w:pPr>
+      <w:r>
+        <w:t xml:space="preserve">A10. Usarlo desde otras computadoras de la red</w:t>
+      </w:r>
+    </w:p>
+    <w:p>
+      <w:pPr>
+        <w:pStyle w:val="ListParagraph"/>
+        <w:numPr>
+          <w:ilvl w:val="0"/>
+          <w:numId w:val="11"/>
+        </w:numPr>
+        <w:spacing w:after="60"/>
+      </w:pPr>
+      <w:r>
+        <w:t xml:space="preserve">En la computadora con XAMPP abre </w:t>
+      </w:r>
+      <w:r>
+        <w:rPr>
+          <w:b/>
+          <w:bCs/>
+        </w:rPr>
+        <w:t xml:space="preserve">cmd</w:t>
+      </w:r>
+      <w:r>
+        <w:t xml:space="preserve"> y ejecuta </w:t>
+      </w:r>
+      <w:r>
+        <w:rPr>
+          <w:rFonts w:ascii="Consolas" w:cs="Consolas" w:eastAsia="Consolas" w:hAnsi="Consolas"/>
+          <w:color w:val="5C152D"/>
+          <w:sz w:val="19"/>
+          <w:szCs w:val="19"/>
+        </w:rPr>
+        <w:t xml:space="preserve">ipconfig</w:t>
+      </w:r>
+      <w:r>
+        <w:t xml:space="preserve">. Anota la </w:t>
+      </w:r>
+      <w:r>
+        <w:rPr>
+          <w:b/>
+          <w:bCs/>
+        </w:rPr>
+        <w:t xml:space="preserve">Dirección IPv4</w:t>
+      </w:r>
+      <w:r>
+        <w:t xml:space="preserve"> (por ejemplo, </w:t>
+      </w:r>
+      <w:r>
+        <w:rPr>
+          <w:rFonts w:ascii="Consolas" w:cs="Consolas" w:eastAsia="Consolas" w:hAnsi="Consolas"/>
+          <w:color w:val="5C152D"/>
+          <w:sz w:val="19"/>
+          <w:szCs w:val="19"/>
+        </w:rPr>
+        <w:t xml:space="preserve">192.168.1.50</w:t>
+      </w:r>
+      <w:r>
+        <w:t xml:space="preserve">). Pide al área de sistemas que le asigne esa IP de forma </w:t>
+      </w:r>
+      <w:r>
+        <w:rPr>
+          <w:b/>
+          <w:bCs/>
+        </w:rPr>
+        <w:t xml:space="preserve">fija</w:t>
+      </w:r>
+      <w:r>
+        <w:t xml:space="preserve">.</w:t>
+      </w:r>
+    </w:p>
+    <w:p>
+      <w:pPr>
+        <w:pStyle w:val="ListParagraph"/>
+        <w:numPr>
+          <w:ilvl w:val="0"/>
+          <w:numId w:val="11"/>
+        </w:numPr>
+        <w:spacing w:after="60"/>
+      </w:pPr>
+      <w:r>
+        <w:t xml:space="preserve">Permite Apache en el firewall: </w:t>
+      </w:r>
+      <w:r>
+        <w:rPr>
+          <w:b/>
+          <w:bCs/>
+        </w:rPr>
+        <w:t xml:space="preserve">Firewall de Windows</w:t>
+      </w:r>
+      <w:r>
+        <w:t xml:space="preserve"> → </w:t>
+      </w:r>
+      <w:r>
+        <w:rPr>
+          <w:b/>
+          <w:bCs/>
+        </w:rPr>
+        <w:t xml:space="preserve">Permitir una aplicación</w:t>
+      </w:r>
+      <w:r>
+        <w:t xml:space="preserve"> → marca </w:t>
+      </w:r>
+      <w:r>
+        <w:rPr>
+          <w:b/>
+          <w:bCs/>
+        </w:rPr>
+        <w:t xml:space="preserve">Apache HTTP Server</w:t>
+      </w:r>
+      <w:r>
+        <w:t xml:space="preserve"> en </w:t>
+      </w:r>
+      <w:r>
+        <w:rPr>
+          <w:b/>
+          <w:bCs/>
+        </w:rPr>
+        <w:t xml:space="preserve">Privada</w:t>
+      </w:r>
+      <w:r>
+        <w:t xml:space="preserve">. Windows también suele preguntarlo la primera vez que inicia Apache.</w:t>
+      </w:r>
+    </w:p>
+    <w:p>
+      <w:pPr>
+        <w:pStyle w:val="ListParagraph"/>
+        <w:numPr>
+          <w:ilvl w:val="0"/>
+          <w:numId w:val="11"/>
+        </w:numPr>
+        <w:spacing w:after="60"/>
+      </w:pPr>
+      <w:r>
+        <w:t xml:space="preserve">En las demás computadoras abre </w:t>
+      </w:r>
+      <w:r>
+        <w:rPr>
+          <w:rFonts w:ascii="Consolas" w:cs="Consolas" w:eastAsia="Consolas" w:hAnsi="Consolas"/>
+          <w:color w:val="5C152D"/>
+          <w:sz w:val="19"/>
+          <w:szCs w:val="19"/>
+        </w:rPr>
+        <w:t xml:space="preserve">http://192.168.1.50/sistema-incidencias/</w:t>
+      </w:r>
+      <w:r>
+        <w:t xml:space="preserve">.</w:t>
+      </w:r>
+    </w:p>
+    <w:p>
+      <w:pPr>
+        <w:pStyle w:val="ListParagraph"/>
+        <w:numPr>
+          <w:ilvl w:val="0"/>
+          <w:numId w:val="11"/>
+        </w:numPr>
+        <w:spacing w:after="60"/>
+      </w:pPr>
+      <w:r>
+        <w:t xml:space="preserve">Para que arranque solo al encender la computadora: abre el Panel de control de XAMPP </w:t>
+      </w:r>
+      <w:r>
+        <w:rPr>
+          <w:b/>
+          <w:bCs/>
+        </w:rPr>
+        <w:t xml:space="preserve">como administrador</w:t>
+      </w:r>
+      <w:r>
+        <w:t xml:space="preserve"> y marca la casilla </w:t>
+      </w:r>
+      <w:r>
+        <w:rPr>
+          <w:b/>
+          <w:bCs/>
+        </w:rPr>
+        <w:t xml:space="preserve">Svc</w:t>
+      </w:r>
+      <w:r>
+        <w:t xml:space="preserve"> de Apache y de MySQL (los instala como servicios de Windows).</w:t>
+      </w:r>
+    </w:p>
+    <w:p>
+      <w:pPr>
+        <w:pStyle w:val="Heading3"/>
+      </w:pPr>
+      <w:r>
+        <w:t xml:space="preserve">A11. Seguridad mínima en la red</w:t>
+      </w:r>
+    </w:p>
+    <w:p>
+      <w:pPr>
+        <w:pStyle w:val="ListParagraph"/>
+        <w:numPr>
+          <w:ilvl w:val="0"/>
+          <w:numId w:val="12"/>
+        </w:numPr>
+        <w:spacing w:after="60"/>
+      </w:pPr>
+      <w:r>
+        <w:rPr>
+          <w:b/>
+          <w:bCs/>
+        </w:rPr>
+        <w:t xml:space="preserve">Contraseña de MySQL:</w:t>
+      </w:r>
+      <w:r>
+        <w:t xml:space="preserve"> phpMyAdmin → </w:t>
+      </w:r>
+      <w:r>
+        <w:rPr>
+          <w:b/>
+          <w:bCs/>
+        </w:rPr>
+        <w:t xml:space="preserve">Cuentas de usuarios</w:t>
+      </w:r>
+      <w:r>
+        <w:t xml:space="preserve"> → </w:t>
+      </w:r>
+      <w:r>
+        <w:rPr>
+          <w:rFonts w:ascii="Consolas" w:cs="Consolas" w:eastAsia="Consolas" w:hAnsi="Consolas"/>
+          <w:color w:val="5C152D"/>
+          <w:sz w:val="19"/>
+          <w:szCs w:val="19"/>
+        </w:rPr>
+        <w:t xml:space="preserve">root</w:t>
+      </w:r>
+      <w:r>
+        <w:t xml:space="preserve"> / </w:t>
+      </w:r>
+      <w:r>
+        <w:rPr>
+          <w:rFonts w:ascii="Consolas" w:cs="Consolas" w:eastAsia="Consolas" w:hAnsi="Consolas"/>
+          <w:color w:val="5C152D"/>
+          <w:sz w:val="19"/>
+          <w:szCs w:val="19"/>
+        </w:rPr>
+        <w:t xml:space="preserve">localhost</w:t>
+      </w:r>
+      <w:r>
+        <w:t xml:space="preserve"> → </w:t>
+      </w:r>
+      <w:r>
+        <w:rPr>
+          <w:b/>
+          <w:bCs/>
+        </w:rPr>
+        <w:t xml:space="preserve">Editar privilegios</w:t>
+      </w:r>
+      <w:r>
+        <w:t xml:space="preserve"> → </w:t>
+      </w:r>
+      <w:r>
+        <w:rPr>
+          <w:b/>
+          <w:bCs/>
+        </w:rPr>
+        <w:t xml:space="preserve">Cambiar contraseña</w:t>
+      </w:r>
+      <w:r>
+        <w:t xml:space="preserve">. Escríbela también en </w:t>
+      </w:r>
+      <w:r>
+        <w:rPr>
+          <w:rFonts w:ascii="Consolas" w:cs="Consolas" w:eastAsia="Consolas" w:hAnsi="Consolas"/>
+          <w:color w:val="5C152D"/>
+          <w:sz w:val="19"/>
+          <w:szCs w:val="19"/>
+        </w:rPr>
+        <w:t xml:space="preserve">app\config\database.php</w:t>
+      </w:r>
+      <w:r>
+        <w:t xml:space="preserve"> (</w:t>
+      </w:r>
+      <w:r>
+        <w:rPr>
+          <w:rFonts w:ascii="Consolas" w:cs="Consolas" w:eastAsia="Consolas" w:hAnsi="Consolas"/>
+          <w:color w:val="5C152D"/>
+          <w:sz w:val="19"/>
+          <w:szCs w:val="19"/>
+        </w:rPr>
+        <w:t xml:space="preserve">$password</w:t>
+      </w:r>
+      <w:r>
+        <w:t xml:space="preserve">).</w:t>
+      </w:r>
+    </w:p>
+    <w:p>
+      <w:pPr>
+        <w:pStyle w:val="ListParagraph"/>
+        <w:numPr>
+          <w:ilvl w:val="0"/>
+          <w:numId w:val="12"/>
+        </w:numPr>
+        <w:spacing w:after="60"/>
+      </w:pPr>
+      <w:r>
+        <w:rPr>
+          <w:b/>
+          <w:bCs/>
+        </w:rPr>
+        <w:t xml:space="preserve">Ocultar errores técnicos:</w:t>
+      </w:r>
+      <w:r>
+        <w:t xml:space="preserve"> en </w:t>
+      </w:r>
+      <w:r>
+        <w:rPr>
+          <w:rFonts w:ascii="Consolas" w:cs="Consolas" w:eastAsia="Consolas" w:hAnsi="Consolas"/>
+          <w:color w:val="5C152D"/>
+          <w:sz w:val="19"/>
+          <w:szCs w:val="19"/>
+        </w:rPr>
+        <w:t xml:space="preserve">php.ini</w:t>
+      </w:r>
+      <w:r>
+        <w:t xml:space="preserve"> cambia </w:t>
+      </w:r>
+      <w:r>
+        <w:rPr>
+          <w:rFonts w:ascii="Consolas" w:cs="Consolas" w:eastAsia="Consolas" w:hAnsi="Consolas"/>
+          <w:color w:val="5C152D"/>
+          <w:sz w:val="19"/>
+          <w:szCs w:val="19"/>
+        </w:rPr>
+        <w:t xml:space="preserve">display_errors = On</w:t>
+      </w:r>
+      <w:r>
+        <w:t xml:space="preserve"> por </w:t>
+      </w:r>
+      <w:r>
+        <w:rPr>
+          <w:rFonts w:ascii="Consolas" w:cs="Consolas" w:eastAsia="Consolas" w:hAnsi="Consolas"/>
+          <w:color w:val="5C152D"/>
+          <w:sz w:val="19"/>
+          <w:szCs w:val="19"/>
+        </w:rPr>
+        <w:t xml:space="preserve">display_errors = Off</w:t>
+      </w:r>
+      <w:r>
+        <w:t xml:space="preserve"> y reinicia Apache.</w:t>
+      </w:r>
+    </w:p>
+    <w:p>
+      <w:pPr>
+        <w:pStyle w:val="ListParagraph"/>
+        <w:numPr>
+          <w:ilvl w:val="0"/>
+          <w:numId w:val="12"/>
+        </w:numPr>
+        <w:spacing w:after="60"/>
+      </w:pPr>
+      <w:r>
+        <w:t xml:space="preserve">phpMyAdmin de XAMPP solo se puede abrir desde la misma computadora (</w:t>
+      </w:r>
+      <w:r>
+        <w:rPr>
+          <w:rFonts w:ascii="Consolas" w:cs="Consolas" w:eastAsia="Consolas" w:hAnsi="Consolas"/>
+          <w:color w:val="5C152D"/>
+          <w:sz w:val="19"/>
+          <w:szCs w:val="19"/>
+        </w:rPr>
+        <w:t xml:space="preserve">localhost</w:t>
+      </w:r>
+      <w:r>
+        <w:t xml:space="preserve">); no lo cambies.</w:t>
+      </w:r>
+    </w:p>
+    <w:p>
+      <w:pPr>
+        <w:pStyle w:val="Heading3"/>
+      </w:pPr>
+      <w:r>
+        <w:t xml:space="preserve">A12. Respaldos</w:t>
+      </w:r>
+    </w:p>
+    <w:p>
+      <w:pPr>
+        <w:spacing w:after="120"/>
+      </w:pPr>
+      <w:r>
+        <w:t xml:space="preserve">Programa un respaldo semanal de:</w:t>
+      </w:r>
+    </w:p>
+    <w:p>
+      <w:pPr>
+        <w:pStyle w:val="ListParagraph"/>
+        <w:numPr>
+          <w:ilvl w:val="0"/>
+          <w:numId w:val="13"/>
+        </w:numPr>
+        <w:spacing w:after="60"/>
+      </w:pPr>
+      <w:r>
+        <w:rPr>
+          <w:b/>
+          <w:bCs/>
+        </w:rPr>
+        <w:t xml:space="preserve">La base de datos:</w:t>
+      </w:r>
+      <w:r>
+        <w:t xml:space="preserve"> phpMyAdmin → </w:t>
+      </w:r>
+      <w:r>
+        <w:rPr>
+          <w:rFonts w:ascii="Consolas" w:cs="Consolas" w:eastAsia="Consolas" w:hAnsi="Consolas"/>
+          <w:color w:val="5C152D"/>
+          <w:sz w:val="19"/>
+          <w:szCs w:val="19"/>
+        </w:rPr>
+        <w:t xml:space="preserve">sistema_incidencias</w:t>
+      </w:r>
+      <w:r>
+        <w:t xml:space="preserve"> → </w:t>
+      </w:r>
+      <w:r>
+        <w:rPr>
+          <w:b/>
+          <w:bCs/>
+        </w:rPr>
+        <w:t xml:space="preserve">Exportar</w:t>
+      </w:r>
+      <w:r>
+        <w:t xml:space="preserve"> → </w:t>
+      </w:r>
+      <w:r>
+        <w:rPr>
+          <w:b/>
+          <w:bCs/>
+        </w:rPr>
+        <w:t xml:space="preserve">Continuar</w:t>
+      </w:r>
+      <w:r>
+        <w:t xml:space="preserve"> (archivo </w:t>
+      </w:r>
+      <w:r>
+        <w:rPr>
+          <w:rFonts w:ascii="Consolas" w:cs="Consolas" w:eastAsia="Consolas" w:hAnsi="Consolas"/>
+          <w:color w:val="5C152D"/>
+          <w:sz w:val="19"/>
+          <w:szCs w:val="19"/>
+        </w:rPr>
+        <w:t xml:space="preserve">.sql</w:t>
+      </w:r>
+      <w:r>
+        <w:t xml:space="preserve">).</w:t>
+      </w:r>
+    </w:p>
+    <w:p>
+      <w:pPr>
+        <w:pStyle w:val="ListParagraph"/>
+        <w:numPr>
+          <w:ilvl w:val="0"/>
+          <w:numId w:val="13"/>
+        </w:numPr>
+        <w:spacing w:after="60"/>
+      </w:pPr>
+      <w:r>
+        <w:rPr>
+          <w:b/>
+          <w:bCs/>
+        </w:rPr>
+        <w:t xml:space="preserve">La carpeta</w:t>
+      </w:r>
+      <w:r>
+        <w:t xml:space="preserve"> </w:t>
+      </w:r>
+      <w:r>
+        <w:rPr>
+          <w:rFonts w:ascii="Consolas" w:cs="Consolas" w:eastAsia="Consolas" w:hAnsi="Consolas"/>
+          <w:color w:val="5C152D"/>
+          <w:sz w:val="19"/>
+          <w:szCs w:val="19"/>
+        </w:rPr>
+        <w:t xml:space="preserve">C:\xampp\htdocs\sistema-incidencias\storage\evidencias\</w:t>
+      </w:r>
+      <w:r>
+        <w:t xml:space="preserve"> (fotos y PDF que suben los usuarios).</w:t>
+      </w:r>
+    </w:p>
+    <w:p>
+      <w:pPr>
+        <w:pStyle w:val="Heading2"/>
+      </w:pPr>
+      <w:r>
+        <w:t xml:space="preserve">Parte B — Hosting en internet</w:t>
+      </w:r>
+    </w:p>
+    <w:p>
+      <w:pPr>
+        <w:spacing w:after="120"/>
+      </w:pPr>
+      <w:r>
+        <w:t xml:space="preserve">Sirve cualquier hosting con </w:t>
+      </w:r>
+      <w:r>
+        <w:rPr>
+          <w:b/>
+          <w:bCs/>
+        </w:rPr>
+        <w:t xml:space="preserve">PHP 8.0 o superior</w:t>
+      </w:r>
+      <w:r>
+        <w:t xml:space="preserve">, </w:t>
+      </w:r>
+      <w:r>
+        <w:rPr>
+          <w:b/>
+          <w:bCs/>
+        </w:rPr>
+        <w:t xml:space="preserve">MySQL 5.7/8 o MariaDB</w:t>
+      </w:r>
+      <w:r>
+        <w:t xml:space="preserve">, </w:t>
+      </w:r>
+      <w:r>
+        <w:rPr>
+          <w:b/>
+          <w:bCs/>
+        </w:rPr>
+        <w:t xml:space="preserve">phpMyAdmin</w:t>
+      </w:r>
+      <w:r>
+        <w:t xml:space="preserve"> y </w:t>
+      </w:r>
+      <w:r>
+        <w:rPr>
+          <w:b/>
+          <w:bCs/>
+        </w:rPr>
+        <w:t xml:space="preserve">Apache</w:t>
+      </w:r>
+      <w:r>
+        <w:t xml:space="preserve"> (la mayoría de los planes con cPanel, hPanel o similares).</w:t>
+      </w:r>
+    </w:p>
+    <w:p>
+      <w:pPr>
+        <w:pStyle w:val="Heading3"/>
+      </w:pPr>
+      <w:r>
+        <w:t xml:space="preserve">B1. Configurar PHP en el hosting</w:t>
+      </w:r>
+    </w:p>
+    <w:p>
+      <w:pPr>
+        <w:spacing w:after="120"/>
+      </w:pPr>
+      <w:r>
+        <w:t xml:space="preserve">En el panel del hosting (sección </w:t>
+      </w:r>
+      <w:r>
+        <w:rPr>
+          <w:i/>
+          <w:iCs/>
+        </w:rPr>
+        <w:t xml:space="preserve">PHP</w:t>
+      </w:r>
+      <w:r>
+        <w:t xml:space="preserve">, </w:t>
+      </w:r>
+      <w:r>
+        <w:rPr>
+          <w:i/>
+          <w:iCs/>
+        </w:rPr>
+        <w:t xml:space="preserve">Select PHP Version</w:t>
+      </w:r>
+      <w:r>
+        <w:t xml:space="preserve"> o </w:t>
+      </w:r>
+      <w:r>
+        <w:rPr>
+          <w:i/>
+          <w:iCs/>
+        </w:rPr>
+        <w:t xml:space="preserve">MultiPHP</w:t>
+      </w:r>
+      <w:r>
+        <w:t xml:space="preserve">):</w:t>
+      </w:r>
+    </w:p>
+    <w:p>
+      <w:pPr>
+        <w:pStyle w:val="ListParagraph"/>
+        <w:numPr>
+          <w:ilvl w:val="0"/>
+          <w:numId w:val="14"/>
+        </w:numPr>
+        <w:spacing w:after="60"/>
+      </w:pPr>
+      <w:r>
+        <w:t xml:space="preserve">Elige </w:t>
+      </w:r>
+      <w:r>
+        <w:rPr>
+          <w:b/>
+          <w:bCs/>
+        </w:rPr>
+        <w:t xml:space="preserve">PHP 8.2</w:t>
+      </w:r>
+      <w:r>
+        <w:t xml:space="preserve"> (u 8.1 / 8.3).</w:t>
+      </w:r>
+    </w:p>
+    <w:p>
+      <w:pPr>
+        <w:pStyle w:val="ListParagraph"/>
+        <w:numPr>
+          <w:ilvl w:val="0"/>
+          <w:numId w:val="14"/>
+        </w:numPr>
+        <w:spacing w:after="60"/>
+      </w:pPr>
+      <w:r>
+        <w:t xml:space="preserve">Activa las extensiones </w:t>
+      </w:r>
+      <w:r>
+        <w:rPr>
+          <w:b/>
+          <w:bCs/>
+        </w:rPr>
+        <w:t xml:space="preserve">pdo_mysql</w:t>
+      </w:r>
+      <w:r>
+        <w:t xml:space="preserve">, </w:t>
+      </w:r>
+      <w:r>
+        <w:rPr>
+          <w:b/>
+          <w:bCs/>
+        </w:rPr>
+        <w:t xml:space="preserve">mbstring</w:t>
+      </w:r>
+      <w:r>
+        <w:t xml:space="preserve">, </w:t>
+      </w:r>
+      <w:r>
+        <w:rPr>
+          <w:b/>
+          <w:bCs/>
+        </w:rPr>
+        <w:t xml:space="preserve">fileinfo</w:t>
+      </w:r>
+      <w:r>
+        <w:t xml:space="preserve"> e </w:t>
+      </w:r>
+      <w:r>
+        <w:rPr>
+          <w:b/>
+          <w:bCs/>
+        </w:rPr>
+        <w:t xml:space="preserve">iconv</w:t>
+      </w:r>
+      <w:r>
+        <w:t xml:space="preserve"> (casi siempre vienen activas).</w:t>
+      </w:r>
+    </w:p>
+    <w:p>
+      <w:pPr>
+        <w:pStyle w:val="ListParagraph"/>
+        <w:numPr>
+          <w:ilvl w:val="0"/>
+          <w:numId w:val="14"/>
+        </w:numPr>
+        <w:spacing w:after="60"/>
+      </w:pPr>
+      <w:r>
+        <w:t xml:space="preserve">En las opciones de PHP: </w:t>
+      </w:r>
+      <w:r>
+        <w:rPr>
+          <w:rFonts w:ascii="Consolas" w:cs="Consolas" w:eastAsia="Consolas" w:hAnsi="Consolas"/>
+          <w:color w:val="5C152D"/>
+          <w:sz w:val="19"/>
+          <w:szCs w:val="19"/>
+        </w:rPr>
+        <w:t xml:space="preserve">display_errors = Off</w:t>
+      </w:r>
+      <w:r>
+        <w:t xml:space="preserve">, </w:t>
+      </w:r>
+      <w:r>
+        <w:rPr>
+          <w:rFonts w:ascii="Consolas" w:cs="Consolas" w:eastAsia="Consolas" w:hAnsi="Consolas"/>
+          <w:color w:val="5C152D"/>
+          <w:sz w:val="19"/>
+          <w:szCs w:val="19"/>
+        </w:rPr>
+        <w:t xml:space="preserve">upload_max_filesize = 40M</w:t>
+      </w:r>
+      <w:r>
+        <w:t xml:space="preserve">, </w:t>
+      </w:r>
+      <w:r>
+        <w:rPr>
+          <w:rFonts w:ascii="Consolas" w:cs="Consolas" w:eastAsia="Consolas" w:hAnsi="Consolas"/>
+          <w:color w:val="5C152D"/>
+          <w:sz w:val="19"/>
+          <w:szCs w:val="19"/>
+        </w:rPr>
+        <w:t xml:space="preserve">post_max_size = 40M</w:t>
+      </w:r>
+      <w:r>
+        <w:t xml:space="preserve">.</w:t>
+      </w:r>
+    </w:p>
+    <w:p>
+      <w:pPr>
+        <w:pStyle w:val="Heading3"/>
+      </w:pPr>
+      <w:r>
+        <w:t xml:space="preserve">B2. Crear la base de datos</w:t>
+      </w:r>
+    </w:p>
+    <w:p>
+      <w:pPr>
+        <w:pStyle w:val="ListParagraph"/>
+        <w:numPr>
+          <w:ilvl w:val="0"/>
+          <w:numId w:val="15"/>
+        </w:numPr>
+        <w:spacing w:after="60"/>
+      </w:pPr>
+      <w:r>
+        <w:t xml:space="preserve">En el panel: </w:t>
+      </w:r>
+      <w:r>
+        <w:rPr>
+          <w:b/>
+          <w:bCs/>
+        </w:rPr>
+        <w:t xml:space="preserve">Bases de datos MySQL</w:t>
+      </w:r>
+      <w:r>
+        <w:t xml:space="preserve"> → crea una base (por ejemplo </w:t>
+      </w:r>
+      <w:r>
+        <w:rPr>
+          <w:rFonts w:ascii="Consolas" w:cs="Consolas" w:eastAsia="Consolas" w:hAnsi="Consolas"/>
+          <w:color w:val="5C152D"/>
+          <w:sz w:val="19"/>
+          <w:szCs w:val="19"/>
+        </w:rPr>
+        <w:t xml:space="preserve">incidencias</w:t>
+      </w:r>
+      <w:r>
+        <w:t xml:space="preserve">).</w:t>
+      </w:r>
+    </w:p>
+    <w:p>
+      <w:pPr>
+        <w:pStyle w:val="ListParagraph"/>
+        <w:numPr>
+          <w:ilvl w:val="0"/>
+          <w:numId w:val="15"/>
+        </w:numPr>
+        <w:spacing w:after="60"/>
+      </w:pPr>
+      <w:r>
+        <w:t xml:space="preserve">Crea un </w:t>
+      </w:r>
+      <w:r>
+        <w:rPr>
+          <w:b/>
+          <w:bCs/>
+        </w:rPr>
+        <w:t xml:space="preserve">usuario</w:t>
+      </w:r>
+      <w:r>
+        <w:t xml:space="preserve"> con contraseña segura.</w:t>
+      </w:r>
+    </w:p>
+    <w:p>
+      <w:pPr>
+        <w:pStyle w:val="ListParagraph"/>
+        <w:numPr>
+          <w:ilvl w:val="0"/>
+          <w:numId w:val="15"/>
+        </w:numPr>
+        <w:spacing w:after="60"/>
+      </w:pPr>
+      <w:r>
+        <w:rPr>
+          <w:b/>
+          <w:bCs/>
+        </w:rPr>
+        <w:t xml:space="preserve">Asigna el usuario a la base</w:t>
+      </w:r>
+      <w:r>
+        <w:t xml:space="preserve"> con </w:t>
+      </w:r>
+      <w:r>
+        <w:rPr>
+          <w:b/>
+          <w:bCs/>
+        </w:rPr>
+        <w:t xml:space="preserve">todos los privilegios</w:t>
+      </w:r>
+      <w:r>
+        <w:t xml:space="preserve">.</w:t>
+      </w:r>
+    </w:p>
+    <w:p>
+      <w:pPr>
+        <w:pStyle w:val="ListParagraph"/>
+        <w:numPr>
+          <w:ilvl w:val="0"/>
+          <w:numId w:val="15"/>
+        </w:numPr>
+        <w:spacing w:after="60"/>
+      </w:pPr>
+      <w:r>
+        <w:t xml:space="preserve">Anota los datos </w:t>
+      </w:r>
+      <w:r>
+        <w:rPr>
+          <w:b/>
+          <w:bCs/>
+        </w:rPr>
+        <w:t xml:space="preserve">completos</w:t>
+      </w:r>
+      <w:r>
+        <w:t xml:space="preserve">. Muchos hostings agregan un prefijo, por ejemplo:</w:t>
       </w:r>
     </w:p>
     <w:tbl>
@@ -186,8 +2351,7 @@
       </w:tblPr>
       <w:tblGrid>
         <w:gridCol w:w="2865"/>
-        <w:gridCol w:w="3247"/>
-        <w:gridCol w:w="3248"/>
+        <w:gridCol w:w="6495"/>
       </w:tblGrid>
       <w:tr>
         <w:trPr>
@@ -221,13 +2385,13 @@
                 <w:sz w:val="18"/>
                 <w:szCs w:val="18"/>
               </w:rPr>
-              <w:t xml:space="preserve">Componente</w:t>
-            </w:r>
-          </w:p>
-        </w:tc>
-        <w:tc>
-          <w:tcPr>
-            <w:tcW w:type="dxa" w:w="3247"/>
+              <w:t xml:space="preserve">Dato</w:t>
+            </w:r>
+          </w:p>
+        </w:tc>
+        <w:tc>
+          <w:tcPr>
+            <w:tcW w:type="dxa" w:w="6495"/>
             <w:tcBorders>
               <w:top w:val="single" w:color="D0D5DB" w:sz="4"/>
               <w:left w:val="single" w:color="D0D5DB" w:sz="4"/>
@@ -253,39 +2417,7 @@
                 <w:sz w:val="18"/>
                 <w:szCs w:val="18"/>
               </w:rPr>
-              <w:t xml:space="preserve">Versión mínima</w:t>
-            </w:r>
-          </w:p>
-        </w:tc>
-        <w:tc>
-          <w:tcPr>
-            <w:tcW w:type="dxa" w:w="3248"/>
-            <w:tcBorders>
-              <w:top w:val="single" w:color="D0D5DB" w:sz="4"/>
-              <w:left w:val="single" w:color="D0D5DB" w:sz="4"/>
-              <w:bottom w:val="single" w:color="D0D5DB" w:sz="4"/>
-              <w:right w:val="single" w:color="D0D5DB" w:sz="4"/>
-            </w:tcBorders>
-            <w:shd w:fill="F1E6EA" w:color="auto" w:val="clear"/>
-            <w:tcMar>
-              <w:top w:type="dxa" w:w="60"/>
-              <w:left w:type="dxa" w:w="100"/>
-              <w:bottom w:type="dxa" w:w="60"/>
-              <w:right w:type="dxa" w:w="100"/>
-            </w:tcMar>
-          </w:tcPr>
-          <w:p>
-            <w:pPr>
-              <w:jc w:val="left"/>
-            </w:pPr>
-            <w:r>
-              <w:rPr>
-                <w:b/>
-                <w:bCs/>
-                <w:sz w:val="18"/>
-                <w:szCs w:val="18"/>
-              </w:rPr>
-              <w:t xml:space="preserve">Notas</w:t>
+              <w:t xml:space="preserve">Ejemplo</w:t>
             </w:r>
           </w:p>
         </w:tc>
@@ -319,65 +2451,61 @@
                 <w:sz w:val="18"/>
                 <w:szCs w:val="18"/>
               </w:rPr>
-              <w:t xml:space="preserve">XAMPP (Apache + MariaDB + PHP)</w:t>
-            </w:r>
-          </w:p>
-        </w:tc>
-        <w:tc>
-          <w:tcPr>
-            <w:tcW w:type="dxa" w:w="3247"/>
-            <w:tcBorders>
-              <w:top w:val="single" w:color="D0D5DB" w:sz="4"/>
-              <w:left w:val="single" w:color="D0D5DB" w:sz="4"/>
-              <w:bottom w:val="single" w:color="D0D5DB" w:sz="4"/>
-              <w:right w:val="single" w:color="D0D5DB" w:sz="4"/>
-            </w:tcBorders>
-            <w:tcMar>
-              <w:top w:type="dxa" w:w="60"/>
-              <w:left w:type="dxa" w:w="100"/>
-              <w:bottom w:type="dxa" w:w="60"/>
-              <w:right w:type="dxa" w:w="100"/>
-            </w:tcMar>
-          </w:tcPr>
-          <w:p>
-            <w:pPr>
-              <w:jc w:val="left"/>
-            </w:pPr>
-            <w:r>
-              <w:rPr>
-                <w:sz w:val="18"/>
-                <w:szCs w:val="18"/>
-              </w:rPr>
-              <w:t xml:space="preserve">PHP 8.0 o superior, MariaDB 10.4 o superior</w:t>
-            </w:r>
-          </w:p>
-        </w:tc>
-        <w:tc>
-          <w:tcPr>
-            <w:tcW w:type="dxa" w:w="3248"/>
-            <w:tcBorders>
-              <w:top w:val="single" w:color="D0D5DB" w:sz="4"/>
-              <w:left w:val="single" w:color="D0D5DB" w:sz="4"/>
-              <w:bottom w:val="single" w:color="D0D5DB" w:sz="4"/>
-              <w:right w:val="single" w:color="D0D5DB" w:sz="4"/>
-            </w:tcBorders>
-            <w:tcMar>
-              <w:top w:type="dxa" w:w="60"/>
-              <w:left w:type="dxa" w:w="100"/>
-              <w:bottom w:type="dxa" w:w="60"/>
-              <w:right w:type="dxa" w:w="100"/>
-            </w:tcMar>
-          </w:tcPr>
-          <w:p>
-            <w:pPr>
-              <w:jc w:val="left"/>
-            </w:pPr>
-            <w:r>
-              <w:rPr>
-                <w:sz w:val="18"/>
-                <w:szCs w:val="18"/>
-              </w:rPr>
-              <w:t xml:space="preserve">Probado con PHP 8.2/8.4 y MariaDB 10.4/10.11</w:t>
+              <w:t xml:space="preserve">Servidor (host)</w:t>
+            </w:r>
+          </w:p>
+        </w:tc>
+        <w:tc>
+          <w:tcPr>
+            <w:tcW w:type="dxa" w:w="6495"/>
+            <w:tcBorders>
+              <w:top w:val="single" w:color="D0D5DB" w:sz="4"/>
+              <w:left w:val="single" w:color="D0D5DB" w:sz="4"/>
+              <w:bottom w:val="single" w:color="D0D5DB" w:sz="4"/>
+              <w:right w:val="single" w:color="D0D5DB" w:sz="4"/>
+            </w:tcBorders>
+            <w:tcMar>
+              <w:top w:type="dxa" w:w="60"/>
+              <w:left w:type="dxa" w:w="100"/>
+              <w:bottom w:type="dxa" w:w="60"/>
+              <w:right w:type="dxa" w:w="100"/>
+            </w:tcMar>
+          </w:tcPr>
+          <w:p>
+            <w:pPr>
+              <w:jc w:val="left"/>
+            </w:pPr>
+            <w:r>
+              <w:rPr>
+                <w:rFonts w:ascii="Consolas" w:cs="Consolas" w:eastAsia="Consolas" w:hAnsi="Consolas"/>
+                <w:color w:val="5C152D"/>
+                <w:sz w:val="18"/>
+                <w:szCs w:val="18"/>
+              </w:rPr>
+              <w:t xml:space="preserve">localhost</w:t>
+            </w:r>
+            <w:r>
+              <w:rPr>
+                <w:sz w:val="18"/>
+                <w:szCs w:val="18"/>
+              </w:rPr>
+              <w:t xml:space="preserve"> (algunos dan uno propio, como </w:t>
+            </w:r>
+            <w:r>
+              <w:rPr>
+                <w:rFonts w:ascii="Consolas" w:cs="Consolas" w:eastAsia="Consolas" w:hAnsi="Consolas"/>
+                <w:color w:val="5C152D"/>
+                <w:sz w:val="18"/>
+                <w:szCs w:val="18"/>
+              </w:rPr>
+              <w:t xml:space="preserve">sql123.servidor.com</w:t>
+            </w:r>
+            <w:r>
+              <w:rPr>
+                <w:sz w:val="18"/>
+                <w:szCs w:val="18"/>
+              </w:rPr>
+              <w:t xml:space="preserve">)</w:t>
             </w:r>
           </w:p>
         </w:tc>
@@ -411,13 +2539,13 @@
                 <w:sz w:val="18"/>
                 <w:szCs w:val="18"/>
               </w:rPr>
-              <w:t xml:space="preserve">Extensiones de PHP</w:t>
-            </w:r>
-          </w:p>
-        </w:tc>
-        <w:tc>
-          <w:tcPr>
-            <w:tcW w:type="dxa" w:w="3247"/>
+              <w:t xml:space="preserve">Base de datos</w:t>
+            </w:r>
+          </w:p>
+        </w:tc>
+        <w:tc>
+          <w:tcPr>
+            <w:tcW w:type="dxa" w:w="6495"/>
             <w:tcBorders>
               <w:top w:val="single" w:color="D0D5DB" w:sz="4"/>
               <w:left w:val="single" w:color="D0D5DB" w:sz="4"/>
@@ -442,84 +2570,7 @@
                 <w:sz w:val="18"/>
                 <w:szCs w:val="18"/>
               </w:rPr>
-              <w:t xml:space="preserve">pdo_mysql</w:t>
-            </w:r>
-            <w:r>
-              <w:rPr>
-                <w:sz w:val="18"/>
-                <w:szCs w:val="18"/>
-              </w:rPr>
-              <w:t xml:space="preserve">, </w:t>
-            </w:r>
-            <w:r>
-              <w:rPr>
-                <w:rFonts w:ascii="Consolas" w:cs="Consolas" w:eastAsia="Consolas" w:hAnsi="Consolas"/>
-                <w:color w:val="5C152D"/>
-                <w:sz w:val="18"/>
-                <w:szCs w:val="18"/>
-              </w:rPr>
-              <w:t xml:space="preserve">mbstring</w:t>
-            </w:r>
-            <w:r>
-              <w:rPr>
-                <w:sz w:val="18"/>
-                <w:szCs w:val="18"/>
-              </w:rPr>
-              <w:t xml:space="preserve">, </w:t>
-            </w:r>
-            <w:r>
-              <w:rPr>
-                <w:rFonts w:ascii="Consolas" w:cs="Consolas" w:eastAsia="Consolas" w:hAnsi="Consolas"/>
-                <w:color w:val="5C152D"/>
-                <w:sz w:val="18"/>
-                <w:szCs w:val="18"/>
-              </w:rPr>
-              <w:t xml:space="preserve">fileinfo</w:t>
-            </w:r>
-            <w:r>
-              <w:rPr>
-                <w:sz w:val="18"/>
-                <w:szCs w:val="18"/>
-              </w:rPr>
-              <w:t xml:space="preserve">, </w:t>
-            </w:r>
-            <w:r>
-              <w:rPr>
-                <w:rFonts w:ascii="Consolas" w:cs="Consolas" w:eastAsia="Consolas" w:hAnsi="Consolas"/>
-                <w:color w:val="5C152D"/>
-                <w:sz w:val="18"/>
-                <w:szCs w:val="18"/>
-              </w:rPr>
-              <w:t xml:space="preserve">iconv</w:t>
-            </w:r>
-          </w:p>
-        </w:tc>
-        <w:tc>
-          <w:tcPr>
-            <w:tcW w:type="dxa" w:w="3248"/>
-            <w:tcBorders>
-              <w:top w:val="single" w:color="D0D5DB" w:sz="4"/>
-              <w:left w:val="single" w:color="D0D5DB" w:sz="4"/>
-              <w:bottom w:val="single" w:color="D0D5DB" w:sz="4"/>
-              <w:right w:val="single" w:color="D0D5DB" w:sz="4"/>
-            </w:tcBorders>
-            <w:tcMar>
-              <w:top w:type="dxa" w:w="60"/>
-              <w:left w:type="dxa" w:w="100"/>
-              <w:bottom w:type="dxa" w:w="60"/>
-              <w:right w:type="dxa" w:w="100"/>
-            </w:tcMar>
-          </w:tcPr>
-          <w:p>
-            <w:pPr>
-              <w:jc w:val="left"/>
-            </w:pPr>
-            <w:r>
-              <w:rPr>
-                <w:sz w:val="18"/>
-                <w:szCs w:val="18"/>
-              </w:rPr>
-              <w:t xml:space="preserve">Vienen activas en XAMPP</w:t>
+              <w:t xml:space="preserve">u123456_incidencias</w:t>
             </w:r>
           </w:p>
         </w:tc>
@@ -553,8 +2604,30 @@
                 <w:sz w:val="18"/>
                 <w:szCs w:val="18"/>
               </w:rPr>
-              <w:t xml:space="preserve">Extensión </w:t>
-            </w:r>
+              <w:t xml:space="preserve">Usuario</w:t>
+            </w:r>
+          </w:p>
+        </w:tc>
+        <w:tc>
+          <w:tcPr>
+            <w:tcW w:type="dxa" w:w="6495"/>
+            <w:tcBorders>
+              <w:top w:val="single" w:color="D0D5DB" w:sz="4"/>
+              <w:left w:val="single" w:color="D0D5DB" w:sz="4"/>
+              <w:bottom w:val="single" w:color="D0D5DB" w:sz="4"/>
+              <w:right w:val="single" w:color="D0D5DB" w:sz="4"/>
+            </w:tcBorders>
+            <w:tcMar>
+              <w:top w:type="dxa" w:w="60"/>
+              <w:left w:type="dxa" w:w="100"/>
+              <w:bottom w:type="dxa" w:w="60"/>
+              <w:right w:type="dxa" w:w="100"/>
+            </w:tcMar>
+          </w:tcPr>
+          <w:p>
+            <w:pPr>
+              <w:jc w:val="left"/>
+            </w:pPr>
             <w:r>
               <w:rPr>
                 <w:rFonts w:ascii="Consolas" w:cs="Consolas" w:eastAsia="Consolas" w:hAnsi="Consolas"/>
@@ -562,65 +2635,7 @@
                 <w:sz w:val="18"/>
                 <w:szCs w:val="18"/>
               </w:rPr>
-              <w:t xml:space="preserve">openssl</w:t>
-            </w:r>
-          </w:p>
-        </w:tc>
-        <w:tc>
-          <w:tcPr>
-            <w:tcW w:type="dxa" w:w="3247"/>
-            <w:tcBorders>
-              <w:top w:val="single" w:color="D0D5DB" w:sz="4"/>
-              <w:left w:val="single" w:color="D0D5DB" w:sz="4"/>
-              <w:bottom w:val="single" w:color="D0D5DB" w:sz="4"/>
-              <w:right w:val="single" w:color="D0D5DB" w:sz="4"/>
-            </w:tcBorders>
-            <w:tcMar>
-              <w:top w:type="dxa" w:w="60"/>
-              <w:left w:type="dxa" w:w="100"/>
-              <w:bottom w:type="dxa" w:w="60"/>
-              <w:right w:type="dxa" w:w="100"/>
-            </w:tcMar>
-          </w:tcPr>
-          <w:p>
-            <w:pPr>
-              <w:jc w:val="left"/>
-            </w:pPr>
-            <w:r>
-              <w:rPr>
-                <w:sz w:val="18"/>
-                <w:szCs w:val="18"/>
-              </w:rPr>
-              <w:t xml:space="preserve">—</w:t>
-            </w:r>
-          </w:p>
-        </w:tc>
-        <w:tc>
-          <w:tcPr>
-            <w:tcW w:type="dxa" w:w="3248"/>
-            <w:tcBorders>
-              <w:top w:val="single" w:color="D0D5DB" w:sz="4"/>
-              <w:left w:val="single" w:color="D0D5DB" w:sz="4"/>
-              <w:bottom w:val="single" w:color="D0D5DB" w:sz="4"/>
-              <w:right w:val="single" w:color="D0D5DB" w:sz="4"/>
-            </w:tcBorders>
-            <w:tcMar>
-              <w:top w:type="dxa" w:w="60"/>
-              <w:left w:type="dxa" w:w="100"/>
-              <w:bottom w:type="dxa" w:w="60"/>
-              <w:right w:type="dxa" w:w="100"/>
-            </w:tcMar>
-          </w:tcPr>
-          <w:p>
-            <w:pPr>
-              <w:jc w:val="left"/>
-            </w:pPr>
-            <w:r>
-              <w:rPr>
-                <w:sz w:val="18"/>
-                <w:szCs w:val="18"/>
-              </w:rPr>
-              <w:t xml:space="preserve">Solo si se configura el envío de correos</w:t>
+              <w:t xml:space="preserve">u123456_admin</w:t>
             </w:r>
           </w:p>
         </w:tc>
@@ -654,65 +2669,36 @@
                 <w:sz w:val="18"/>
                 <w:szCs w:val="18"/>
               </w:rPr>
-              <w:t xml:space="preserve">Navegador</w:t>
-            </w:r>
-          </w:p>
-        </w:tc>
-        <w:tc>
-          <w:tcPr>
-            <w:tcW w:type="dxa" w:w="3247"/>
-            <w:tcBorders>
-              <w:top w:val="single" w:color="D0D5DB" w:sz="4"/>
-              <w:left w:val="single" w:color="D0D5DB" w:sz="4"/>
-              <w:bottom w:val="single" w:color="D0D5DB" w:sz="4"/>
-              <w:right w:val="single" w:color="D0D5DB" w:sz="4"/>
-            </w:tcBorders>
-            <w:tcMar>
-              <w:top w:type="dxa" w:w="60"/>
-              <w:left w:type="dxa" w:w="100"/>
-              <w:bottom w:type="dxa" w:w="60"/>
-              <w:right w:type="dxa" w:w="100"/>
-            </w:tcMar>
-          </w:tcPr>
-          <w:p>
-            <w:pPr>
-              <w:jc w:val="left"/>
-            </w:pPr>
-            <w:r>
-              <w:rPr>
-                <w:sz w:val="18"/>
-                <w:szCs w:val="18"/>
-              </w:rPr>
-              <w:t xml:space="preserve">Chrome, Edge o Firefox actuales</w:t>
-            </w:r>
-          </w:p>
-        </w:tc>
-        <w:tc>
-          <w:tcPr>
-            <w:tcW w:type="dxa" w:w="3248"/>
-            <w:tcBorders>
-              <w:top w:val="single" w:color="D0D5DB" w:sz="4"/>
-              <w:left w:val="single" w:color="D0D5DB" w:sz="4"/>
-              <w:bottom w:val="single" w:color="D0D5DB" w:sz="4"/>
-              <w:right w:val="single" w:color="D0D5DB" w:sz="4"/>
-            </w:tcBorders>
-            <w:tcMar>
-              <w:top w:type="dxa" w:w="60"/>
-              <w:left w:type="dxa" w:w="100"/>
-              <w:bottom w:type="dxa" w:w="60"/>
-              <w:right w:type="dxa" w:w="100"/>
-            </w:tcMar>
-          </w:tcPr>
-          <w:p>
-            <w:pPr>
-              <w:jc w:val="left"/>
-            </w:pPr>
-            <w:r>
-              <w:rPr>
-                <w:sz w:val="18"/>
-                <w:szCs w:val="18"/>
-              </w:rPr>
-              <w:t xml:space="preserve">También funciona en celular</w:t>
+              <w:t xml:space="preserve">Contraseña</w:t>
+            </w:r>
+          </w:p>
+        </w:tc>
+        <w:tc>
+          <w:tcPr>
+            <w:tcW w:type="dxa" w:w="6495"/>
+            <w:tcBorders>
+              <w:top w:val="single" w:color="D0D5DB" w:sz="4"/>
+              <w:left w:val="single" w:color="D0D5DB" w:sz="4"/>
+              <w:bottom w:val="single" w:color="D0D5DB" w:sz="4"/>
+              <w:right w:val="single" w:color="D0D5DB" w:sz="4"/>
+            </w:tcBorders>
+            <w:tcMar>
+              <w:top w:type="dxa" w:w="60"/>
+              <w:left w:type="dxa" w:w="100"/>
+              <w:bottom w:type="dxa" w:w="60"/>
+              <w:right w:type="dxa" w:w="100"/>
+            </w:tcMar>
+          </w:tcPr>
+          <w:p>
+            <w:pPr>
+              <w:jc w:val="left"/>
+            </w:pPr>
+            <w:r>
+              <w:rPr>
+                <w:sz w:val="18"/>
+                <w:szCs w:val="18"/>
+              </w:rPr>
+              <w:t xml:space="preserve">la que definiste</w:t>
             </w:r>
           </w:p>
         </w:tc>
@@ -725,10 +2711,56 @@
     </w:p>
     <w:p>
       <w:pPr>
-        <w:spacing w:after="120"/>
-      </w:pPr>
-      <w:r>
-        <w:t xml:space="preserve">No se necesita Composer ni instalar librerías: FPDF (para el ticket en PDF) ya viene incluida en </w:t>
+        <w:pStyle w:val="Heading3"/>
+      </w:pPr>
+      <w:r>
+        <w:t xml:space="preserve">B3. Importar las tablas</w:t>
+      </w:r>
+    </w:p>
+    <w:p>
+      <w:pPr>
+        <w:pStyle w:val="ListParagraph"/>
+        <w:numPr>
+          <w:ilvl w:val="0"/>
+          <w:numId w:val="16"/>
+        </w:numPr>
+        <w:spacing w:after="60"/>
+      </w:pPr>
+      <w:r>
+        <w:t xml:space="preserve">Abre </w:t>
+      </w:r>
+      <w:r>
+        <w:rPr>
+          <w:b/>
+          <w:bCs/>
+        </w:rPr>
+        <w:t xml:space="preserve">phpMyAdmin</w:t>
+      </w:r>
+      <w:r>
+        <w:t xml:space="preserve"> desde el panel y selecciona tu base en la columna izquierda.</w:t>
+      </w:r>
+    </w:p>
+    <w:p>
+      <w:pPr>
+        <w:pStyle w:val="ListParagraph"/>
+        <w:numPr>
+          <w:ilvl w:val="0"/>
+          <w:numId w:val="16"/>
+        </w:numPr>
+        <w:spacing w:after="60"/>
+      </w:pPr>
+      <w:r>
+        <w:t xml:space="preserve">Pestaña </w:t>
+      </w:r>
+      <w:r>
+        <w:rPr>
+          <w:b/>
+          <w:bCs/>
+        </w:rPr>
+        <w:t xml:space="preserve">Importar</w:t>
+      </w:r>
+      <w:r>
+        <w:t xml:space="preserve"> → </w:t>
       </w:r>
       <w:r>
         <w:rPr>
@@ -737,7 +2769,17 @@
           <w:sz w:val="19"/>
           <w:szCs w:val="19"/>
         </w:rPr>
-        <w:t xml:space="preserve">app/lib/fpdf/</w:t>
+        <w:t xml:space="preserve">database/database.sql</w:t>
+      </w:r>
+      <w:r>
+        <w:t xml:space="preserve"> → </w:t>
+      </w:r>
+      <w:r>
+        <w:rPr>
+          <w:b/>
+          <w:bCs/>
+        </w:rPr>
+        <w:t xml:space="preserve">Continuar</w:t>
       </w:r>
       <w:r>
         <w:t xml:space="preserve">.</w:t>
@@ -745,10 +2787,530 @@
     </w:p>
     <w:p>
       <w:pPr>
-        <w:pStyle w:val="Heading2"/>
-      </w:pPr>
-      <w:r>
-        <w:t xml:space="preserve">2. Instalación nueva</w:t>
+        <w:pStyle w:val="ListParagraph"/>
+        <w:numPr>
+          <w:ilvl w:val="0"/>
+          <w:numId w:val="16"/>
+        </w:numPr>
+        <w:spacing w:after="60"/>
+      </w:pPr>
+      <w:r>
+        <w:t xml:space="preserve">Verifica que aparezcan las </w:t>
+      </w:r>
+      <w:r>
+        <w:rPr>
+          <w:b/>
+          <w:bCs/>
+        </w:rPr>
+        <w:t xml:space="preserve">11 tablas</w:t>
+      </w:r>
+      <w:r>
+        <w:t xml:space="preserve">. Opcional: borra las incidencias de prueba (ver A6).</w:t>
+      </w:r>
+    </w:p>
+    <w:p>
+      <w:pPr>
+        <w:pStyle w:val="Heading3"/>
+      </w:pPr>
+      <w:r>
+        <w:t xml:space="preserve">B4. Configurar la conexión</w:t>
+      </w:r>
+    </w:p>
+    <w:p>
+      <w:pPr>
+        <w:spacing w:after="120"/>
+      </w:pPr>
+      <w:r>
+        <w:t xml:space="preserve">Antes de subir los archivos, edita </w:t>
+      </w:r>
+      <w:r>
+        <w:rPr>
+          <w:rFonts w:ascii="Consolas" w:cs="Consolas" w:eastAsia="Consolas" w:hAnsi="Consolas"/>
+          <w:color w:val="5C152D"/>
+          <w:sz w:val="19"/>
+          <w:szCs w:val="19"/>
+        </w:rPr>
+        <w:t xml:space="preserve">app/config/database.php</w:t>
+      </w:r>
+      <w:r>
+        <w:t xml:space="preserve"> en tu computadora con los datos de B2:</w:t>
+      </w:r>
+    </w:p>
+    <w:p>
+      <w:pPr>
+        <w:shd w:fill="F4F5F7" w:color="auto" w:val="clear"/>
+        <w:spacing w:after="0" w:before="80"/>
+        <w:ind w:left="200"/>
+      </w:pPr>
+      <w:r>
+        <w:rPr>
+          <w:rFonts w:ascii="Consolas" w:cs="Consolas" w:eastAsia="Consolas" w:hAnsi="Consolas"/>
+          <w:sz w:val="15"/>
+          <w:szCs w:val="15"/>
+        </w:rPr>
+        <w:t xml:space="preserve">private $host = "localhost";                 // o el servidor que te dio el hosting</w:t>
+      </w:r>
+    </w:p>
+    <w:p>
+      <w:pPr>
+        <w:shd w:fill="F4F5F7" w:color="auto" w:val="clear"/>
+        <w:spacing w:after="0" w:before="0"/>
+        <w:ind w:left="200"/>
+      </w:pPr>
+      <w:r>
+        <w:rPr>
+          <w:rFonts w:ascii="Consolas" w:cs="Consolas" w:eastAsia="Consolas" w:hAnsi="Consolas"/>
+          <w:sz w:val="15"/>
+          <w:szCs w:val="15"/>
+        </w:rPr>
+        <w:t xml:space="preserve">private $db_name = "u123456_incidencias";</w:t>
+      </w:r>
+    </w:p>
+    <w:p>
+      <w:pPr>
+        <w:shd w:fill="F4F5F7" w:color="auto" w:val="clear"/>
+        <w:spacing w:after="0" w:before="0"/>
+        <w:ind w:left="200"/>
+      </w:pPr>
+      <w:r>
+        <w:rPr>
+          <w:rFonts w:ascii="Consolas" w:cs="Consolas" w:eastAsia="Consolas" w:hAnsi="Consolas"/>
+          <w:sz w:val="15"/>
+          <w:szCs w:val="15"/>
+        </w:rPr>
+        <w:t xml:space="preserve">private $username = "u123456_admin";</w:t>
+      </w:r>
+    </w:p>
+    <w:p>
+      <w:pPr>
+        <w:shd w:fill="F4F5F7" w:color="auto" w:val="clear"/>
+        <w:spacing w:after="160" w:before="0"/>
+        <w:ind w:left="200"/>
+      </w:pPr>
+      <w:r>
+        <w:rPr>
+          <w:rFonts w:ascii="Consolas" w:cs="Consolas" w:eastAsia="Consolas" w:hAnsi="Consolas"/>
+          <w:sz w:val="15"/>
+          <w:szCs w:val="15"/>
+        </w:rPr>
+        <w:t xml:space="preserve">private $password = "TuContraseñaSegura";</w:t>
+      </w:r>
+    </w:p>
+    <w:p>
+      <w:pPr>
+        <w:pStyle w:val="Heading3"/>
+      </w:pPr>
+      <w:r>
+        <w:t xml:space="preserve">B5. Subir los archivos</w:t>
+      </w:r>
+    </w:p>
+    <w:p>
+      <w:pPr>
+        <w:pStyle w:val="ListParagraph"/>
+        <w:numPr>
+          <w:ilvl w:val="0"/>
+          <w:numId w:val="17"/>
+        </w:numPr>
+        <w:spacing w:after="60"/>
+      </w:pPr>
+      <w:r>
+        <w:t xml:space="preserve">Vuelve a comprimir la carpeta </w:t>
+      </w:r>
+      <w:r>
+        <w:rPr>
+          <w:rFonts w:ascii="Consolas" w:cs="Consolas" w:eastAsia="Consolas" w:hAnsi="Consolas"/>
+          <w:color w:val="5C152D"/>
+          <w:sz w:val="19"/>
+          <w:szCs w:val="19"/>
+        </w:rPr>
+        <w:t xml:space="preserve">sistema-incidencias</w:t>
+      </w:r>
+      <w:r>
+        <w:t xml:space="preserve"> en un ZIP (con </w:t>
+      </w:r>
+      <w:r>
+        <w:rPr>
+          <w:rFonts w:ascii="Consolas" w:cs="Consolas" w:eastAsia="Consolas" w:hAnsi="Consolas"/>
+          <w:color w:val="5C152D"/>
+          <w:sz w:val="19"/>
+          <w:szCs w:val="19"/>
+        </w:rPr>
+        <w:t xml:space="preserve">app</w:t>
+      </w:r>
+      <w:r>
+        <w:t xml:space="preserve">, </w:t>
+      </w:r>
+      <w:r>
+        <w:rPr>
+          <w:rFonts w:ascii="Consolas" w:cs="Consolas" w:eastAsia="Consolas" w:hAnsi="Consolas"/>
+          <w:color w:val="5C152D"/>
+          <w:sz w:val="19"/>
+          <w:szCs w:val="19"/>
+        </w:rPr>
+        <w:t xml:space="preserve">public</w:t>
+      </w:r>
+      <w:r>
+        <w:t xml:space="preserve">, </w:t>
+      </w:r>
+      <w:r>
+        <w:rPr>
+          <w:rFonts w:ascii="Consolas" w:cs="Consolas" w:eastAsia="Consolas" w:hAnsi="Consolas"/>
+          <w:color w:val="5C152D"/>
+          <w:sz w:val="19"/>
+          <w:szCs w:val="19"/>
+        </w:rPr>
+        <w:t xml:space="preserve">storage</w:t>
+      </w:r>
+      <w:r>
+        <w:t xml:space="preserve">, etc. adentro).</w:t>
+      </w:r>
+    </w:p>
+    <w:p>
+      <w:pPr>
+        <w:pStyle w:val="ListParagraph"/>
+        <w:numPr>
+          <w:ilvl w:val="0"/>
+          <w:numId w:val="17"/>
+        </w:numPr>
+        <w:spacing w:after="60"/>
+      </w:pPr>
+      <w:r>
+        <w:t xml:space="preserve">Panel → </w:t>
+      </w:r>
+      <w:r>
+        <w:rPr>
+          <w:b/>
+          <w:bCs/>
+        </w:rPr>
+        <w:t xml:space="preserve">Administrador de archivos</w:t>
+      </w:r>
+      <w:r>
+        <w:t xml:space="preserve"> → entra a </w:t>
+      </w:r>
+      <w:r>
+        <w:rPr>
+          <w:rFonts w:ascii="Consolas" w:cs="Consolas" w:eastAsia="Consolas" w:hAnsi="Consolas"/>
+          <w:b/>
+          <w:bCs/>
+          <w:color w:val="5C152D"/>
+          <w:sz w:val="19"/>
+          <w:szCs w:val="19"/>
+        </w:rPr>
+        <w:t xml:space="preserve">public_html</w:t>
+      </w:r>
+      <w:r>
+        <w:t xml:space="preserve"> → </w:t>
+      </w:r>
+      <w:r>
+        <w:rPr>
+          <w:b/>
+          <w:bCs/>
+        </w:rPr>
+        <w:t xml:space="preserve">Cargar</w:t>
+      </w:r>
+      <w:r>
+        <w:t xml:space="preserve"> el ZIP → </w:t>
+      </w:r>
+      <w:r>
+        <w:rPr>
+          <w:b/>
+          <w:bCs/>
+        </w:rPr>
+        <w:t xml:space="preserve">Extraer</w:t>
+      </w:r>
+      <w:r>
+        <w:t xml:space="preserve">.</w:t>
+      </w:r>
+    </w:p>
+    <w:p>
+      <w:pPr>
+        <w:pStyle w:val="ListParagraph"/>
+        <w:numPr>
+          <w:ilvl w:val="0"/>
+          <w:numId w:val="17"/>
+        </w:numPr>
+        <w:spacing w:after="60"/>
+      </w:pPr>
+      <w:r>
+        <w:t xml:space="preserve">Debe quedar </w:t>
+      </w:r>
+      <w:r>
+        <w:rPr>
+          <w:rFonts w:ascii="Consolas" w:cs="Consolas" w:eastAsia="Consolas" w:hAnsi="Consolas"/>
+          <w:color w:val="5C152D"/>
+          <w:sz w:val="19"/>
+          <w:szCs w:val="19"/>
+        </w:rPr>
+        <w:t xml:space="preserve">public_html/sistema-incidencias/app</w:t>
+      </w:r>
+      <w:r>
+        <w:t xml:space="preserve">, </w:t>
+      </w:r>
+      <w:r>
+        <w:rPr>
+          <w:rFonts w:ascii="Consolas" w:cs="Consolas" w:eastAsia="Consolas" w:hAnsi="Consolas"/>
+          <w:color w:val="5C152D"/>
+          <w:sz w:val="19"/>
+          <w:szCs w:val="19"/>
+        </w:rPr>
+        <w:t xml:space="preserve">public_html/sistema-incidencias/public</w:t>
+      </w:r>
+      <w:r>
+        <w:t xml:space="preserve">, etc.</w:t>
+      </w:r>
+    </w:p>
+    <w:p>
+      <w:pPr>
+        <w:pStyle w:val="ListParagraph"/>
+        <w:numPr>
+          <w:ilvl w:val="0"/>
+          <w:numId w:val="17"/>
+        </w:numPr>
+        <w:spacing w:after="60"/>
+      </w:pPr>
+      <w:r>
+        <w:t xml:space="preserve">La dirección será </w:t>
+      </w:r>
+      <w:r>
+        <w:rPr>
+          <w:rFonts w:ascii="Consolas" w:cs="Consolas" w:eastAsia="Consolas" w:hAnsi="Consolas"/>
+          <w:color w:val="5C152D"/>
+          <w:sz w:val="19"/>
+          <w:szCs w:val="19"/>
+        </w:rPr>
+        <w:t xml:space="preserve">https://tudominio.com/sistema-incidencias/</w:t>
+      </w:r>
+      <w:r>
+        <w:t xml:space="preserve">.</w:t>
+      </w:r>
+    </w:p>
+    <w:p>
+      <w:pPr>
+        <w:pBdr>
+          <w:left w:val="single" w:color="7A1F3D" w:sz="18" w:space="8"/>
+        </w:pBdr>
+        <w:spacing w:after="160" w:before="60"/>
+        <w:ind w:left="240"/>
+      </w:pPr>
+      <w:r>
+        <w:rPr>
+          <w:b/>
+          <w:bCs/>
+          <w:i/>
+          <w:iCs/>
+          <w:color w:val="4B5563"/>
+        </w:rPr>
+        <w:t xml:space="preserve">Opción recomendada si tu hosting lo permite:</w:t>
+      </w:r>
+      <w:r>
+        <w:rPr>
+          <w:i/>
+          <w:iCs/>
+          <w:color w:val="4B5563"/>
+        </w:rPr>
+        <w:t xml:space="preserve"> crea un </w:t>
+      </w:r>
+      <w:r>
+        <w:rPr>
+          <w:b/>
+          <w:bCs/>
+          <w:i/>
+          <w:iCs/>
+          <w:color w:val="4B5563"/>
+        </w:rPr>
+        <w:t xml:space="preserve">subdominio</w:t>
+      </w:r>
+      <w:r>
+        <w:rPr>
+          <w:i/>
+          <w:iCs/>
+          <w:color w:val="4B5563"/>
+        </w:rPr>
+        <w:t xml:space="preserve"> (por ejemplo </w:t>
+      </w:r>
+      <w:r>
+        <w:rPr>
+          <w:rFonts w:ascii="Consolas" w:cs="Consolas" w:eastAsia="Consolas" w:hAnsi="Consolas"/>
+          <w:i/>
+          <w:iCs/>
+          <w:color w:val="4B5563"/>
+          <w:sz w:val="19"/>
+          <w:szCs w:val="19"/>
+        </w:rPr>
+        <w:t xml:space="preserve">incidencias.tudominio.com</w:t>
+      </w:r>
+      <w:r>
+        <w:rPr>
+          <w:i/>
+          <w:iCs/>
+          <w:color w:val="4B5563"/>
+        </w:rPr>
+        <w:t xml:space="preserve">) y apunta su carpeta raíz (</w:t>
+      </w:r>
+      <w:r>
+        <w:rPr>
+          <w:i/>
+          <w:iCs/>
+          <w:color w:val="4B5563"/>
+        </w:rPr>
+        <w:t xml:space="preserve">Document root</w:t>
+      </w:r>
+      <w:r>
+        <w:rPr>
+          <w:i/>
+          <w:iCs/>
+          <w:color w:val="4B5563"/>
+        </w:rPr>
+        <w:t xml:space="preserve">) a </w:t>
+      </w:r>
+      <w:r>
+        <w:rPr>
+          <w:rFonts w:ascii="Consolas" w:cs="Consolas" w:eastAsia="Consolas" w:hAnsi="Consolas"/>
+          <w:i/>
+          <w:iCs/>
+          <w:color w:val="4B5563"/>
+          <w:sz w:val="19"/>
+          <w:szCs w:val="19"/>
+        </w:rPr>
+        <w:t xml:space="preserve">sistema-incidencias/public</w:t>
+      </w:r>
+      <w:r>
+        <w:rPr>
+          <w:i/>
+          <w:iCs/>
+          <w:color w:val="4B5563"/>
+        </w:rPr>
+        <w:t xml:space="preserve">. Así el navegador solo puede ver la carpeta pública.</w:t>
+      </w:r>
+    </w:p>
+    <w:p>
+      <w:pPr>
+        <w:pStyle w:val="Heading3"/>
+      </w:pPr>
+      <w:r>
+        <w:t xml:space="preserve">B6. Permisos de carpetas</w:t>
+      </w:r>
+    </w:p>
+    <w:p>
+      <w:pPr>
+        <w:spacing w:after="120"/>
+      </w:pPr>
+      <w:r>
+        <w:t xml:space="preserve">En el Administrador de archivos, la carpeta </w:t>
+      </w:r>
+      <w:r>
+        <w:rPr>
+          <w:rFonts w:ascii="Consolas" w:cs="Consolas" w:eastAsia="Consolas" w:hAnsi="Consolas"/>
+          <w:color w:val="5C152D"/>
+          <w:sz w:val="19"/>
+          <w:szCs w:val="19"/>
+        </w:rPr>
+        <w:t xml:space="preserve">storage/evidencias</w:t>
+      </w:r>
+      <w:r>
+        <w:t xml:space="preserve"> debe tener permisos </w:t>
+      </w:r>
+      <w:r>
+        <w:rPr>
+          <w:b/>
+          <w:bCs/>
+        </w:rPr>
+        <w:t xml:space="preserve">755</w:t>
+      </w:r>
+      <w:r>
+        <w:t xml:space="preserve"> (si al adjuntar archivos aparece un error, prueba con </w:t>
+      </w:r>
+      <w:r>
+        <w:rPr>
+          <w:b/>
+          <w:bCs/>
+        </w:rPr>
+        <w:t xml:space="preserve">775</w:t>
+      </w:r>
+      <w:r>
+        <w:t xml:space="preserve">). No uses 777.</w:t>
+      </w:r>
+    </w:p>
+    <w:p>
+      <w:pPr>
+        <w:pStyle w:val="Heading3"/>
+      </w:pPr>
+      <w:r>
+        <w:t xml:space="preserve">B7. Activar HTTPS</w:t>
+      </w:r>
+    </w:p>
+    <w:p>
+      <w:pPr>
+        <w:spacing w:after="120"/>
+      </w:pPr>
+      <w:r>
+        <w:t xml:space="preserve">En el panel busca </w:t>
+      </w:r>
+      <w:r>
+        <w:rPr>
+          <w:b/>
+          <w:bCs/>
+        </w:rPr>
+        <w:t xml:space="preserve">SSL</w:t>
+      </w:r>
+      <w:r>
+        <w:t xml:space="preserve"> o </w:t>
+      </w:r>
+      <w:r>
+        <w:rPr>
+          <w:b/>
+          <w:bCs/>
+        </w:rPr>
+        <w:t xml:space="preserve">Let's Encrypt</w:t>
+      </w:r>
+      <w:r>
+        <w:t xml:space="preserve"> y actívalo para tu dominio. Desde ese momento usa siempre </w:t>
+      </w:r>
+      <w:r>
+        <w:rPr>
+          <w:rFonts w:ascii="Consolas" w:cs="Consolas" w:eastAsia="Consolas" w:hAnsi="Consolas"/>
+          <w:color w:val="5C152D"/>
+          <w:sz w:val="19"/>
+          <w:szCs w:val="19"/>
+        </w:rPr>
+        <w:t xml:space="preserve">https://</w:t>
+      </w:r>
+      <w:r>
+        <w:t xml:space="preserve">, así las contraseñas viajan cifradas.</w:t>
+      </w:r>
+    </w:p>
+    <w:p>
+      <w:pPr>
+        <w:pStyle w:val="Heading3"/>
+      </w:pPr>
+      <w:r>
+        <w:t xml:space="preserve">B8. Correo para recuperar contraseñas (opcional)</w:t>
+      </w:r>
+    </w:p>
+    <w:p>
+      <w:pPr>
+        <w:spacing w:after="120"/>
+      </w:pPr>
+      <w:r>
+        <w:t xml:space="preserve">Sin configurar nada, la recuperación funciona a través del Administrador. Para enviarla por correo, crea </w:t>
+      </w:r>
+      <w:r>
+        <w:rPr>
+          <w:rFonts w:ascii="Consolas" w:cs="Consolas" w:eastAsia="Consolas" w:hAnsi="Consolas"/>
+          <w:color w:val="5C152D"/>
+          <w:sz w:val="19"/>
+          <w:szCs w:val="19"/>
+        </w:rPr>
+        <w:t xml:space="preserve">app/config/correo.local.php</w:t>
+      </w:r>
+      <w:r>
+        <w:t xml:space="preserve"> como se explica en la </w:t>
+      </w:r>
+      <w:r>
+        <w:t xml:space="preserve">Guía de instalación</w:t>
+      </w:r>
+      <w:r>
+        <w:t xml:space="preserve"> (sección 4.3), con:</w:t>
       </w:r>
     </w:p>
     <w:p>
@@ -761,19 +3323,7 @@
         <w:spacing w:after="60"/>
       </w:pPr>
       <w:r>
-        <w:t xml:space="preserve">Copia la carpeta del proyecto en </w:t>
-      </w:r>
-      <w:r>
-        <w:rPr>
-          <w:rFonts w:ascii="Consolas" w:cs="Consolas" w:eastAsia="Consolas" w:hAnsi="Consolas"/>
-          <w:color w:val="5C152D"/>
-          <w:sz w:val="19"/>
-          <w:szCs w:val="19"/>
-        </w:rPr>
-        <w:t xml:space="preserve">C:\xampp\htdocs\sistema-incidencias</w:t>
-      </w:r>
-      <w:r>
-        <w:t xml:space="preserve">.</w:t>
+        <w:t xml:space="preserve">los datos SMTP de tu hosting o de Gmail;</w:t>
       </w:r>
     </w:p>
     <w:p>
@@ -786,37 +3336,89 @@
         <w:spacing w:after="60"/>
       </w:pPr>
       <w:r>
-        <w:t xml:space="preserve">Abre el </w:t>
-      </w:r>
-      <w:r>
-        <w:rPr>
-          <w:b/>
-          <w:bCs/>
-        </w:rPr>
-        <w:t xml:space="preserve">Panel de control de XAMPP</w:t>
-      </w:r>
-      <w:r>
-        <w:t xml:space="preserve"> e inicia </w:t>
-      </w:r>
-      <w:r>
-        <w:rPr>
-          <w:b/>
-          <w:bCs/>
-        </w:rPr>
-        <w:t xml:space="preserve">Apache</w:t>
-      </w:r>
-      <w:r>
-        <w:t xml:space="preserve"> y </w:t>
-      </w:r>
-      <w:r>
-        <w:rPr>
-          <w:b/>
-          <w:bCs/>
-        </w:rPr>
-        <w:t xml:space="preserve">MySQL</w:t>
+        <w:rPr>
+          <w:rFonts w:ascii="Consolas" w:cs="Consolas" w:eastAsia="Consolas" w:hAnsi="Consolas"/>
+          <w:color w:val="5C152D"/>
+          <w:sz w:val="19"/>
+          <w:szCs w:val="19"/>
+        </w:rPr>
+        <w:t xml:space="preserve">"url_base" =&gt; "https://tudominio.com/sistema-incidencias/public"</w:t>
       </w:r>
       <w:r>
         <w:t xml:space="preserve">.</w:t>
+      </w:r>
+    </w:p>
+    <w:p>
+      <w:pPr>
+        <w:pBdr>
+          <w:left w:val="single" w:color="7A1F3D" w:sz="18" w:space="8"/>
+        </w:pBdr>
+        <w:spacing w:after="160" w:before="60"/>
+        <w:ind w:left="240"/>
+      </w:pPr>
+      <w:r>
+        <w:rPr>
+          <w:i/>
+          <w:iCs/>
+          <w:color w:val="4B5563"/>
+        </w:rPr>
+        <w:t xml:space="preserve">Algunos hostings gratuitos bloquean el envío de correo; en ese caso usa el método del Administrador.</w:t>
+      </w:r>
+    </w:p>
+    <w:p>
+      <w:pPr>
+        <w:pStyle w:val="Heading3"/>
+      </w:pPr>
+      <w:r>
+        <w:t xml:space="preserve">B9. Primer inicio de sesión</w:t>
+      </w:r>
+    </w:p>
+    <w:p>
+      <w:pPr>
+        <w:spacing w:after="120"/>
+      </w:pPr>
+      <w:r>
+        <w:t xml:space="preserve">Igual que en A8 y A9. Para cambiar la contraseña del Administrador sin acceso a una terminal, genera el texto </w:t>
+      </w:r>
+      <w:r>
+        <w:rPr>
+          <w:rFonts w:ascii="Consolas" w:cs="Consolas" w:eastAsia="Consolas" w:hAnsi="Consolas"/>
+          <w:color w:val="5C152D"/>
+          <w:sz w:val="19"/>
+          <w:szCs w:val="19"/>
+        </w:rPr>
+        <w:t xml:space="preserve">$2y$…</w:t>
+      </w:r>
+      <w:r>
+        <w:t xml:space="preserve"> en cualquier computadora con XAMPP (A8) y ejecuta el </w:t>
+      </w:r>
+      <w:r>
+        <w:rPr>
+          <w:rFonts w:ascii="Consolas" w:cs="Consolas" w:eastAsia="Consolas" w:hAnsi="Consolas"/>
+          <w:color w:val="5C152D"/>
+          <w:sz w:val="19"/>
+          <w:szCs w:val="19"/>
+        </w:rPr>
+        <w:t xml:space="preserve">UPDATE</w:t>
+      </w:r>
+      <w:r>
+        <w:t xml:space="preserve"> en el phpMyAdmin del hosting.</w:t>
+      </w:r>
+    </w:p>
+    <w:p>
+      <w:pPr>
+        <w:pStyle w:val="Heading2"/>
+      </w:pPr>
+      <w:r>
+        <w:t xml:space="preserve">Parte C — Verificación final</w:t>
+      </w:r>
+    </w:p>
+    <w:p>
+      <w:pPr>
+        <w:spacing w:after="120"/>
+      </w:pPr>
+      <w:r>
+        <w:t xml:space="preserve">Marca cada punto:</w:t>
       </w:r>
     </w:p>
     <w:p>
@@ -829,7 +3431,7 @@
         <w:spacing w:after="60"/>
       </w:pPr>
       <w:r>
-        <w:t xml:space="preserve">Entra a </w:t>
+        <w:t xml:space="preserve">[ ] </w:t>
       </w:r>
       <w:r>
         <w:rPr>
@@ -838,80 +3440,10 @@
           <w:sz w:val="19"/>
           <w:szCs w:val="19"/>
         </w:rPr>
-        <w:t xml:space="preserve">http://localhost/phpmyadmin</w:t>
-      </w:r>
-      <w:r>
-        <w:t xml:space="preserve">:</w:t>
-      </w:r>
-    </w:p>
-    <w:p>
-      <w:pPr>
-        <w:pStyle w:val="ListParagraph"/>
-        <w:numPr>
-          <w:ilvl w:val="1"/>
-          <w:numId w:val="2"/>
-        </w:numPr>
-        <w:spacing w:after="60"/>
-      </w:pPr>
-      <w:r>
-        <w:t xml:space="preserve">Crea la base de datos </w:t>
-      </w:r>
-      <w:r>
-        <w:rPr>
-          <w:b/>
-          <w:bCs/>
-        </w:rPr>
-        <w:t xml:space="preserve">`sistema_incidencias`</w:t>
-      </w:r>
-      <w:r>
-        <w:t xml:space="preserve"> con cotejamiento </w:t>
-      </w:r>
-      <w:r>
-        <w:rPr>
-          <w:rFonts w:ascii="Consolas" w:cs="Consolas" w:eastAsia="Consolas" w:hAnsi="Consolas"/>
-          <w:color w:val="5C152D"/>
-          <w:sz w:val="19"/>
-          <w:szCs w:val="19"/>
-        </w:rPr>
-        <w:t xml:space="preserve">utf8mb4_unicode_ci</w:t>
-      </w:r>
-      <w:r>
-        <w:t xml:space="preserve">.</w:t>
-      </w:r>
-    </w:p>
-    <w:p>
-      <w:pPr>
-        <w:pStyle w:val="ListParagraph"/>
-        <w:numPr>
-          <w:ilvl w:val="1"/>
-          <w:numId w:val="2"/>
-        </w:numPr>
-        <w:spacing w:after="60"/>
-      </w:pPr>
-      <w:r>
-        <w:t xml:space="preserve">Selecciónala, abre la pestaña </w:t>
-      </w:r>
-      <w:r>
-        <w:rPr>
-          <w:b/>
-          <w:bCs/>
-        </w:rPr>
-        <w:t xml:space="preserve">Importar</w:t>
-      </w:r>
-      <w:r>
-        <w:t xml:space="preserve"> y carga </w:t>
-      </w:r>
-      <w:r>
-        <w:rPr>
-          <w:rFonts w:ascii="Consolas" w:cs="Consolas" w:eastAsia="Consolas" w:hAnsi="Consolas"/>
-          <w:color w:val="5C152D"/>
-          <w:sz w:val="19"/>
-          <w:szCs w:val="19"/>
-        </w:rPr>
-        <w:t xml:space="preserve">database/database.sql</w:t>
-      </w:r>
-      <w:r>
-        <w:t xml:space="preserve">.</w:t>
+        <w:t xml:space="preserve">http://…/sistema-incidencias/</w:t>
+      </w:r>
+      <w:r>
+        <w:t xml:space="preserve"> envía al inicio de sesión.</w:t>
       </w:r>
     </w:p>
     <w:p>
@@ -924,31 +3456,7 @@
         <w:spacing w:after="60"/>
       </w:pPr>
       <w:r>
-        <w:t xml:space="preserve">Revisa los datos de conexión en </w:t>
-      </w:r>
-      <w:r>
-        <w:rPr>
-          <w:rFonts w:ascii="Consolas" w:cs="Consolas" w:eastAsia="Consolas" w:hAnsi="Consolas"/>
-          <w:color w:val="5C152D"/>
-          <w:sz w:val="19"/>
-          <w:szCs w:val="19"/>
-        </w:rPr>
-        <w:t xml:space="preserve">app/config/database.php</w:t>
-      </w:r>
-      <w:r>
-        <w:t xml:space="preserve"> (por defecto usuario </w:t>
-      </w:r>
-      <w:r>
-        <w:rPr>
-          <w:rFonts w:ascii="Consolas" w:cs="Consolas" w:eastAsia="Consolas" w:hAnsi="Consolas"/>
-          <w:color w:val="5C152D"/>
-          <w:sz w:val="19"/>
-          <w:szCs w:val="19"/>
-        </w:rPr>
-        <w:t xml:space="preserve">root</w:t>
-      </w:r>
-      <w:r>
-        <w:t xml:space="preserve"> sin contraseña).</w:t>
+        <w:t xml:space="preserve">[ ] El Administrador inicia sesión y ve el Dashboard.</w:t>
       </w:r>
     </w:p>
     <w:p>
@@ -961,31 +3469,7 @@
         <w:spacing w:after="60"/>
       </w:pPr>
       <w:r>
-        <w:t xml:space="preserve">Abre </w:t>
-      </w:r>
-      <w:r>
-        <w:rPr>
-          <w:rFonts w:ascii="Consolas" w:cs="Consolas" w:eastAsia="Consolas" w:hAnsi="Consolas"/>
-          <w:color w:val="5C152D"/>
-          <w:sz w:val="19"/>
-          <w:szCs w:val="19"/>
-        </w:rPr>
-        <w:t xml:space="preserve">http://localhost/sistema-incidencias/public/</w:t>
-      </w:r>
-      <w:r>
-        <w:t xml:space="preserve"> e inicia sesión con la cuenta del Administrador (</w:t>
-      </w:r>
-      <w:r>
-        <w:rPr>
-          <w:rFonts w:ascii="Consolas" w:cs="Consolas" w:eastAsia="Consolas" w:hAnsi="Consolas"/>
-          <w:color w:val="5C152D"/>
-          <w:sz w:val="19"/>
-          <w:szCs w:val="19"/>
-        </w:rPr>
-        <w:t xml:space="preserve">admin@teschi.edu.mx</w:t>
-      </w:r>
-      <w:r>
-        <w:t xml:space="preserve">).</w:t>
+        <w:t xml:space="preserve">[ ] Se crea un usuario de prueba de cada rol.</w:t>
       </w:r>
     </w:p>
     <w:p>
@@ -998,17 +3482,455 @@
         <w:spacing w:after="60"/>
       </w:pPr>
       <w:r>
-        <w:t xml:space="preserve">En </w:t>
+        <w:t xml:space="preserve">[ ] Un estudiante registra una incidencia </w:t>
       </w:r>
       <w:r>
         <w:rPr>
           <w:b/>
           <w:bCs/>
         </w:rPr>
+        <w:t xml:space="preserve">con una foto adjunta</w:t>
+      </w:r>
+      <w:r>
+        <w:t xml:space="preserve">.</w:t>
+      </w:r>
+    </w:p>
+    <w:p>
+      <w:pPr>
+        <w:pStyle w:val="ListParagraph"/>
+        <w:numPr>
+          <w:ilvl w:val="0"/>
+          <w:numId w:val="2"/>
+        </w:numPr>
+        <w:spacing w:after="60"/>
+      </w:pPr>
+      <w:r>
+        <w:t xml:space="preserve">[ ] El coordinador la ve en </w:t>
+      </w:r>
+      <w:r>
+        <w:rPr>
+          <w:i/>
+          <w:iCs/>
+        </w:rPr>
+        <w:t xml:space="preserve">Todas las incidencias</w:t>
+      </w:r>
+      <w:r>
+        <w:t xml:space="preserve">, le asigna responsable y le llega el aviso al responsable (campana).</w:t>
+      </w:r>
+    </w:p>
+    <w:p>
+      <w:pPr>
+        <w:pStyle w:val="ListParagraph"/>
+        <w:numPr>
+          <w:ilvl w:val="0"/>
+          <w:numId w:val="2"/>
+        </w:numPr>
+        <w:spacing w:after="60"/>
+      </w:pPr>
+      <w:r>
+        <w:t xml:space="preserve">[ ] El responsable la marca </w:t>
+      </w:r>
+      <w:r>
+        <w:rPr>
+          <w:i/>
+          <w:iCs/>
+        </w:rPr>
+        <w:t xml:space="preserve">En proceso</w:t>
+      </w:r>
+      <w:r>
+        <w:t xml:space="preserve"> y luego </w:t>
+      </w:r>
+      <w:r>
+        <w:rPr>
+          <w:i/>
+          <w:iCs/>
+        </w:rPr>
+        <w:t xml:space="preserve">Resuelta</w:t>
+      </w:r>
+      <w:r>
+        <w:t xml:space="preserve">.</w:t>
+      </w:r>
+    </w:p>
+    <w:p>
+      <w:pPr>
+        <w:pStyle w:val="ListParagraph"/>
+        <w:numPr>
+          <w:ilvl w:val="0"/>
+          <w:numId w:val="2"/>
+        </w:numPr>
+        <w:spacing w:after="60"/>
+      </w:pPr>
+      <w:r>
+        <w:t xml:space="preserve">[ ] Se descarga el </w:t>
+      </w:r>
+      <w:r>
+        <w:rPr>
+          <w:b/>
+          <w:bCs/>
+        </w:rPr>
+        <w:t xml:space="preserve">ticket en PDF</w:t>
+      </w:r>
+      <w:r>
+        <w:t xml:space="preserve"> con acentos correctos.</w:t>
+      </w:r>
+    </w:p>
+    <w:p>
+      <w:pPr>
+        <w:pStyle w:val="ListParagraph"/>
+        <w:numPr>
+          <w:ilvl w:val="0"/>
+          <w:numId w:val="2"/>
+        </w:numPr>
+        <w:spacing w:after="60"/>
+      </w:pPr>
+      <w:r>
+        <w:t xml:space="preserve">[ ] </w:t>
+      </w:r>
+      <w:r>
+        <w:rPr>
+          <w:b/>
+          <w:bCs/>
+        </w:rPr>
+        <w:t xml:space="preserve">Reportes</w:t>
+      </w:r>
+      <w:r>
+        <w:t xml:space="preserve"> muestra gráficas y exporta el CSV.</w:t>
+      </w:r>
+    </w:p>
+    <w:p>
+      <w:pPr>
+        <w:pStyle w:val="ListParagraph"/>
+        <w:numPr>
+          <w:ilvl w:val="0"/>
+          <w:numId w:val="2"/>
+        </w:numPr>
+        <w:spacing w:after="60"/>
+      </w:pPr>
+      <w:r>
+        <w:t xml:space="preserve">[ ] Estas direcciones deben responder </w:t>
+      </w:r>
+      <w:r>
+        <w:rPr>
+          <w:b/>
+          <w:bCs/>
+        </w:rPr>
+        <w:t xml:space="preserve">403 Forbidden / Acceso prohibido</w:t>
+      </w:r>
+      <w:r>
+        <w:t xml:space="preserve"> (están protegidas): </w:t>
+      </w:r>
+      <w:r>
+        <w:rPr>
+          <w:rFonts w:ascii="Consolas" w:cs="Consolas" w:eastAsia="Consolas" w:hAnsi="Consolas"/>
+          <w:color w:val="5C152D"/>
+          <w:sz w:val="19"/>
+          <w:szCs w:val="19"/>
+        </w:rPr>
+        <w:t xml:space="preserve">…/sistema-incidencias/app/config/database.php</w:t>
+      </w:r>
+      <w:r>
+        <w:t xml:space="preserve">, </w:t>
+      </w:r>
+      <w:r>
+        <w:rPr>
+          <w:rFonts w:ascii="Consolas" w:cs="Consolas" w:eastAsia="Consolas" w:hAnsi="Consolas"/>
+          <w:color w:val="5C152D"/>
+          <w:sz w:val="19"/>
+          <w:szCs w:val="19"/>
+        </w:rPr>
+        <w:t xml:space="preserve">…/sistema-incidencias/database/database.sql</w:t>
+      </w:r>
+      <w:r>
+        <w:t xml:space="preserve">, </w:t>
+      </w:r>
+      <w:r>
+        <w:rPr>
+          <w:rFonts w:ascii="Consolas" w:cs="Consolas" w:eastAsia="Consolas" w:hAnsi="Consolas"/>
+          <w:color w:val="5C152D"/>
+          <w:sz w:val="19"/>
+          <w:szCs w:val="19"/>
+        </w:rPr>
+        <w:t xml:space="preserve">…/sistema-incidencias/storage/evidencias/</w:t>
+      </w:r>
+      <w:r>
+        <w:t xml:space="preserve">.</w:t>
+      </w:r>
+    </w:p>
+    <w:p>
+      <w:pPr>
+        <w:pStyle w:val="ListParagraph"/>
+        <w:numPr>
+          <w:ilvl w:val="0"/>
+          <w:numId w:val="2"/>
+        </w:numPr>
+        <w:spacing w:after="60"/>
+      </w:pPr>
+      <w:r>
+        <w:t xml:space="preserve">[ ] Se borran los usuarios e incidencias de prueba (los usuarios se </w:t>
+      </w:r>
+      <w:r>
+        <w:rPr>
+          <w:b/>
+          <w:bCs/>
+        </w:rPr>
+        <w:t xml:space="preserve">desactivan</w:t>
+      </w:r>
+      <w:r>
+        <w:t xml:space="preserve"> en </w:t>
+      </w:r>
+      <w:r>
+        <w:rPr>
+          <w:i/>
+          <w:iCs/>
+        </w:rPr>
         <w:t xml:space="preserve">Usuarios</w:t>
       </w:r>
       <w:r>
-        <w:t xml:space="preserve"> crea las cuentas de coordinadores, docentes, personal administrativo y estudiantes.</w:t>
+        <w:t xml:space="preserve">).</w:t>
+      </w:r>
+    </w:p>
+    <w:p>
+      <w:pPr>
+        <w:spacing w:after="120"/>
+      </w:pPr>
+      <w:r>
+        <w:t xml:space="preserve">Si algo falla, revisa la tabla de </w:t>
+      </w:r>
+      <w:r>
+        <w:rPr>
+          <w:b/>
+          <w:bCs/>
+        </w:rPr>
+        <w:t xml:space="preserve">Solución de problemas</w:t>
+      </w:r>
+      <w:r>
+        <w:t xml:space="preserve"> de la </w:t>
+      </w:r>
+      <w:r>
+        <w:t xml:space="preserve">Guía de instalación</w:t>
+      </w:r>
+      <w:r>
+        <w:t xml:space="preserve"> y el log de errores (</w:t>
+      </w:r>
+      <w:r>
+        <w:rPr>
+          <w:rFonts w:ascii="Consolas" w:cs="Consolas" w:eastAsia="Consolas" w:hAnsi="Consolas"/>
+          <w:color w:val="5C152D"/>
+          <w:sz w:val="19"/>
+          <w:szCs w:val="19"/>
+        </w:rPr>
+        <w:t xml:space="preserve">C:\xampp\apache\logs\error.log</w:t>
+      </w:r>
+      <w:r>
+        <w:t xml:space="preserve"> en XAMPP, o </w:t>
+      </w:r>
+      <w:r>
+        <w:rPr>
+          <w:i/>
+          <w:iCs/>
+        </w:rPr>
+        <w:t xml:space="preserve">Registros de errores</w:t>
+      </w:r>
+      <w:r>
+        <w:t xml:space="preserve"> en el panel del hosting).</w:t>
+      </w:r>
+    </w:p>
+    <w:p>
+      <w:pPr>
+        <w:pStyle w:val="Heading2"/>
+      </w:pPr>
+      <w:r>
+        <w:t xml:space="preserve">Parte D — Actualizar un sistema que ya tiene datos</w:t>
+      </w:r>
+    </w:p>
+    <w:p>
+      <w:pPr>
+        <w:pStyle w:val="ListParagraph"/>
+        <w:numPr>
+          <w:ilvl w:val="0"/>
+          <w:numId w:val="18"/>
+        </w:numPr>
+        <w:spacing w:after="60"/>
+      </w:pPr>
+      <w:r>
+        <w:rPr>
+          <w:b/>
+          <w:bCs/>
+        </w:rPr>
+        <w:t xml:space="preserve">Respalda</w:t>
+      </w:r>
+      <w:r>
+        <w:t xml:space="preserve"> la base de datos (Exportar) y la carpeta </w:t>
+      </w:r>
+      <w:r>
+        <w:rPr>
+          <w:rFonts w:ascii="Consolas" w:cs="Consolas" w:eastAsia="Consolas" w:hAnsi="Consolas"/>
+          <w:color w:val="5C152D"/>
+          <w:sz w:val="19"/>
+          <w:szCs w:val="19"/>
+        </w:rPr>
+        <w:t xml:space="preserve">storage/evidencias/</w:t>
+      </w:r>
+      <w:r>
+        <w:t xml:space="preserve">.</w:t>
+      </w:r>
+    </w:p>
+    <w:p>
+      <w:pPr>
+        <w:pStyle w:val="ListParagraph"/>
+        <w:numPr>
+          <w:ilvl w:val="0"/>
+          <w:numId w:val="18"/>
+        </w:numPr>
+        <w:spacing w:after="60"/>
+      </w:pPr>
+      <w:r>
+        <w:t xml:space="preserve">Guarda aparte tus archivos de configuración: </w:t>
+      </w:r>
+      <w:r>
+        <w:rPr>
+          <w:rFonts w:ascii="Consolas" w:cs="Consolas" w:eastAsia="Consolas" w:hAnsi="Consolas"/>
+          <w:color w:val="5C152D"/>
+          <w:sz w:val="19"/>
+          <w:szCs w:val="19"/>
+        </w:rPr>
+        <w:t xml:space="preserve">app/config/database.php</w:t>
+      </w:r>
+      <w:r>
+        <w:t xml:space="preserve"> y, si existe, </w:t>
+      </w:r>
+      <w:r>
+        <w:rPr>
+          <w:rFonts w:ascii="Consolas" w:cs="Consolas" w:eastAsia="Consolas" w:hAnsi="Consolas"/>
+          <w:color w:val="5C152D"/>
+          <w:sz w:val="19"/>
+          <w:szCs w:val="19"/>
+        </w:rPr>
+        <w:t xml:space="preserve">app/config/correo.local.php</w:t>
+      </w:r>
+      <w:r>
+        <w:t xml:space="preserve">.</w:t>
+      </w:r>
+    </w:p>
+    <w:p>
+      <w:pPr>
+        <w:pStyle w:val="ListParagraph"/>
+        <w:numPr>
+          <w:ilvl w:val="0"/>
+          <w:numId w:val="18"/>
+        </w:numPr>
+        <w:spacing w:after="60"/>
+      </w:pPr>
+      <w:r>
+        <w:t xml:space="preserve">Reemplaza los archivos del proyecto por la versión nueva, </w:t>
+      </w:r>
+      <w:r>
+        <w:rPr>
+          <w:b/>
+          <w:bCs/>
+        </w:rPr>
+        <w:t xml:space="preserve">sin borrar</w:t>
+      </w:r>
+      <w:r>
+        <w:t xml:space="preserve"> </w:t>
+      </w:r>
+      <w:r>
+        <w:rPr>
+          <w:rFonts w:ascii="Consolas" w:cs="Consolas" w:eastAsia="Consolas" w:hAnsi="Consolas"/>
+          <w:color w:val="5C152D"/>
+          <w:sz w:val="19"/>
+          <w:szCs w:val="19"/>
+        </w:rPr>
+        <w:t xml:space="preserve">storage/evidencias/</w:t>
+      </w:r>
+      <w:r>
+        <w:t xml:space="preserve">.</w:t>
+      </w:r>
+    </w:p>
+    <w:p>
+      <w:pPr>
+        <w:pStyle w:val="ListParagraph"/>
+        <w:numPr>
+          <w:ilvl w:val="0"/>
+          <w:numId w:val="18"/>
+        </w:numPr>
+        <w:spacing w:after="60"/>
+      </w:pPr>
+      <w:r>
+        <w:t xml:space="preserve">Vuelve a colocar tus dos archivos de configuración.</w:t>
+      </w:r>
+    </w:p>
+    <w:p>
+      <w:pPr>
+        <w:pStyle w:val="ListParagraph"/>
+        <w:numPr>
+          <w:ilvl w:val="0"/>
+          <w:numId w:val="18"/>
+        </w:numPr>
+        <w:spacing w:after="60"/>
+      </w:pPr>
+      <w:r>
+        <w:t xml:space="preserve">En phpMyAdmin → pestaña </w:t>
+      </w:r>
+      <w:r>
+        <w:rPr>
+          <w:b/>
+          <w:bCs/>
+        </w:rPr>
+        <w:t xml:space="preserve">SQL</w:t>
+      </w:r>
+      <w:r>
+        <w:t xml:space="preserve">, ejecuta </w:t>
+      </w:r>
+      <w:r>
+        <w:rPr>
+          <w:b/>
+          <w:bCs/>
+        </w:rPr>
+        <w:t xml:space="preserve">en orden</w:t>
+      </w:r>
+      <w:r>
+        <w:t xml:space="preserve"> las migraciones de </w:t>
+      </w:r>
+      <w:r>
+        <w:rPr>
+          <w:rFonts w:ascii="Consolas" w:cs="Consolas" w:eastAsia="Consolas" w:hAnsi="Consolas"/>
+          <w:color w:val="5C152D"/>
+          <w:sz w:val="19"/>
+          <w:szCs w:val="19"/>
+        </w:rPr>
+        <w:t xml:space="preserve">database/migraciones/</w:t>
+      </w:r>
+      <w:r>
+        <w:t xml:space="preserve"> que te falten (ver la tabla de la </w:t>
+      </w:r>
+      <w:r>
+        <w:t xml:space="preserve">Guía de instalación</w:t>
+      </w:r>
+      <w:r>
+        <w:t xml:space="preserve">, sección 3). </w:t>
+      </w:r>
+      <w:r>
+        <w:rPr>
+          <w:b/>
+          <w:bCs/>
+        </w:rPr>
+        <w:t xml:space="preserve">No</w:t>
+      </w:r>
+      <w:r>
+        <w:t xml:space="preserve"> importes </w:t>
+      </w:r>
+      <w:r>
+        <w:rPr>
+          <w:rFonts w:ascii="Consolas" w:cs="Consolas" w:eastAsia="Consolas" w:hAnsi="Consolas"/>
+          <w:color w:val="5C152D"/>
+          <w:sz w:val="19"/>
+          <w:szCs w:val="19"/>
+        </w:rPr>
+        <w:t xml:space="preserve">database.sql</w:t>
+      </w:r>
+      <w:r>
+        <w:t xml:space="preserve"> sobre una base con datos.</w:t>
       </w:r>
     </w:p>
     <w:p>
@@ -1019,6 +3941,24 @@
         <w:spacing w:after="160" w:before="60"/>
         <w:ind w:left="240"/>
       </w:pPr>
+      <w:r>
+        <w:rPr>
+          <w:b/>
+          <w:bCs/>
+          <w:i/>
+          <w:iCs/>
+          <w:color w:val="4B5563"/>
+        </w:rPr>
+        <w:t xml:space="preserve">Hosting con MySQL (no MariaDB):</w:t>
+      </w:r>
+      <w:r>
+        <w:rPr>
+          <w:i/>
+          <w:iCs/>
+          <w:color w:val="4B5563"/>
+        </w:rPr>
+        <w:t xml:space="preserve"> en </w:t>
+      </w:r>
       <w:r>
         <w:rPr>
           <w:rFonts w:ascii="Consolas" w:cs="Consolas" w:eastAsia="Consolas" w:hAnsi="Consolas"/>
@@ -1028,7 +3968,7 @@
           <w:sz w:val="19"/>
           <w:szCs w:val="19"/>
         </w:rPr>
-        <w:t xml:space="preserve">database/database.sql</w:t>
+        <w:t xml:space="preserve">paso6_catalogos.sql</w:t>
       </w:r>
       <w:r>
         <w:rPr>
@@ -1036,17 +3976,18 @@
           <w:iCs/>
           <w:color w:val="4B5563"/>
         </w:rPr>
-        <w:t xml:space="preserve"> ya incluye todas las tablas y cambios. Las migraciones del punto 3 </w:t>
-      </w:r>
-      <w:r>
-        <w:rPr>
-          <w:b/>
-          <w:bCs/>
+        <w:t xml:space="preserve"> y </w:t>
+      </w:r>
+      <w:r>
+        <w:rPr>
+          <w:rFonts w:ascii="Consolas" w:cs="Consolas" w:eastAsia="Consolas" w:hAnsi="Consolas"/>
           <w:i/>
           <w:iCs/>
           <w:color w:val="4B5563"/>
-        </w:rPr>
-        <w:t xml:space="preserve">no</w:t>
+          <w:sz w:val="19"/>
+          <w:szCs w:val="19"/>
+        </w:rPr>
+        <w:t xml:space="preserve">paso9_ticket.sql</w:t>
       </w:r>
       <w:r>
         <w:rPr>
@@ -1054,662 +3995,45 @@
           <w:iCs/>
           <w:color w:val="4B5563"/>
         </w:rPr>
-        <w:t xml:space="preserve"> son necesarias en una instalación nueva.</w:t>
-      </w:r>
-    </w:p>
-    <w:p>
-      <w:pPr>
-        <w:pStyle w:val="Heading2"/>
-      </w:pPr>
-      <w:r>
-        <w:t xml:space="preserve">3. Actualizar una base de datos existente</w:t>
-      </w:r>
-    </w:p>
-    <w:p>
-      <w:pPr>
-        <w:spacing w:after="120"/>
-      </w:pPr>
-      <w:r>
-        <w:t xml:space="preserve">Si ya tenías el sistema instalado con una versión anterior, ejecuta en phpMyAdmin (base </w:t>
+        <w:t xml:space="preserve"> borra las palabras </w:t>
       </w:r>
       <w:r>
         <w:rPr>
           <w:rFonts w:ascii="Consolas" w:cs="Consolas" w:eastAsia="Consolas" w:hAnsi="Consolas"/>
-          <w:color w:val="5C152D"/>
+          <w:i/>
+          <w:iCs/>
+          <w:color w:val="4B5563"/>
           <w:sz w:val="19"/>
           <w:szCs w:val="19"/>
         </w:rPr>
-        <w:t xml:space="preserve">sistema_incidencias</w:t>
-      </w:r>
-      <w:r>
-        <w:t xml:space="preserve"> → pestaña </w:t>
-      </w:r>
-      <w:r>
-        <w:rPr>
-          <w:b/>
-          <w:bCs/>
-        </w:rPr>
-        <w:t xml:space="preserve">SQL</w:t>
-      </w:r>
-      <w:r>
-        <w:t xml:space="preserve">) los archivos de </w:t>
+        <w:t xml:space="preserve">IF NOT EXISTS</w:t>
+      </w:r>
+      <w:r>
+        <w:rPr>
+          <w:i/>
+          <w:iCs/>
+          <w:color w:val="4B5563"/>
+        </w:rPr>
+        <w:t xml:space="preserve"> que aparecen después de </w:t>
       </w:r>
       <w:r>
         <w:rPr>
           <w:rFonts w:ascii="Consolas" w:cs="Consolas" w:eastAsia="Consolas" w:hAnsi="Consolas"/>
-          <w:color w:val="5C152D"/>
+          <w:i/>
+          <w:iCs/>
+          <w:color w:val="4B5563"/>
           <w:sz w:val="19"/>
           <w:szCs w:val="19"/>
         </w:rPr>
-        <w:t xml:space="preserve">database/migraciones/</w:t>
-      </w:r>
-      <w:r>
-        <w:t xml:space="preserve"> que te falten, </w:t>
-      </w:r>
-      <w:r>
-        <w:rPr>
-          <w:b/>
-          <w:bCs/>
-        </w:rPr>
-        <w:t xml:space="preserve">en este orden</w:t>
-      </w:r>
-      <w:r>
-        <w:t xml:space="preserve">:</w:t>
-      </w:r>
-    </w:p>
-    <w:tbl>
-      <w:tblPr>
-        <w:tblW w:type="dxa" w:w="9360"/>
-        <w:tblBorders>
-          <w:top w:val="single" w:color="auto" w:sz="4"/>
-          <w:left w:val="single" w:color="auto" w:sz="4"/>
-          <w:bottom w:val="single" w:color="auto" w:sz="4"/>
-          <w:right w:val="single" w:color="auto" w:sz="4"/>
-          <w:insideH w:val="single" w:color="auto" w:sz="4"/>
-          <w:insideV w:val="single" w:color="auto" w:sz="4"/>
-        </w:tblBorders>
-      </w:tblPr>
-      <w:tblGrid>
-        <w:gridCol w:w="4387"/>
-        <w:gridCol w:w="4973"/>
-      </w:tblGrid>
-      <w:tr>
-        <w:trPr>
-          <w:tblHeader/>
-        </w:trPr>
-        <w:tc>
-          <w:tcPr>
-            <w:tcW w:type="dxa" w:w="4387"/>
-            <w:tcBorders>
-              <w:top w:val="single" w:color="D0D5DB" w:sz="4"/>
-              <w:left w:val="single" w:color="D0D5DB" w:sz="4"/>
-              <w:bottom w:val="single" w:color="D0D5DB" w:sz="4"/>
-              <w:right w:val="single" w:color="D0D5DB" w:sz="4"/>
-            </w:tcBorders>
-            <w:shd w:fill="F1E6EA" w:color="auto" w:val="clear"/>
-            <w:tcMar>
-              <w:top w:type="dxa" w:w="60"/>
-              <w:left w:type="dxa" w:w="100"/>
-              <w:bottom w:type="dxa" w:w="60"/>
-              <w:right w:type="dxa" w:w="100"/>
-            </w:tcMar>
-          </w:tcPr>
-          <w:p>
-            <w:pPr>
-              <w:jc w:val="left"/>
-            </w:pPr>
-            <w:r>
-              <w:rPr>
-                <w:b/>
-                <w:bCs/>
-                <w:sz w:val="18"/>
-                <w:szCs w:val="18"/>
-              </w:rPr>
-              <w:t xml:space="preserve">Archivo</w:t>
-            </w:r>
-          </w:p>
-        </w:tc>
-        <w:tc>
-          <w:tcPr>
-            <w:tcW w:type="dxa" w:w="4973"/>
-            <w:tcBorders>
-              <w:top w:val="single" w:color="D0D5DB" w:sz="4"/>
-              <w:left w:val="single" w:color="D0D5DB" w:sz="4"/>
-              <w:bottom w:val="single" w:color="D0D5DB" w:sz="4"/>
-              <w:right w:val="single" w:color="D0D5DB" w:sz="4"/>
-            </w:tcBorders>
-            <w:shd w:fill="F1E6EA" w:color="auto" w:val="clear"/>
-            <w:tcMar>
-              <w:top w:type="dxa" w:w="60"/>
-              <w:left w:type="dxa" w:w="100"/>
-              <w:bottom w:type="dxa" w:w="60"/>
-              <w:right w:type="dxa" w:w="100"/>
-            </w:tcMar>
-          </w:tcPr>
-          <w:p>
-            <w:pPr>
-              <w:jc w:val="left"/>
-            </w:pPr>
-            <w:r>
-              <w:rPr>
-                <w:b/>
-                <w:bCs/>
-                <w:sz w:val="18"/>
-                <w:szCs w:val="18"/>
-              </w:rPr>
-              <w:t xml:space="preserve">Qué agrega</w:t>
-            </w:r>
-          </w:p>
-        </w:tc>
-      </w:tr>
-      <w:tr>
-        <w:trPr>
-          <w:tblHeader w:val="false"/>
-        </w:trPr>
-        <w:tc>
-          <w:tcPr>
-            <w:tcW w:type="dxa" w:w="4387"/>
-            <w:tcBorders>
-              <w:top w:val="single" w:color="D0D5DB" w:sz="4"/>
-              <w:left w:val="single" w:color="D0D5DB" w:sz="4"/>
-              <w:bottom w:val="single" w:color="D0D5DB" w:sz="4"/>
-              <w:right w:val="single" w:color="D0D5DB" w:sz="4"/>
-            </w:tcBorders>
-            <w:tcMar>
-              <w:top w:type="dxa" w:w="60"/>
-              <w:left w:type="dxa" w:w="100"/>
-              <w:bottom w:type="dxa" w:w="60"/>
-              <w:right w:type="dxa" w:w="100"/>
-            </w:tcMar>
-          </w:tcPr>
-          <w:p>
-            <w:pPr>
-              <w:jc w:val="left"/>
-            </w:pPr>
-            <w:r>
-              <w:rPr>
-                <w:rFonts w:ascii="Consolas" w:cs="Consolas" w:eastAsia="Consolas" w:hAnsi="Consolas"/>
-                <w:color w:val="5C152D"/>
-                <w:sz w:val="18"/>
-                <w:szCs w:val="18"/>
-              </w:rPr>
-              <w:t xml:space="preserve">paso3_seguimiento.sql</w:t>
-            </w:r>
-          </w:p>
-        </w:tc>
-        <w:tc>
-          <w:tcPr>
-            <w:tcW w:type="dxa" w:w="4973"/>
-            <w:tcBorders>
-              <w:top w:val="single" w:color="D0D5DB" w:sz="4"/>
-              <w:left w:val="single" w:color="D0D5DB" w:sz="4"/>
-              <w:bottom w:val="single" w:color="D0D5DB" w:sz="4"/>
-              <w:right w:val="single" w:color="D0D5DB" w:sz="4"/>
-            </w:tcBorders>
-            <w:tcMar>
-              <w:top w:type="dxa" w:w="60"/>
-              <w:left w:type="dxa" w:w="100"/>
-              <w:bottom w:type="dxa" w:w="60"/>
-              <w:right w:type="dxa" w:w="100"/>
-            </w:tcMar>
-          </w:tcPr>
-          <w:p>
-            <w:pPr>
-              <w:jc w:val="left"/>
-            </w:pPr>
-            <w:r>
-              <w:rPr>
-                <w:sz w:val="18"/>
-                <w:szCs w:val="18"/>
-              </w:rPr>
-              <w:t xml:space="preserve">Historial y comentarios de las incidencias</w:t>
-            </w:r>
-          </w:p>
-        </w:tc>
-      </w:tr>
-      <w:tr>
-        <w:trPr>
-          <w:tblHeader w:val="false"/>
-        </w:trPr>
-        <w:tc>
-          <w:tcPr>
-            <w:tcW w:type="dxa" w:w="4387"/>
-            <w:tcBorders>
-              <w:top w:val="single" w:color="D0D5DB" w:sz="4"/>
-              <w:left w:val="single" w:color="D0D5DB" w:sz="4"/>
-              <w:bottom w:val="single" w:color="D0D5DB" w:sz="4"/>
-              <w:right w:val="single" w:color="D0D5DB" w:sz="4"/>
-            </w:tcBorders>
-            <w:tcMar>
-              <w:top w:type="dxa" w:w="60"/>
-              <w:left w:type="dxa" w:w="100"/>
-              <w:bottom w:type="dxa" w:w="60"/>
-              <w:right w:type="dxa" w:w="100"/>
-            </w:tcMar>
-          </w:tcPr>
-          <w:p>
-            <w:pPr>
-              <w:jc w:val="left"/>
-            </w:pPr>
-            <w:r>
-              <w:rPr>
-                <w:rFonts w:ascii="Consolas" w:cs="Consolas" w:eastAsia="Consolas" w:hAnsi="Consolas"/>
-                <w:color w:val="5C152D"/>
-                <w:sz w:val="18"/>
-                <w:szCs w:val="18"/>
-              </w:rPr>
-              <w:t xml:space="preserve">paso4_notificaciones.sql</w:t>
-            </w:r>
-          </w:p>
-        </w:tc>
-        <w:tc>
-          <w:tcPr>
-            <w:tcW w:type="dxa" w:w="4973"/>
-            <w:tcBorders>
-              <w:top w:val="single" w:color="D0D5DB" w:sz="4"/>
-              <w:left w:val="single" w:color="D0D5DB" w:sz="4"/>
-              <w:bottom w:val="single" w:color="D0D5DB" w:sz="4"/>
-              <w:right w:val="single" w:color="D0D5DB" w:sz="4"/>
-            </w:tcBorders>
-            <w:tcMar>
-              <w:top w:type="dxa" w:w="60"/>
-              <w:left w:type="dxa" w:w="100"/>
-              <w:bottom w:type="dxa" w:w="60"/>
-              <w:right w:type="dxa" w:w="100"/>
-            </w:tcMar>
-          </w:tcPr>
-          <w:p>
-            <w:pPr>
-              <w:jc w:val="left"/>
-            </w:pPr>
-            <w:r>
-              <w:rPr>
-                <w:sz w:val="18"/>
-                <w:szCs w:val="18"/>
-              </w:rPr>
-              <w:t xml:space="preserve">Notificaciones dentro del sistema</w:t>
-            </w:r>
-          </w:p>
-        </w:tc>
-      </w:tr>
-      <w:tr>
-        <w:trPr>
-          <w:tblHeader w:val="false"/>
-        </w:trPr>
-        <w:tc>
-          <w:tcPr>
-            <w:tcW w:type="dxa" w:w="4387"/>
-            <w:tcBorders>
-              <w:top w:val="single" w:color="D0D5DB" w:sz="4"/>
-              <w:left w:val="single" w:color="D0D5DB" w:sz="4"/>
-              <w:bottom w:val="single" w:color="D0D5DB" w:sz="4"/>
-              <w:right w:val="single" w:color="D0D5DB" w:sz="4"/>
-            </w:tcBorders>
-            <w:tcMar>
-              <w:top w:type="dxa" w:w="60"/>
-              <w:left w:type="dxa" w:w="100"/>
-              <w:bottom w:type="dxa" w:w="60"/>
-              <w:right w:type="dxa" w:w="100"/>
-            </w:tcMar>
-          </w:tcPr>
-          <w:p>
-            <w:pPr>
-              <w:jc w:val="left"/>
-            </w:pPr>
-            <w:r>
-              <w:rPr>
-                <w:rFonts w:ascii="Consolas" w:cs="Consolas" w:eastAsia="Consolas" w:hAnsi="Consolas"/>
-                <w:color w:val="5C152D"/>
-                <w:sz w:val="18"/>
-                <w:szCs w:val="18"/>
-              </w:rPr>
-              <w:t xml:space="preserve">paso6_catalogos.sql</w:t>
-            </w:r>
-          </w:p>
-        </w:tc>
-        <w:tc>
-          <w:tcPr>
-            <w:tcW w:type="dxa" w:w="4973"/>
-            <w:tcBorders>
-              <w:top w:val="single" w:color="D0D5DB" w:sz="4"/>
-              <w:left w:val="single" w:color="D0D5DB" w:sz="4"/>
-              <w:bottom w:val="single" w:color="D0D5DB" w:sz="4"/>
-              <w:right w:val="single" w:color="D0D5DB" w:sz="4"/>
-            </w:tcBorders>
-            <w:tcMar>
-              <w:top w:type="dxa" w:w="60"/>
-              <w:left w:type="dxa" w:w="100"/>
-              <w:bottom w:type="dxa" w:w="60"/>
-              <w:right w:type="dxa" w:w="100"/>
-            </w:tcMar>
-          </w:tcPr>
-          <w:p>
-            <w:pPr>
-              <w:jc w:val="left"/>
-            </w:pPr>
-            <w:r>
-              <w:rPr>
-                <w:sz w:val="18"/>
-                <w:szCs w:val="18"/>
-              </w:rPr>
-              <w:t xml:space="preserve">Columna </w:t>
-            </w:r>
-            <w:r>
-              <w:rPr>
-                <w:rFonts w:ascii="Consolas" w:cs="Consolas" w:eastAsia="Consolas" w:hAnsi="Consolas"/>
-                <w:color w:val="5C152D"/>
-                <w:sz w:val="18"/>
-                <w:szCs w:val="18"/>
-              </w:rPr>
-              <w:t xml:space="preserve">activo</w:t>
-            </w:r>
-            <w:r>
-              <w:rPr>
-                <w:sz w:val="18"/>
-                <w:szCs w:val="18"/>
-              </w:rPr>
-              <w:t xml:space="preserve"> en prioridades</w:t>
-            </w:r>
-          </w:p>
-        </w:tc>
-      </w:tr>
-      <w:tr>
-        <w:trPr>
-          <w:tblHeader w:val="false"/>
-        </w:trPr>
-        <w:tc>
-          <w:tcPr>
-            <w:tcW w:type="dxa" w:w="4387"/>
-            <w:tcBorders>
-              <w:top w:val="single" w:color="D0D5DB" w:sz="4"/>
-              <w:left w:val="single" w:color="D0D5DB" w:sz="4"/>
-              <w:bottom w:val="single" w:color="D0D5DB" w:sz="4"/>
-              <w:right w:val="single" w:color="D0D5DB" w:sz="4"/>
-            </w:tcBorders>
-            <w:tcMar>
-              <w:top w:type="dxa" w:w="60"/>
-              <w:left w:type="dxa" w:w="100"/>
-              <w:bottom w:type="dxa" w:w="60"/>
-              <w:right w:type="dxa" w:w="100"/>
-            </w:tcMar>
-          </w:tcPr>
-          <w:p>
-            <w:pPr>
-              <w:jc w:val="left"/>
-            </w:pPr>
-            <w:r>
-              <w:rPr>
-                <w:rFonts w:ascii="Consolas" w:cs="Consolas" w:eastAsia="Consolas" w:hAnsi="Consolas"/>
-                <w:color w:val="5C152D"/>
-                <w:sz w:val="18"/>
-                <w:szCs w:val="18"/>
-              </w:rPr>
-              <w:t xml:space="preserve">paso7_evidencias.sql</w:t>
-            </w:r>
-          </w:p>
-        </w:tc>
-        <w:tc>
-          <w:tcPr>
-            <w:tcW w:type="dxa" w:w="4973"/>
-            <w:tcBorders>
-              <w:top w:val="single" w:color="D0D5DB" w:sz="4"/>
-              <w:left w:val="single" w:color="D0D5DB" w:sz="4"/>
-              <w:bottom w:val="single" w:color="D0D5DB" w:sz="4"/>
-              <w:right w:val="single" w:color="D0D5DB" w:sz="4"/>
-            </w:tcBorders>
-            <w:tcMar>
-              <w:top w:type="dxa" w:w="60"/>
-              <w:left w:type="dxa" w:w="100"/>
-              <w:bottom w:type="dxa" w:w="60"/>
-              <w:right w:type="dxa" w:w="100"/>
-            </w:tcMar>
-          </w:tcPr>
-          <w:p>
-            <w:pPr>
-              <w:jc w:val="left"/>
-            </w:pPr>
-            <w:r>
-              <w:rPr>
-                <w:sz w:val="18"/>
-                <w:szCs w:val="18"/>
-              </w:rPr>
-              <w:t xml:space="preserve">Evidencias (archivos adjuntos)</w:t>
-            </w:r>
-          </w:p>
-        </w:tc>
-      </w:tr>
-      <w:tr>
-        <w:trPr>
-          <w:tblHeader w:val="false"/>
-        </w:trPr>
-        <w:tc>
-          <w:tcPr>
-            <w:tcW w:type="dxa" w:w="4387"/>
-            <w:tcBorders>
-              <w:top w:val="single" w:color="D0D5DB" w:sz="4"/>
-              <w:left w:val="single" w:color="D0D5DB" w:sz="4"/>
-              <w:bottom w:val="single" w:color="D0D5DB" w:sz="4"/>
-              <w:right w:val="single" w:color="D0D5DB" w:sz="4"/>
-            </w:tcBorders>
-            <w:tcMar>
-              <w:top w:type="dxa" w:w="60"/>
-              <w:left w:type="dxa" w:w="100"/>
-              <w:bottom w:type="dxa" w:w="60"/>
-              <w:right w:type="dxa" w:w="100"/>
-            </w:tcMar>
-          </w:tcPr>
-          <w:p>
-            <w:pPr>
-              <w:jc w:val="left"/>
-            </w:pPr>
-            <w:r>
-              <w:rPr>
-                <w:rFonts w:ascii="Consolas" w:cs="Consolas" w:eastAsia="Consolas" w:hAnsi="Consolas"/>
-                <w:color w:val="5C152D"/>
-                <w:sz w:val="18"/>
-                <w:szCs w:val="18"/>
-              </w:rPr>
-              <w:t xml:space="preserve">paso8_recuperar_password.sql</w:t>
-            </w:r>
-          </w:p>
-        </w:tc>
-        <w:tc>
-          <w:tcPr>
-            <w:tcW w:type="dxa" w:w="4973"/>
-            <w:tcBorders>
-              <w:top w:val="single" w:color="D0D5DB" w:sz="4"/>
-              <w:left w:val="single" w:color="D0D5DB" w:sz="4"/>
-              <w:bottom w:val="single" w:color="D0D5DB" w:sz="4"/>
-              <w:right w:val="single" w:color="D0D5DB" w:sz="4"/>
-            </w:tcBorders>
-            <w:tcMar>
-              <w:top w:type="dxa" w:w="60"/>
-              <w:left w:type="dxa" w:w="100"/>
-              <w:bottom w:type="dxa" w:w="60"/>
-              <w:right w:type="dxa" w:w="100"/>
-            </w:tcMar>
-          </w:tcPr>
-          <w:p>
-            <w:pPr>
-              <w:jc w:val="left"/>
-            </w:pPr>
-            <w:r>
-              <w:rPr>
-                <w:sz w:val="18"/>
-                <w:szCs w:val="18"/>
-              </w:rPr>
-              <w:t xml:space="preserve">Enlaces para restablecer contraseña</w:t>
-            </w:r>
-          </w:p>
-        </w:tc>
-      </w:tr>
-      <w:tr>
-        <w:trPr>
-          <w:tblHeader w:val="false"/>
-        </w:trPr>
-        <w:tc>
-          <w:tcPr>
-            <w:tcW w:type="dxa" w:w="4387"/>
-            <w:tcBorders>
-              <w:top w:val="single" w:color="D0D5DB" w:sz="4"/>
-              <w:left w:val="single" w:color="D0D5DB" w:sz="4"/>
-              <w:bottom w:val="single" w:color="D0D5DB" w:sz="4"/>
-              <w:right w:val="single" w:color="D0D5DB" w:sz="4"/>
-            </w:tcBorders>
-            <w:tcMar>
-              <w:top w:type="dxa" w:w="60"/>
-              <w:left w:type="dxa" w:w="100"/>
-              <w:bottom w:type="dxa" w:w="60"/>
-              <w:right w:type="dxa" w:w="100"/>
-            </w:tcMar>
-          </w:tcPr>
-          <w:p>
-            <w:pPr>
-              <w:jc w:val="left"/>
-            </w:pPr>
-            <w:r>
-              <w:rPr>
-                <w:rFonts w:ascii="Consolas" w:cs="Consolas" w:eastAsia="Consolas" w:hAnsi="Consolas"/>
-                <w:color w:val="5C152D"/>
-                <w:sz w:val="18"/>
-                <w:szCs w:val="18"/>
-              </w:rPr>
-              <w:t xml:space="preserve">paso9_ticket.sql</w:t>
-            </w:r>
-          </w:p>
-        </w:tc>
-        <w:tc>
-          <w:tcPr>
-            <w:tcW w:type="dxa" w:w="4973"/>
-            <w:tcBorders>
-              <w:top w:val="single" w:color="D0D5DB" w:sz="4"/>
-              <w:left w:val="single" w:color="D0D5DB" w:sz="4"/>
-              <w:bottom w:val="single" w:color="D0D5DB" w:sz="4"/>
-              <w:right w:val="single" w:color="D0D5DB" w:sz="4"/>
-            </w:tcBorders>
-            <w:tcMar>
-              <w:top w:type="dxa" w:w="60"/>
-              <w:left w:type="dxa" w:w="100"/>
-              <w:bottom w:type="dxa" w:w="60"/>
-              <w:right w:type="dxa" w:w="100"/>
-            </w:tcMar>
-          </w:tcPr>
-          <w:p>
-            <w:pPr>
-              <w:jc w:val="left"/>
-            </w:pPr>
-            <w:r>
-              <w:rPr>
-                <w:sz w:val="18"/>
-                <w:szCs w:val="18"/>
-              </w:rPr>
-              <w:t xml:space="preserve">Carrera, teléfono de contacto y tiempo de atención por prioridad</w:t>
-            </w:r>
-          </w:p>
-        </w:tc>
-      </w:tr>
-      <w:tr>
-        <w:trPr>
-          <w:tblHeader w:val="false"/>
-        </w:trPr>
-        <w:tc>
-          <w:tcPr>
-            <w:tcW w:type="dxa" w:w="4387"/>
-            <w:tcBorders>
-              <w:top w:val="single" w:color="D0D5DB" w:sz="4"/>
-              <w:left w:val="single" w:color="D0D5DB" w:sz="4"/>
-              <w:bottom w:val="single" w:color="D0D5DB" w:sz="4"/>
-              <w:right w:val="single" w:color="D0D5DB" w:sz="4"/>
-            </w:tcBorders>
-            <w:tcMar>
-              <w:top w:type="dxa" w:w="60"/>
-              <w:left w:type="dxa" w:w="100"/>
-              <w:bottom w:type="dxa" w:w="60"/>
-              <w:right w:type="dxa" w:w="100"/>
-            </w:tcMar>
-          </w:tcPr>
-          <w:p>
-            <w:pPr>
-              <w:jc w:val="left"/>
-            </w:pPr>
-            <w:r>
-              <w:rPr>
-                <w:rFonts w:ascii="Consolas" w:cs="Consolas" w:eastAsia="Consolas" w:hAnsi="Consolas"/>
-                <w:color w:val="5C152D"/>
-                <w:sz w:val="18"/>
-                <w:szCs w:val="18"/>
-              </w:rPr>
-              <w:t xml:space="preserve">paso10_carreras.sql</w:t>
-            </w:r>
-          </w:p>
-        </w:tc>
-        <w:tc>
-          <w:tcPr>
-            <w:tcW w:type="dxa" w:w="4973"/>
-            <w:tcBorders>
-              <w:top w:val="single" w:color="D0D5DB" w:sz="4"/>
-              <w:left w:val="single" w:color="D0D5DB" w:sz="4"/>
-              <w:bottom w:val="single" w:color="D0D5DB" w:sz="4"/>
-              <w:right w:val="single" w:color="D0D5DB" w:sz="4"/>
-            </w:tcBorders>
-            <w:tcMar>
-              <w:top w:type="dxa" w:w="60"/>
-              <w:left w:type="dxa" w:w="100"/>
-              <w:bottom w:type="dxa" w:w="60"/>
-              <w:right w:type="dxa" w:w="100"/>
-            </w:tcMar>
-          </w:tcPr>
-          <w:p>
-            <w:pPr>
-              <w:jc w:val="left"/>
-            </w:pPr>
-            <w:r>
-              <w:rPr>
-                <w:i/>
-                <w:iCs/>
-                <w:sz w:val="18"/>
-                <w:szCs w:val="18"/>
-              </w:rPr>
-              <w:t xml:space="preserve">(Opcional)</w:t>
-            </w:r>
-            <w:r>
-              <w:rPr>
-                <w:sz w:val="18"/>
-                <w:szCs w:val="18"/>
-              </w:rPr>
-              <w:t xml:space="preserve"> Corrige carreras escritas a mano a su nombre oficial</w:t>
-            </w:r>
-          </w:p>
-        </w:tc>
-      </w:tr>
-    </w:tbl>
-    <w:p>
-      <w:pPr>
-        <w:spacing w:after="120"/>
-      </w:pPr>
-    </w:p>
-    <w:p>
-      <w:pPr>
-        <w:spacing w:after="120"/>
-      </w:pPr>
-      <w:r>
-        <w:t xml:space="preserve">Los pasos 1, 2 y 5 no tienen migración (no cambian la base de datos). Todas las migraciones se pueden ejecutar más de una vez sin duplicar datos.</w:t>
-      </w:r>
-    </w:p>
-    <w:p>
-      <w:pPr>
-        <w:pStyle w:val="Heading2"/>
-      </w:pPr>
-      <w:r>
-        <w:t xml:space="preserve">4. Configuración</w:t>
-      </w:r>
-    </w:p>
-    <w:p>
-      <w:pPr>
-        <w:pStyle w:val="Heading3"/>
-      </w:pPr>
-      <w:r>
-        <w:t xml:space="preserve">4.1 Archivos adjuntos (evidencias)</w:t>
+        <w:t xml:space="preserve">ADD COLUMN</w:t>
+      </w:r>
+      <w:r>
+        <w:rPr>
+          <w:i/>
+          <w:iCs/>
+          <w:color w:val="4B5563"/>
+        </w:rPr>
+        <w:t xml:space="preserve"> antes de ejecutarlas (esa forma solo existe en MariaDB). Ejecuta cada una solo una vez.</w:t>
       </w:r>
     </w:p>
     <w:p>
@@ -1717,79 +4041,21 @@
         <w:pStyle w:val="ListParagraph"/>
         <w:numPr>
           <w:ilvl w:val="0"/>
-          <w:numId w:val="3"/>
+          <w:numId w:val="19"/>
         </w:numPr>
         <w:spacing w:after="60"/>
       </w:pPr>
       <w:r>
-        <w:t xml:space="preserve">Los archivos se guardan en </w:t>
-      </w:r>
-      <w:r>
-        <w:rPr>
-          <w:rFonts w:ascii="Consolas" w:cs="Consolas" w:eastAsia="Consolas" w:hAnsi="Consolas"/>
-          <w:color w:val="5C152D"/>
-          <w:sz w:val="19"/>
-          <w:szCs w:val="19"/>
-        </w:rPr>
-        <w:t xml:space="preserve">storage/evidencias/</w:t>
-      </w:r>
-      <w:r>
-        <w:t xml:space="preserve">. La carpeta debe poder escribirse (en Windows no hay que hacer nada).</w:t>
-      </w:r>
-    </w:p>
-    <w:p>
-      <w:pPr>
-        <w:pStyle w:val="ListParagraph"/>
-        <w:numPr>
-          <w:ilvl w:val="0"/>
-          <w:numId w:val="3"/>
-        </w:numPr>
-        <w:spacing w:after="60"/>
-      </w:pPr>
-      <w:r>
-        <w:t xml:space="preserve">En </w:t>
-      </w:r>
-      <w:r>
-        <w:rPr>
-          <w:rFonts w:ascii="Consolas" w:cs="Consolas" w:eastAsia="Consolas" w:hAnsi="Consolas"/>
-          <w:color w:val="5C152D"/>
-          <w:sz w:val="19"/>
-          <w:szCs w:val="19"/>
-        </w:rPr>
-        <w:t xml:space="preserve">C:\xampp\php\php.ini</w:t>
-      </w:r>
-      <w:r>
-        <w:t xml:space="preserve"> verifica que:</w:t>
-      </w:r>
-    </w:p>
-    <w:p>
-      <w:pPr>
-        <w:shd w:fill="F4F5F7" w:color="auto" w:val="clear"/>
-        <w:spacing w:after="0" w:before="80"/>
-        <w:ind w:left="560"/>
-      </w:pPr>
-      <w:r>
-        <w:rPr>
-          <w:rFonts w:ascii="Consolas" w:cs="Consolas" w:eastAsia="Consolas" w:hAnsi="Consolas"/>
-          <w:sz w:val="15"/>
-          <w:szCs w:val="15"/>
-        </w:rPr>
-        <w:t xml:space="preserve">upload_max_filesize = 40M</w:t>
-      </w:r>
-    </w:p>
-    <w:p>
-      <w:pPr>
-        <w:shd w:fill="F4F5F7" w:color="auto" w:val="clear"/>
-        <w:spacing w:after="160" w:before="0"/>
-        <w:ind w:left="560"/>
-      </w:pPr>
-      <w:r>
-        <w:rPr>
-          <w:rFonts w:ascii="Consolas" w:cs="Consolas" w:eastAsia="Consolas" w:hAnsi="Consolas"/>
-          <w:sz w:val="15"/>
-          <w:szCs w:val="15"/>
-        </w:rPr>
-        <w:t xml:space="preserve">post_max_size = 40M</w:t>
+        <w:t xml:space="preserve">Revisa la Parte C.</w:t>
+      </w:r>
+    </w:p>
+    <w:p>
+      <w:pPr>
+        <w:pStyle w:val="Heading1"/>
+        <w:pageBreakBefore/>
+      </w:pPr>
+      <w:r>
+        <w:t xml:space="preserve">Guía de instalación</w:t>
       </w:r>
     </w:p>
     <w:p>
@@ -1797,407 +4063,7 @@
         <w:spacing w:after="120"/>
       </w:pPr>
       <w:r>
-        <w:t xml:space="preserve">(XAMPP ya trae esos valores; el sistema permite 5 archivos de 5 MB por envío).</w:t>
-      </w:r>
-    </w:p>
-    <w:p>
-      <w:pPr>
-        <w:pStyle w:val="ListParagraph"/>
-        <w:numPr>
-          <w:ilvl w:val="0"/>
-          <w:numId w:val="3"/>
-        </w:numPr>
-        <w:spacing w:after="60"/>
-      </w:pPr>
-      <w:r>
-        <w:rPr>
-          <w:rFonts w:ascii="Consolas" w:cs="Consolas" w:eastAsia="Consolas" w:hAnsi="Consolas"/>
-          <w:color w:val="5C152D"/>
-          <w:sz w:val="19"/>
-          <w:szCs w:val="19"/>
-        </w:rPr>
-        <w:t xml:space="preserve">storage/</w:t>
-      </w:r>
-      <w:r>
-        <w:t xml:space="preserve"> y </w:t>
-      </w:r>
-      <w:r>
-        <w:rPr>
-          <w:rFonts w:ascii="Consolas" w:cs="Consolas" w:eastAsia="Consolas" w:hAnsi="Consolas"/>
-          <w:color w:val="5C152D"/>
-          <w:sz w:val="19"/>
-          <w:szCs w:val="19"/>
-        </w:rPr>
-        <w:t xml:space="preserve">database/</w:t>
-      </w:r>
-      <w:r>
-        <w:t xml:space="preserve"> tienen un archivo </w:t>
-      </w:r>
-      <w:r>
-        <w:rPr>
-          <w:rFonts w:ascii="Consolas" w:cs="Consolas" w:eastAsia="Consolas" w:hAnsi="Consolas"/>
-          <w:color w:val="5C152D"/>
-          <w:sz w:val="19"/>
-          <w:szCs w:val="19"/>
-        </w:rPr>
-        <w:t xml:space="preserve">.htaccess</w:t>
-      </w:r>
-      <w:r>
-        <w:t xml:space="preserve"> que impide abrirlas desde el navegador. No lo borres.</w:t>
-      </w:r>
-    </w:p>
-    <w:p>
-      <w:pPr>
-        <w:pStyle w:val="Heading3"/>
-      </w:pPr>
-      <w:r>
-        <w:t xml:space="preserve">4.2 Datos de la institución y ticket en PDF</w:t>
-      </w:r>
-    </w:p>
-    <w:p>
-      <w:pPr>
-        <w:spacing w:after="120"/>
-      </w:pPr>
-      <w:r>
-        <w:t xml:space="preserve">Edita </w:t>
-      </w:r>
-      <w:r>
-        <w:rPr>
-          <w:rFonts w:ascii="Consolas" w:cs="Consolas" w:eastAsia="Consolas" w:hAnsi="Consolas"/>
-          <w:color w:val="5C152D"/>
-          <w:sz w:val="19"/>
-          <w:szCs w:val="19"/>
-        </w:rPr>
-        <w:t xml:space="preserve">app/config/institucion.php</w:t>
-      </w:r>
-      <w:r>
-        <w:t xml:space="preserve"> para cambiar:</w:t>
-      </w:r>
-    </w:p>
-    <w:p>
-      <w:pPr>
-        <w:pStyle w:val="ListParagraph"/>
-        <w:numPr>
-          <w:ilvl w:val="0"/>
-          <w:numId w:val="3"/>
-        </w:numPr>
-        <w:spacing w:after="60"/>
-      </w:pPr>
-      <w:r>
-        <w:t xml:space="preserve">Nombre, dirección y departamento que aparecen en el ticket.</w:t>
-      </w:r>
-    </w:p>
-    <w:p>
-      <w:pPr>
-        <w:pStyle w:val="ListParagraph"/>
-        <w:numPr>
-          <w:ilvl w:val="0"/>
-          <w:numId w:val="3"/>
-        </w:numPr>
-        <w:spacing w:after="60"/>
-      </w:pPr>
-      <w:r>
-        <w:t xml:space="preserve">La lista oficial de </w:t>
-      </w:r>
-      <w:r>
-        <w:rPr>
-          <w:b/>
-          <w:bCs/>
-        </w:rPr>
-        <w:t xml:space="preserve">carreras</w:t>
-      </w:r>
-      <w:r>
-        <w:t xml:space="preserve">.</w:t>
-      </w:r>
-    </w:p>
-    <w:p>
-      <w:pPr>
-        <w:pStyle w:val="ListParagraph"/>
-        <w:numPr>
-          <w:ilvl w:val="0"/>
-          <w:numId w:val="3"/>
-        </w:numPr>
-        <w:spacing w:after="60"/>
-      </w:pPr>
-      <w:r>
-        <w:t xml:space="preserve">Las leyendas ("Conserve este ticket para garantía", firmas, "Gracias por su visita").</w:t>
-      </w:r>
-    </w:p>
-    <w:p>
-      <w:pPr>
-        <w:spacing w:after="120"/>
-      </w:pPr>
-      <w:r>
-        <w:t xml:space="preserve">Para que el ticket lleve el logo, guarda la imagen como </w:t>
-      </w:r>
-      <w:r>
-        <w:rPr>
-          <w:rFonts w:ascii="Consolas" w:cs="Consolas" w:eastAsia="Consolas" w:hAnsi="Consolas"/>
-          <w:color w:val="5C152D"/>
-          <w:sz w:val="19"/>
-          <w:szCs w:val="19"/>
-        </w:rPr>
-        <w:t xml:space="preserve">public/img/logo.png</w:t>
-      </w:r>
-      <w:r>
-        <w:t xml:space="preserve"> (o </w:t>
-      </w:r>
-      <w:r>
-        <w:rPr>
-          <w:rFonts w:ascii="Consolas" w:cs="Consolas" w:eastAsia="Consolas" w:hAnsi="Consolas"/>
-          <w:color w:val="5C152D"/>
-          <w:sz w:val="19"/>
-          <w:szCs w:val="19"/>
-        </w:rPr>
-        <w:t xml:space="preserve">logo.jpg</w:t>
-      </w:r>
-      <w:r>
-        <w:t xml:space="preserve">).</w:t>
-      </w:r>
-    </w:p>
-    <w:p>
-      <w:pPr>
-        <w:pStyle w:val="Heading3"/>
-      </w:pPr>
-      <w:r>
-        <w:t xml:space="preserve">4.3 Envío de correos (opcional)</w:t>
-      </w:r>
-    </w:p>
-    <w:p>
-      <w:pPr>
-        <w:spacing w:after="120"/>
-      </w:pPr>
-      <w:r>
-        <w:t xml:space="preserve">Sin configurar nada, la recuperación de contraseña funciona </w:t>
-      </w:r>
-      <w:r>
-        <w:rPr>
-          <w:b/>
-          <w:bCs/>
-        </w:rPr>
-        <w:t xml:space="preserve">a través del Administrador</w:t>
-      </w:r>
-      <w:r>
-        <w:t xml:space="preserve"> (él genera el enlace). Para que el enlace llegue por correo:</w:t>
-      </w:r>
-    </w:p>
-    <w:p>
-      <w:pPr>
-        <w:pStyle w:val="ListParagraph"/>
-        <w:numPr>
-          <w:ilvl w:val="0"/>
-          <w:numId w:val="4"/>
-        </w:numPr>
-        <w:spacing w:after="60"/>
-      </w:pPr>
-      <w:r>
-        <w:t xml:space="preserve">En la cuenta de Gmail que enviará los correos, activa la verificación en dos pasos y crea una </w:t>
-      </w:r>
-      <w:r>
-        <w:rPr>
-          <w:b/>
-          <w:bCs/>
-        </w:rPr>
-        <w:t xml:space="preserve">contraseña de aplicación</w:t>
-      </w:r>
-      <w:r>
-        <w:t xml:space="preserve"> en </w:t>
-      </w:r>
-      <w:hyperlink w:history="1" r:id="rId6v6fvxtngrjmr31sxoeoj">
-        <w:r>
-          <w:rPr>
-            <w:rStyle w:val="Hyperlink"/>
-          </w:rPr>
-          <w:t xml:space="preserve">https://myaccount.google.com/apppasswords</w:t>
-        </w:r>
-      </w:hyperlink>
-      <w:r>
-        <w:t xml:space="preserve">.</w:t>
-      </w:r>
-    </w:p>
-    <w:p>
-      <w:pPr>
-        <w:pStyle w:val="ListParagraph"/>
-        <w:numPr>
-          <w:ilvl w:val="0"/>
-          <w:numId w:val="4"/>
-        </w:numPr>
-        <w:spacing w:after="60"/>
-      </w:pPr>
-      <w:r>
-        <w:t xml:space="preserve">Crea el archivo </w:t>
-      </w:r>
-      <w:r>
-        <w:rPr>
-          <w:rFonts w:ascii="Consolas" w:cs="Consolas" w:eastAsia="Consolas" w:hAnsi="Consolas"/>
-          <w:color w:val="5C152D"/>
-          <w:sz w:val="19"/>
-          <w:szCs w:val="19"/>
-        </w:rPr>
-        <w:t xml:space="preserve">app/config/correo.local.php</w:t>
-      </w:r>
-      <w:r>
-        <w:t xml:space="preserve"> (no se sube a GitHub):</w:t>
-      </w:r>
-    </w:p>
-    <w:p>
-      <w:pPr>
-        <w:shd w:fill="F4F5F7" w:color="auto" w:val="clear"/>
-        <w:spacing w:after="0" w:before="80"/>
-        <w:ind w:left="560"/>
-      </w:pPr>
-      <w:r>
-        <w:rPr>
-          <w:rFonts w:ascii="Consolas" w:cs="Consolas" w:eastAsia="Consolas" w:hAnsi="Consolas"/>
-          <w:sz w:val="15"/>
-          <w:szCs w:val="15"/>
-        </w:rPr>
-        <w:t xml:space="preserve">&lt;?php</w:t>
-      </w:r>
-    </w:p>
-    <w:p>
-      <w:pPr>
-        <w:shd w:fill="F4F5F7" w:color="auto" w:val="clear"/>
-        <w:spacing w:after="0" w:before="0"/>
-        <w:ind w:left="560"/>
-      </w:pPr>
-      <w:r>
-        <w:rPr>
-          <w:rFonts w:ascii="Consolas" w:cs="Consolas" w:eastAsia="Consolas" w:hAnsi="Consolas"/>
-          <w:sz w:val="15"/>
-          <w:szCs w:val="15"/>
-        </w:rPr>
-        <w:t xml:space="preserve">return [</w:t>
-      </w:r>
-    </w:p>
-    <w:p>
-      <w:pPr>
-        <w:shd w:fill="F4F5F7" w:color="auto" w:val="clear"/>
-        <w:spacing w:after="0" w:before="0"/>
-        <w:ind w:left="560"/>
-      </w:pPr>
-      <w:r>
-        <w:rPr>
-          <w:rFonts w:ascii="Consolas" w:cs="Consolas" w:eastAsia="Consolas" w:hAnsi="Consolas"/>
-          <w:sz w:val="15"/>
-          <w:szCs w:val="15"/>
-        </w:rPr>
-        <w:t xml:space="preserve">    "habilitado" =&gt; true,</w:t>
-      </w:r>
-    </w:p>
-    <w:p>
-      <w:pPr>
-        <w:shd w:fill="F4F5F7" w:color="auto" w:val="clear"/>
-        <w:spacing w:after="0" w:before="0"/>
-        <w:ind w:left="560"/>
-      </w:pPr>
-      <w:r>
-        <w:rPr>
-          <w:rFonts w:ascii="Consolas" w:cs="Consolas" w:eastAsia="Consolas" w:hAnsi="Consolas"/>
-          <w:sz w:val="15"/>
-          <w:szCs w:val="15"/>
-        </w:rPr>
-        <w:t xml:space="preserve">    "usuario"    =&gt; "cuenta@gmail.com",</w:t>
-      </w:r>
-    </w:p>
-    <w:p>
-      <w:pPr>
-        <w:shd w:fill="F4F5F7" w:color="auto" w:val="clear"/>
-        <w:spacing w:after="0" w:before="0"/>
-        <w:ind w:left="560"/>
-      </w:pPr>
-      <w:r>
-        <w:rPr>
-          <w:rFonts w:ascii="Consolas" w:cs="Consolas" w:eastAsia="Consolas" w:hAnsi="Consolas"/>
-          <w:sz w:val="15"/>
-          <w:szCs w:val="15"/>
-        </w:rPr>
-        <w:t xml:space="preserve">    "password"   =&gt; "xxxx xxxx xxxx xxxx",</w:t>
-      </w:r>
-    </w:p>
-    <w:p>
-      <w:pPr>
-        <w:shd w:fill="F4F5F7" w:color="auto" w:val="clear"/>
-        <w:spacing w:after="0" w:before="0"/>
-        <w:ind w:left="560"/>
-      </w:pPr>
-      <w:r>
-        <w:rPr>
-          <w:rFonts w:ascii="Consolas" w:cs="Consolas" w:eastAsia="Consolas" w:hAnsi="Consolas"/>
-          <w:sz w:val="15"/>
-          <w:szCs w:val="15"/>
-        </w:rPr>
-        <w:t xml:space="preserve">    "remitente"  =&gt; "cuenta@gmail.com",</w:t>
-      </w:r>
-    </w:p>
-    <w:p>
-      <w:pPr>
-        <w:shd w:fill="F4F5F7" w:color="auto" w:val="clear"/>
-        <w:spacing w:after="0" w:before="0"/>
-        <w:ind w:left="560"/>
-      </w:pPr>
-      <w:r>
-        <w:rPr>
-          <w:rFonts w:ascii="Consolas" w:cs="Consolas" w:eastAsia="Consolas" w:hAnsi="Consolas"/>
-          <w:sz w:val="15"/>
-          <w:szCs w:val="15"/>
-        </w:rPr>
-        <w:t xml:space="preserve">    "url_base"   =&gt; "http://localhost/sistema-incidencias/public",</w:t>
-      </w:r>
-    </w:p>
-    <w:p>
-      <w:pPr>
-        <w:shd w:fill="F4F5F7" w:color="auto" w:val="clear"/>
-        <w:spacing w:after="160" w:before="0"/>
-        <w:ind w:left="560"/>
-      </w:pPr>
-      <w:r>
-        <w:rPr>
-          <w:rFonts w:ascii="Consolas" w:cs="Consolas" w:eastAsia="Consolas" w:hAnsi="Consolas"/>
-          <w:sz w:val="15"/>
-          <w:szCs w:val="15"/>
-        </w:rPr>
-        <w:t xml:space="preserve">];</w:t>
-      </w:r>
-    </w:p>
-    <w:p>
-      <w:pPr>
-        <w:pStyle w:val="ListParagraph"/>
-        <w:numPr>
-          <w:ilvl w:val="0"/>
-          <w:numId w:val="4"/>
-        </w:numPr>
-        <w:spacing w:after="60"/>
-      </w:pPr>
-      <w:r>
-        <w:t xml:space="preserve">Si aparece un error de certificado, agrega en </w:t>
-      </w:r>
-      <w:r>
-        <w:rPr>
-          <w:rFonts w:ascii="Consolas" w:cs="Consolas" w:eastAsia="Consolas" w:hAnsi="Consolas"/>
-          <w:color w:val="5C152D"/>
-          <w:sz w:val="19"/>
-          <w:szCs w:val="19"/>
-        </w:rPr>
-        <w:t xml:space="preserve">php.ini</w:t>
-      </w:r>
-      <w:r>
-        <w:t xml:space="preserve"> y reinicia Apache:</w:t>
-      </w:r>
-    </w:p>
-    <w:p>
-      <w:pPr>
-        <w:shd w:fill="F4F5F7" w:color="auto" w:val="clear"/>
-        <w:spacing w:after="160" w:before="80"/>
-        <w:ind w:left="560"/>
-      </w:pPr>
-      <w:r>
-        <w:rPr>
-          <w:rFonts w:ascii="Consolas" w:cs="Consolas" w:eastAsia="Consolas" w:hAnsi="Consolas"/>
-          <w:sz w:val="15"/>
-          <w:szCs w:val="15"/>
-        </w:rPr>
-        <w:t xml:space="preserve">openssl.cafile = "C:\xampp\apache\bin\curl-ca-bundle.crt"</w:t>
+        <w:t xml:space="preserve">Sistema de Gestión de Incidencias · Departamento de Ciencias Básicas · TESCHI</w:t>
       </w:r>
     </w:p>
     <w:p>
@@ -2205,93 +4071,7 @@
         <w:pStyle w:val="Heading2"/>
       </w:pPr>
       <w:r>
-        <w:t xml:space="preserve">5. Respaldos</w:t>
-      </w:r>
-    </w:p>
-    <w:p>
-      <w:pPr>
-        <w:spacing w:after="120"/>
-      </w:pPr>
-      <w:r>
-        <w:t xml:space="preserve">Respalda </w:t>
-      </w:r>
-      <w:r>
-        <w:rPr>
-          <w:b/>
-          <w:bCs/>
-        </w:rPr>
-        <w:t xml:space="preserve">ambas</w:t>
-      </w:r>
-      <w:r>
-        <w:t xml:space="preserve"> cosas:</w:t>
-      </w:r>
-    </w:p>
-    <w:p>
-      <w:pPr>
-        <w:pStyle w:val="ListParagraph"/>
-        <w:numPr>
-          <w:ilvl w:val="0"/>
-          <w:numId w:val="5"/>
-        </w:numPr>
-        <w:spacing w:after="60"/>
-      </w:pPr>
-      <w:r>
-        <w:t xml:space="preserve">La base de datos: phpMyAdmin → </w:t>
-      </w:r>
-      <w:r>
-        <w:rPr>
-          <w:rFonts w:ascii="Consolas" w:cs="Consolas" w:eastAsia="Consolas" w:hAnsi="Consolas"/>
-          <w:color w:val="5C152D"/>
-          <w:sz w:val="19"/>
-          <w:szCs w:val="19"/>
-        </w:rPr>
-        <w:t xml:space="preserve">sistema_incidencias</w:t>
-      </w:r>
-      <w:r>
-        <w:t xml:space="preserve"> → </w:t>
-      </w:r>
-      <w:r>
-        <w:rPr>
-          <w:b/>
-          <w:bCs/>
-        </w:rPr>
-        <w:t xml:space="preserve">Exportar</w:t>
-      </w:r>
-      <w:r>
-        <w:t xml:space="preserve"> → SQL.</w:t>
-      </w:r>
-    </w:p>
-    <w:p>
-      <w:pPr>
-        <w:pStyle w:val="ListParagraph"/>
-        <w:numPr>
-          <w:ilvl w:val="0"/>
-          <w:numId w:val="5"/>
-        </w:numPr>
-        <w:spacing w:after="60"/>
-      </w:pPr>
-      <w:r>
-        <w:t xml:space="preserve">La carpeta </w:t>
-      </w:r>
-      <w:r>
-        <w:rPr>
-          <w:rFonts w:ascii="Consolas" w:cs="Consolas" w:eastAsia="Consolas" w:hAnsi="Consolas"/>
-          <w:color w:val="5C152D"/>
-          <w:sz w:val="19"/>
-          <w:szCs w:val="19"/>
-        </w:rPr>
-        <w:t xml:space="preserve">storage/evidencias/</w:t>
-      </w:r>
-      <w:r>
-        <w:t xml:space="preserve"> (fotos y PDF adjuntos por los usuarios).</w:t>
-      </w:r>
-    </w:p>
-    <w:p>
-      <w:pPr>
-        <w:pStyle w:val="Heading2"/>
-      </w:pPr>
-      <w:r>
-        <w:t xml:space="preserve">6. Solución de problemas</w:t>
+        <w:t xml:space="preserve">1. Requisitos</w:t>
       </w:r>
     </w:p>
     <w:tbl>
@@ -2343,6 +4123,2288 @@
                 <w:sz w:val="18"/>
                 <w:szCs w:val="18"/>
               </w:rPr>
+              <w:t xml:space="preserve">Componente</w:t>
+            </w:r>
+          </w:p>
+        </w:tc>
+        <w:tc>
+          <w:tcPr>
+            <w:tcW w:type="dxa" w:w="3120"/>
+            <w:tcBorders>
+              <w:top w:val="single" w:color="D0D5DB" w:sz="4"/>
+              <w:left w:val="single" w:color="D0D5DB" w:sz="4"/>
+              <w:bottom w:val="single" w:color="D0D5DB" w:sz="4"/>
+              <w:right w:val="single" w:color="D0D5DB" w:sz="4"/>
+            </w:tcBorders>
+            <w:shd w:fill="F1E6EA" w:color="auto" w:val="clear"/>
+            <w:tcMar>
+              <w:top w:type="dxa" w:w="60"/>
+              <w:left w:type="dxa" w:w="100"/>
+              <w:bottom w:type="dxa" w:w="60"/>
+              <w:right w:type="dxa" w:w="100"/>
+            </w:tcMar>
+          </w:tcPr>
+          <w:p>
+            <w:pPr>
+              <w:jc w:val="left"/>
+            </w:pPr>
+            <w:r>
+              <w:rPr>
+                <w:b/>
+                <w:bCs/>
+                <w:sz w:val="18"/>
+                <w:szCs w:val="18"/>
+              </w:rPr>
+              <w:t xml:space="preserve">Versión mínima</w:t>
+            </w:r>
+          </w:p>
+        </w:tc>
+        <w:tc>
+          <w:tcPr>
+            <w:tcW w:type="dxa" w:w="3120"/>
+            <w:tcBorders>
+              <w:top w:val="single" w:color="D0D5DB" w:sz="4"/>
+              <w:left w:val="single" w:color="D0D5DB" w:sz="4"/>
+              <w:bottom w:val="single" w:color="D0D5DB" w:sz="4"/>
+              <w:right w:val="single" w:color="D0D5DB" w:sz="4"/>
+            </w:tcBorders>
+            <w:shd w:fill="F1E6EA" w:color="auto" w:val="clear"/>
+            <w:tcMar>
+              <w:top w:type="dxa" w:w="60"/>
+              <w:left w:type="dxa" w:w="100"/>
+              <w:bottom w:type="dxa" w:w="60"/>
+              <w:right w:type="dxa" w:w="100"/>
+            </w:tcMar>
+          </w:tcPr>
+          <w:p>
+            <w:pPr>
+              <w:jc w:val="left"/>
+            </w:pPr>
+            <w:r>
+              <w:rPr>
+                <w:b/>
+                <w:bCs/>
+                <w:sz w:val="18"/>
+                <w:szCs w:val="18"/>
+              </w:rPr>
+              <w:t xml:space="preserve">Notas</w:t>
+            </w:r>
+          </w:p>
+        </w:tc>
+      </w:tr>
+      <w:tr>
+        <w:trPr>
+          <w:tblHeader w:val="false"/>
+        </w:trPr>
+        <w:tc>
+          <w:tcPr>
+            <w:tcW w:type="dxa" w:w="3120"/>
+            <w:tcBorders>
+              <w:top w:val="single" w:color="D0D5DB" w:sz="4"/>
+              <w:left w:val="single" w:color="D0D5DB" w:sz="4"/>
+              <w:bottom w:val="single" w:color="D0D5DB" w:sz="4"/>
+              <w:right w:val="single" w:color="D0D5DB" w:sz="4"/>
+            </w:tcBorders>
+            <w:tcMar>
+              <w:top w:type="dxa" w:w="60"/>
+              <w:left w:type="dxa" w:w="100"/>
+              <w:bottom w:type="dxa" w:w="60"/>
+              <w:right w:type="dxa" w:w="100"/>
+            </w:tcMar>
+          </w:tcPr>
+          <w:p>
+            <w:pPr>
+              <w:jc w:val="left"/>
+            </w:pPr>
+            <w:r>
+              <w:rPr>
+                <w:sz w:val="18"/>
+                <w:szCs w:val="18"/>
+              </w:rPr>
+              <w:t xml:space="preserve">XAMPP (Apache + MariaDB + PHP) o hosting</w:t>
+            </w:r>
+          </w:p>
+        </w:tc>
+        <w:tc>
+          <w:tcPr>
+            <w:tcW w:type="dxa" w:w="3120"/>
+            <w:tcBorders>
+              <w:top w:val="single" w:color="D0D5DB" w:sz="4"/>
+              <w:left w:val="single" w:color="D0D5DB" w:sz="4"/>
+              <w:bottom w:val="single" w:color="D0D5DB" w:sz="4"/>
+              <w:right w:val="single" w:color="D0D5DB" w:sz="4"/>
+            </w:tcBorders>
+            <w:tcMar>
+              <w:top w:type="dxa" w:w="60"/>
+              <w:left w:type="dxa" w:w="100"/>
+              <w:bottom w:type="dxa" w:w="60"/>
+              <w:right w:type="dxa" w:w="100"/>
+            </w:tcMar>
+          </w:tcPr>
+          <w:p>
+            <w:pPr>
+              <w:jc w:val="left"/>
+            </w:pPr>
+            <w:r>
+              <w:rPr>
+                <w:sz w:val="18"/>
+                <w:szCs w:val="18"/>
+              </w:rPr>
+              <w:t xml:space="preserve">PHP 8.0 o superior; MariaDB 10.4+ o MySQL 5.7/8</w:t>
+            </w:r>
+          </w:p>
+        </w:tc>
+        <w:tc>
+          <w:tcPr>
+            <w:tcW w:type="dxa" w:w="3120"/>
+            <w:tcBorders>
+              <w:top w:val="single" w:color="D0D5DB" w:sz="4"/>
+              <w:left w:val="single" w:color="D0D5DB" w:sz="4"/>
+              <w:bottom w:val="single" w:color="D0D5DB" w:sz="4"/>
+              <w:right w:val="single" w:color="D0D5DB" w:sz="4"/>
+            </w:tcBorders>
+            <w:tcMar>
+              <w:top w:type="dxa" w:w="60"/>
+              <w:left w:type="dxa" w:w="100"/>
+              <w:bottom w:type="dxa" w:w="60"/>
+              <w:right w:type="dxa" w:w="100"/>
+            </w:tcMar>
+          </w:tcPr>
+          <w:p>
+            <w:pPr>
+              <w:jc w:val="left"/>
+            </w:pPr>
+            <w:r>
+              <w:rPr>
+                <w:sz w:val="18"/>
+                <w:szCs w:val="18"/>
+              </w:rPr>
+              <w:t xml:space="preserve">Probado con PHP 8.4, MariaDB 10.11 y Apache 2.4</w:t>
+            </w:r>
+          </w:p>
+        </w:tc>
+      </w:tr>
+      <w:tr>
+        <w:trPr>
+          <w:tblHeader w:val="false"/>
+        </w:trPr>
+        <w:tc>
+          <w:tcPr>
+            <w:tcW w:type="dxa" w:w="3120"/>
+            <w:tcBorders>
+              <w:top w:val="single" w:color="D0D5DB" w:sz="4"/>
+              <w:left w:val="single" w:color="D0D5DB" w:sz="4"/>
+              <w:bottom w:val="single" w:color="D0D5DB" w:sz="4"/>
+              <w:right w:val="single" w:color="D0D5DB" w:sz="4"/>
+            </w:tcBorders>
+            <w:tcMar>
+              <w:top w:type="dxa" w:w="60"/>
+              <w:left w:type="dxa" w:w="100"/>
+              <w:bottom w:type="dxa" w:w="60"/>
+              <w:right w:type="dxa" w:w="100"/>
+            </w:tcMar>
+          </w:tcPr>
+          <w:p>
+            <w:pPr>
+              <w:jc w:val="left"/>
+            </w:pPr>
+            <w:r>
+              <w:rPr>
+                <w:sz w:val="18"/>
+                <w:szCs w:val="18"/>
+              </w:rPr>
+              <w:t xml:space="preserve">Extensiones de PHP</w:t>
+            </w:r>
+          </w:p>
+        </w:tc>
+        <w:tc>
+          <w:tcPr>
+            <w:tcW w:type="dxa" w:w="3120"/>
+            <w:tcBorders>
+              <w:top w:val="single" w:color="D0D5DB" w:sz="4"/>
+              <w:left w:val="single" w:color="D0D5DB" w:sz="4"/>
+              <w:bottom w:val="single" w:color="D0D5DB" w:sz="4"/>
+              <w:right w:val="single" w:color="D0D5DB" w:sz="4"/>
+            </w:tcBorders>
+            <w:tcMar>
+              <w:top w:type="dxa" w:w="60"/>
+              <w:left w:type="dxa" w:w="100"/>
+              <w:bottom w:type="dxa" w:w="60"/>
+              <w:right w:type="dxa" w:w="100"/>
+            </w:tcMar>
+          </w:tcPr>
+          <w:p>
+            <w:pPr>
+              <w:jc w:val="left"/>
+            </w:pPr>
+            <w:r>
+              <w:rPr>
+                <w:rFonts w:ascii="Consolas" w:cs="Consolas" w:eastAsia="Consolas" w:hAnsi="Consolas"/>
+                <w:color w:val="5C152D"/>
+                <w:sz w:val="18"/>
+                <w:szCs w:val="18"/>
+              </w:rPr>
+              <w:t xml:space="preserve">pdo_mysql</w:t>
+            </w:r>
+            <w:r>
+              <w:rPr>
+                <w:sz w:val="18"/>
+                <w:szCs w:val="18"/>
+              </w:rPr>
+              <w:t xml:space="preserve">, </w:t>
+            </w:r>
+            <w:r>
+              <w:rPr>
+                <w:rFonts w:ascii="Consolas" w:cs="Consolas" w:eastAsia="Consolas" w:hAnsi="Consolas"/>
+                <w:color w:val="5C152D"/>
+                <w:sz w:val="18"/>
+                <w:szCs w:val="18"/>
+              </w:rPr>
+              <w:t xml:space="preserve">mbstring</w:t>
+            </w:r>
+            <w:r>
+              <w:rPr>
+                <w:sz w:val="18"/>
+                <w:szCs w:val="18"/>
+              </w:rPr>
+              <w:t xml:space="preserve">, </w:t>
+            </w:r>
+            <w:r>
+              <w:rPr>
+                <w:rFonts w:ascii="Consolas" w:cs="Consolas" w:eastAsia="Consolas" w:hAnsi="Consolas"/>
+                <w:color w:val="5C152D"/>
+                <w:sz w:val="18"/>
+                <w:szCs w:val="18"/>
+              </w:rPr>
+              <w:t xml:space="preserve">fileinfo</w:t>
+            </w:r>
+            <w:r>
+              <w:rPr>
+                <w:sz w:val="18"/>
+                <w:szCs w:val="18"/>
+              </w:rPr>
+              <w:t xml:space="preserve">, </w:t>
+            </w:r>
+            <w:r>
+              <w:rPr>
+                <w:rFonts w:ascii="Consolas" w:cs="Consolas" w:eastAsia="Consolas" w:hAnsi="Consolas"/>
+                <w:color w:val="5C152D"/>
+                <w:sz w:val="18"/>
+                <w:szCs w:val="18"/>
+              </w:rPr>
+              <w:t xml:space="preserve">iconv</w:t>
+            </w:r>
+          </w:p>
+        </w:tc>
+        <w:tc>
+          <w:tcPr>
+            <w:tcW w:type="dxa" w:w="3120"/>
+            <w:tcBorders>
+              <w:top w:val="single" w:color="D0D5DB" w:sz="4"/>
+              <w:left w:val="single" w:color="D0D5DB" w:sz="4"/>
+              <w:bottom w:val="single" w:color="D0D5DB" w:sz="4"/>
+              <w:right w:val="single" w:color="D0D5DB" w:sz="4"/>
+            </w:tcBorders>
+            <w:tcMar>
+              <w:top w:type="dxa" w:w="60"/>
+              <w:left w:type="dxa" w:w="100"/>
+              <w:bottom w:type="dxa" w:w="60"/>
+              <w:right w:type="dxa" w:w="100"/>
+            </w:tcMar>
+          </w:tcPr>
+          <w:p>
+            <w:pPr>
+              <w:jc w:val="left"/>
+            </w:pPr>
+            <w:r>
+              <w:rPr>
+                <w:sz w:val="18"/>
+                <w:szCs w:val="18"/>
+              </w:rPr>
+              <w:t xml:space="preserve">Vienen activas en XAMPP</w:t>
+            </w:r>
+          </w:p>
+        </w:tc>
+      </w:tr>
+      <w:tr>
+        <w:trPr>
+          <w:tblHeader w:val="false"/>
+        </w:trPr>
+        <w:tc>
+          <w:tcPr>
+            <w:tcW w:type="dxa" w:w="3120"/>
+            <w:tcBorders>
+              <w:top w:val="single" w:color="D0D5DB" w:sz="4"/>
+              <w:left w:val="single" w:color="D0D5DB" w:sz="4"/>
+              <w:bottom w:val="single" w:color="D0D5DB" w:sz="4"/>
+              <w:right w:val="single" w:color="D0D5DB" w:sz="4"/>
+            </w:tcBorders>
+            <w:tcMar>
+              <w:top w:type="dxa" w:w="60"/>
+              <w:left w:type="dxa" w:w="100"/>
+              <w:bottom w:type="dxa" w:w="60"/>
+              <w:right w:type="dxa" w:w="100"/>
+            </w:tcMar>
+          </w:tcPr>
+          <w:p>
+            <w:pPr>
+              <w:jc w:val="left"/>
+            </w:pPr>
+            <w:r>
+              <w:rPr>
+                <w:sz w:val="18"/>
+                <w:szCs w:val="18"/>
+              </w:rPr>
+              <w:t xml:space="preserve">Extensión </w:t>
+            </w:r>
+            <w:r>
+              <w:rPr>
+                <w:rFonts w:ascii="Consolas" w:cs="Consolas" w:eastAsia="Consolas" w:hAnsi="Consolas"/>
+                <w:color w:val="5C152D"/>
+                <w:sz w:val="18"/>
+                <w:szCs w:val="18"/>
+              </w:rPr>
+              <w:t xml:space="preserve">openssl</w:t>
+            </w:r>
+          </w:p>
+        </w:tc>
+        <w:tc>
+          <w:tcPr>
+            <w:tcW w:type="dxa" w:w="3120"/>
+            <w:tcBorders>
+              <w:top w:val="single" w:color="D0D5DB" w:sz="4"/>
+              <w:left w:val="single" w:color="D0D5DB" w:sz="4"/>
+              <w:bottom w:val="single" w:color="D0D5DB" w:sz="4"/>
+              <w:right w:val="single" w:color="D0D5DB" w:sz="4"/>
+            </w:tcBorders>
+            <w:tcMar>
+              <w:top w:type="dxa" w:w="60"/>
+              <w:left w:type="dxa" w:w="100"/>
+              <w:bottom w:type="dxa" w:w="60"/>
+              <w:right w:type="dxa" w:w="100"/>
+            </w:tcMar>
+          </w:tcPr>
+          <w:p>
+            <w:pPr>
+              <w:jc w:val="left"/>
+            </w:pPr>
+            <w:r>
+              <w:rPr>
+                <w:sz w:val="18"/>
+                <w:szCs w:val="18"/>
+              </w:rPr>
+              <w:t xml:space="preserve">—</w:t>
+            </w:r>
+          </w:p>
+        </w:tc>
+        <w:tc>
+          <w:tcPr>
+            <w:tcW w:type="dxa" w:w="3120"/>
+            <w:tcBorders>
+              <w:top w:val="single" w:color="D0D5DB" w:sz="4"/>
+              <w:left w:val="single" w:color="D0D5DB" w:sz="4"/>
+              <w:bottom w:val="single" w:color="D0D5DB" w:sz="4"/>
+              <w:right w:val="single" w:color="D0D5DB" w:sz="4"/>
+            </w:tcBorders>
+            <w:tcMar>
+              <w:top w:type="dxa" w:w="60"/>
+              <w:left w:type="dxa" w:w="100"/>
+              <w:bottom w:type="dxa" w:w="60"/>
+              <w:right w:type="dxa" w:w="100"/>
+            </w:tcMar>
+          </w:tcPr>
+          <w:p>
+            <w:pPr>
+              <w:jc w:val="left"/>
+            </w:pPr>
+            <w:r>
+              <w:rPr>
+                <w:sz w:val="18"/>
+                <w:szCs w:val="18"/>
+              </w:rPr>
+              <w:t xml:space="preserve">Solo si se configura el envío de correos</w:t>
+            </w:r>
+          </w:p>
+        </w:tc>
+      </w:tr>
+      <w:tr>
+        <w:trPr>
+          <w:tblHeader w:val="false"/>
+        </w:trPr>
+        <w:tc>
+          <w:tcPr>
+            <w:tcW w:type="dxa" w:w="3120"/>
+            <w:tcBorders>
+              <w:top w:val="single" w:color="D0D5DB" w:sz="4"/>
+              <w:left w:val="single" w:color="D0D5DB" w:sz="4"/>
+              <w:bottom w:val="single" w:color="D0D5DB" w:sz="4"/>
+              <w:right w:val="single" w:color="D0D5DB" w:sz="4"/>
+            </w:tcBorders>
+            <w:tcMar>
+              <w:top w:type="dxa" w:w="60"/>
+              <w:left w:type="dxa" w:w="100"/>
+              <w:bottom w:type="dxa" w:w="60"/>
+              <w:right w:type="dxa" w:w="100"/>
+            </w:tcMar>
+          </w:tcPr>
+          <w:p>
+            <w:pPr>
+              <w:jc w:val="left"/>
+            </w:pPr>
+            <w:r>
+              <w:rPr>
+                <w:sz w:val="18"/>
+                <w:szCs w:val="18"/>
+              </w:rPr>
+              <w:t xml:space="preserve">Navegador</w:t>
+            </w:r>
+          </w:p>
+        </w:tc>
+        <w:tc>
+          <w:tcPr>
+            <w:tcW w:type="dxa" w:w="3120"/>
+            <w:tcBorders>
+              <w:top w:val="single" w:color="D0D5DB" w:sz="4"/>
+              <w:left w:val="single" w:color="D0D5DB" w:sz="4"/>
+              <w:bottom w:val="single" w:color="D0D5DB" w:sz="4"/>
+              <w:right w:val="single" w:color="D0D5DB" w:sz="4"/>
+            </w:tcBorders>
+            <w:tcMar>
+              <w:top w:type="dxa" w:w="60"/>
+              <w:left w:type="dxa" w:w="100"/>
+              <w:bottom w:type="dxa" w:w="60"/>
+              <w:right w:type="dxa" w:w="100"/>
+            </w:tcMar>
+          </w:tcPr>
+          <w:p>
+            <w:pPr>
+              <w:jc w:val="left"/>
+            </w:pPr>
+            <w:r>
+              <w:rPr>
+                <w:sz w:val="18"/>
+                <w:szCs w:val="18"/>
+              </w:rPr>
+              <w:t xml:space="preserve">Chrome, Edge o Firefox actuales</w:t>
+            </w:r>
+          </w:p>
+        </w:tc>
+        <w:tc>
+          <w:tcPr>
+            <w:tcW w:type="dxa" w:w="3120"/>
+            <w:tcBorders>
+              <w:top w:val="single" w:color="D0D5DB" w:sz="4"/>
+              <w:left w:val="single" w:color="D0D5DB" w:sz="4"/>
+              <w:bottom w:val="single" w:color="D0D5DB" w:sz="4"/>
+              <w:right w:val="single" w:color="D0D5DB" w:sz="4"/>
+            </w:tcBorders>
+            <w:tcMar>
+              <w:top w:type="dxa" w:w="60"/>
+              <w:left w:type="dxa" w:w="100"/>
+              <w:bottom w:type="dxa" w:w="60"/>
+              <w:right w:type="dxa" w:w="100"/>
+            </w:tcMar>
+          </w:tcPr>
+          <w:p>
+            <w:pPr>
+              <w:jc w:val="left"/>
+            </w:pPr>
+            <w:r>
+              <w:rPr>
+                <w:sz w:val="18"/>
+                <w:szCs w:val="18"/>
+              </w:rPr>
+              <w:t xml:space="preserve">También funciona en celular</w:t>
+            </w:r>
+          </w:p>
+        </w:tc>
+      </w:tr>
+    </w:tbl>
+    <w:p>
+      <w:pPr>
+        <w:spacing w:after="120"/>
+      </w:pPr>
+    </w:p>
+    <w:p>
+      <w:pPr>
+        <w:spacing w:after="120"/>
+      </w:pPr>
+      <w:r>
+        <w:t xml:space="preserve">No se necesita Composer ni instalar librerías: FPDF (para el ticket en PDF) ya viene incluida en </w:t>
+      </w:r>
+      <w:r>
+        <w:rPr>
+          <w:rFonts w:ascii="Consolas" w:cs="Consolas" w:eastAsia="Consolas" w:hAnsi="Consolas"/>
+          <w:color w:val="5C152D"/>
+          <w:sz w:val="19"/>
+          <w:szCs w:val="19"/>
+        </w:rPr>
+        <w:t xml:space="preserve">app/lib/fpdf/</w:t>
+      </w:r>
+      <w:r>
+        <w:t xml:space="preserve">.</w:t>
+      </w:r>
+    </w:p>
+    <w:p>
+      <w:pPr>
+        <w:pStyle w:val="Heading2"/>
+      </w:pPr>
+      <w:r>
+        <w:t xml:space="preserve">2. Instalación nueva</w:t>
+      </w:r>
+    </w:p>
+    <w:p>
+      <w:pPr>
+        <w:pStyle w:val="ListParagraph"/>
+        <w:numPr>
+          <w:ilvl w:val="0"/>
+          <w:numId w:val="20"/>
+        </w:numPr>
+        <w:spacing w:after="60"/>
+      </w:pPr>
+      <w:r>
+        <w:t xml:space="preserve">Copia la carpeta del proyecto en </w:t>
+      </w:r>
+      <w:r>
+        <w:rPr>
+          <w:rFonts w:ascii="Consolas" w:cs="Consolas" w:eastAsia="Consolas" w:hAnsi="Consolas"/>
+          <w:color w:val="5C152D"/>
+          <w:sz w:val="19"/>
+          <w:szCs w:val="19"/>
+        </w:rPr>
+        <w:t xml:space="preserve">C:\xampp\htdocs\sistema-incidencias</w:t>
+      </w:r>
+      <w:r>
+        <w:t xml:space="preserve">.</w:t>
+      </w:r>
+    </w:p>
+    <w:p>
+      <w:pPr>
+        <w:pStyle w:val="ListParagraph"/>
+        <w:numPr>
+          <w:ilvl w:val="0"/>
+          <w:numId w:val="20"/>
+        </w:numPr>
+        <w:spacing w:after="60"/>
+      </w:pPr>
+      <w:r>
+        <w:t xml:space="preserve">Abre el </w:t>
+      </w:r>
+      <w:r>
+        <w:rPr>
+          <w:b/>
+          <w:bCs/>
+        </w:rPr>
+        <w:t xml:space="preserve">Panel de control de XAMPP</w:t>
+      </w:r>
+      <w:r>
+        <w:t xml:space="preserve"> e inicia </w:t>
+      </w:r>
+      <w:r>
+        <w:rPr>
+          <w:b/>
+          <w:bCs/>
+        </w:rPr>
+        <w:t xml:space="preserve">Apache</w:t>
+      </w:r>
+      <w:r>
+        <w:t xml:space="preserve"> y </w:t>
+      </w:r>
+      <w:r>
+        <w:rPr>
+          <w:b/>
+          <w:bCs/>
+        </w:rPr>
+        <w:t xml:space="preserve">MySQL</w:t>
+      </w:r>
+      <w:r>
+        <w:t xml:space="preserve">.</w:t>
+      </w:r>
+    </w:p>
+    <w:p>
+      <w:pPr>
+        <w:pStyle w:val="ListParagraph"/>
+        <w:numPr>
+          <w:ilvl w:val="0"/>
+          <w:numId w:val="20"/>
+        </w:numPr>
+        <w:spacing w:after="60"/>
+      </w:pPr>
+      <w:r>
+        <w:t xml:space="preserve">Entra a </w:t>
+      </w:r>
+      <w:r>
+        <w:rPr>
+          <w:rFonts w:ascii="Consolas" w:cs="Consolas" w:eastAsia="Consolas" w:hAnsi="Consolas"/>
+          <w:color w:val="5C152D"/>
+          <w:sz w:val="19"/>
+          <w:szCs w:val="19"/>
+        </w:rPr>
+        <w:t xml:space="preserve">http://localhost/phpmyadmin</w:t>
+      </w:r>
+      <w:r>
+        <w:t xml:space="preserve">:</w:t>
+      </w:r>
+    </w:p>
+    <w:p>
+      <w:pPr>
+        <w:pStyle w:val="ListParagraph"/>
+        <w:numPr>
+          <w:ilvl w:val="1"/>
+          <w:numId w:val="20"/>
+        </w:numPr>
+        <w:spacing w:after="60"/>
+      </w:pPr>
+      <w:r>
+        <w:t xml:space="preserve">Crea la base de datos </w:t>
+      </w:r>
+      <w:r>
+        <w:rPr>
+          <w:rFonts w:ascii="Consolas" w:cs="Consolas" w:eastAsia="Consolas" w:hAnsi="Consolas"/>
+          <w:b/>
+          <w:bCs/>
+          <w:color w:val="5C152D"/>
+          <w:sz w:val="19"/>
+          <w:szCs w:val="19"/>
+        </w:rPr>
+        <w:t xml:space="preserve">sistema_incidencias</w:t>
+      </w:r>
+      <w:r>
+        <w:t xml:space="preserve"> con cotejamiento </w:t>
+      </w:r>
+      <w:r>
+        <w:rPr>
+          <w:rFonts w:ascii="Consolas" w:cs="Consolas" w:eastAsia="Consolas" w:hAnsi="Consolas"/>
+          <w:color w:val="5C152D"/>
+          <w:sz w:val="19"/>
+          <w:szCs w:val="19"/>
+        </w:rPr>
+        <w:t xml:space="preserve">utf8mb4_unicode_ci</w:t>
+      </w:r>
+      <w:r>
+        <w:t xml:space="preserve">.</w:t>
+      </w:r>
+    </w:p>
+    <w:p>
+      <w:pPr>
+        <w:pStyle w:val="ListParagraph"/>
+        <w:numPr>
+          <w:ilvl w:val="1"/>
+          <w:numId w:val="20"/>
+        </w:numPr>
+        <w:spacing w:after="60"/>
+      </w:pPr>
+      <w:r>
+        <w:t xml:space="preserve">Selecciónala, abre la pestaña </w:t>
+      </w:r>
+      <w:r>
+        <w:rPr>
+          <w:b/>
+          <w:bCs/>
+        </w:rPr>
+        <w:t xml:space="preserve">Importar</w:t>
+      </w:r>
+      <w:r>
+        <w:t xml:space="preserve"> y carga </w:t>
+      </w:r>
+      <w:r>
+        <w:rPr>
+          <w:rFonts w:ascii="Consolas" w:cs="Consolas" w:eastAsia="Consolas" w:hAnsi="Consolas"/>
+          <w:color w:val="5C152D"/>
+          <w:sz w:val="19"/>
+          <w:szCs w:val="19"/>
+        </w:rPr>
+        <w:t xml:space="preserve">database/database.sql</w:t>
+      </w:r>
+      <w:r>
+        <w:t xml:space="preserve">.</w:t>
+      </w:r>
+    </w:p>
+    <w:p>
+      <w:pPr>
+        <w:pStyle w:val="ListParagraph"/>
+        <w:numPr>
+          <w:ilvl w:val="0"/>
+          <w:numId w:val="20"/>
+        </w:numPr>
+        <w:spacing w:after="60"/>
+      </w:pPr>
+      <w:r>
+        <w:t xml:space="preserve">Revisa los datos de conexión en </w:t>
+      </w:r>
+      <w:r>
+        <w:rPr>
+          <w:rFonts w:ascii="Consolas" w:cs="Consolas" w:eastAsia="Consolas" w:hAnsi="Consolas"/>
+          <w:color w:val="5C152D"/>
+          <w:sz w:val="19"/>
+          <w:szCs w:val="19"/>
+        </w:rPr>
+        <w:t xml:space="preserve">app/config/database.php</w:t>
+      </w:r>
+      <w:r>
+        <w:t xml:space="preserve"> (por defecto usuario </w:t>
+      </w:r>
+      <w:r>
+        <w:rPr>
+          <w:rFonts w:ascii="Consolas" w:cs="Consolas" w:eastAsia="Consolas" w:hAnsi="Consolas"/>
+          <w:color w:val="5C152D"/>
+          <w:sz w:val="19"/>
+          <w:szCs w:val="19"/>
+        </w:rPr>
+        <w:t xml:space="preserve">root</w:t>
+      </w:r>
+      <w:r>
+        <w:t xml:space="preserve"> sin contraseña).</w:t>
+      </w:r>
+    </w:p>
+    <w:p>
+      <w:pPr>
+        <w:pStyle w:val="ListParagraph"/>
+        <w:numPr>
+          <w:ilvl w:val="0"/>
+          <w:numId w:val="20"/>
+        </w:numPr>
+        <w:spacing w:after="60"/>
+      </w:pPr>
+      <w:r>
+        <w:t xml:space="preserve">Abre </w:t>
+      </w:r>
+      <w:r>
+        <w:rPr>
+          <w:rFonts w:ascii="Consolas" w:cs="Consolas" w:eastAsia="Consolas" w:hAnsi="Consolas"/>
+          <w:color w:val="5C152D"/>
+          <w:sz w:val="19"/>
+          <w:szCs w:val="19"/>
+        </w:rPr>
+        <w:t xml:space="preserve">http://localhost/sistema-incidencias/</w:t>
+      </w:r>
+      <w:r>
+        <w:t xml:space="preserve"> (te envía a </w:t>
+      </w:r>
+      <w:r>
+        <w:rPr>
+          <w:rFonts w:ascii="Consolas" w:cs="Consolas" w:eastAsia="Consolas" w:hAnsi="Consolas"/>
+          <w:color w:val="5C152D"/>
+          <w:sz w:val="19"/>
+          <w:szCs w:val="19"/>
+        </w:rPr>
+        <w:t xml:space="preserve">public/</w:t>
+      </w:r>
+      <w:r>
+        <w:t xml:space="preserve">) e inicia sesión con la cuenta del Administrador (</w:t>
+      </w:r>
+      <w:r>
+        <w:rPr>
+          <w:rFonts w:ascii="Consolas" w:cs="Consolas" w:eastAsia="Consolas" w:hAnsi="Consolas"/>
+          <w:color w:val="5C152D"/>
+          <w:sz w:val="19"/>
+          <w:szCs w:val="19"/>
+        </w:rPr>
+        <w:t xml:space="preserve">admin@teschi.edu.mx</w:t>
+      </w:r>
+      <w:r>
+        <w:t xml:space="preserve">).</w:t>
+      </w:r>
+    </w:p>
+    <w:p>
+      <w:pPr>
+        <w:pStyle w:val="ListParagraph"/>
+        <w:numPr>
+          <w:ilvl w:val="0"/>
+          <w:numId w:val="20"/>
+        </w:numPr>
+        <w:spacing w:after="60"/>
+      </w:pPr>
+      <w:r>
+        <w:t xml:space="preserve">En </w:t>
+      </w:r>
+      <w:r>
+        <w:rPr>
+          <w:b/>
+          <w:bCs/>
+        </w:rPr>
+        <w:t xml:space="preserve">Usuarios</w:t>
+      </w:r>
+      <w:r>
+        <w:t xml:space="preserve"> crea las cuentas de coordinadores, docentes, personal administrativo y estudiantes.</w:t>
+      </w:r>
+    </w:p>
+    <w:p>
+      <w:pPr>
+        <w:pBdr>
+          <w:left w:val="single" w:color="7A1F3D" w:sz="18" w:space="8"/>
+        </w:pBdr>
+        <w:spacing w:after="160" w:before="60"/>
+        <w:ind w:left="240"/>
+      </w:pPr>
+      <w:r>
+        <w:rPr>
+          <w:rFonts w:ascii="Consolas" w:cs="Consolas" w:eastAsia="Consolas" w:hAnsi="Consolas"/>
+          <w:i/>
+          <w:iCs/>
+          <w:color w:val="4B5563"/>
+          <w:sz w:val="19"/>
+          <w:szCs w:val="19"/>
+        </w:rPr>
+        <w:t xml:space="preserve">database/database.sql</w:t>
+      </w:r>
+      <w:r>
+        <w:rPr>
+          <w:i/>
+          <w:iCs/>
+          <w:color w:val="4B5563"/>
+        </w:rPr>
+        <w:t xml:space="preserve"> ya incluye todas las tablas y cambios. Las migraciones del punto 3 </w:t>
+      </w:r>
+      <w:r>
+        <w:rPr>
+          <w:b/>
+          <w:bCs/>
+          <w:i/>
+          <w:iCs/>
+          <w:color w:val="4B5563"/>
+        </w:rPr>
+        <w:t xml:space="preserve">no</w:t>
+      </w:r>
+      <w:r>
+        <w:rPr>
+          <w:i/>
+          <w:iCs/>
+          <w:color w:val="4B5563"/>
+        </w:rPr>
+        <w:t xml:space="preserve"> son necesarias en una instalación nueva.</w:t>
+      </w:r>
+    </w:p>
+    <w:p>
+      <w:pPr>
+        <w:pStyle w:val="Heading2"/>
+      </w:pPr>
+      <w:r>
+        <w:t xml:space="preserve">3. Actualizar una base de datos existente</w:t>
+      </w:r>
+    </w:p>
+    <w:p>
+      <w:pPr>
+        <w:spacing w:after="120"/>
+      </w:pPr>
+      <w:r>
+        <w:t xml:space="preserve">Si ya tenías el sistema instalado con una versión anterior, ejecuta en phpMyAdmin (base </w:t>
+      </w:r>
+      <w:r>
+        <w:rPr>
+          <w:rFonts w:ascii="Consolas" w:cs="Consolas" w:eastAsia="Consolas" w:hAnsi="Consolas"/>
+          <w:color w:val="5C152D"/>
+          <w:sz w:val="19"/>
+          <w:szCs w:val="19"/>
+        </w:rPr>
+        <w:t xml:space="preserve">sistema_incidencias</w:t>
+      </w:r>
+      <w:r>
+        <w:t xml:space="preserve"> → pestaña </w:t>
+      </w:r>
+      <w:r>
+        <w:rPr>
+          <w:b/>
+          <w:bCs/>
+        </w:rPr>
+        <w:t xml:space="preserve">SQL</w:t>
+      </w:r>
+      <w:r>
+        <w:t xml:space="preserve">) los archivos de </w:t>
+      </w:r>
+      <w:r>
+        <w:rPr>
+          <w:rFonts w:ascii="Consolas" w:cs="Consolas" w:eastAsia="Consolas" w:hAnsi="Consolas"/>
+          <w:color w:val="5C152D"/>
+          <w:sz w:val="19"/>
+          <w:szCs w:val="19"/>
+        </w:rPr>
+        <w:t xml:space="preserve">database/migraciones/</w:t>
+      </w:r>
+      <w:r>
+        <w:t xml:space="preserve"> que te falten, </w:t>
+      </w:r>
+      <w:r>
+        <w:rPr>
+          <w:b/>
+          <w:bCs/>
+        </w:rPr>
+        <w:t xml:space="preserve">en este orden</w:t>
+      </w:r>
+      <w:r>
+        <w:t xml:space="preserve">:</w:t>
+      </w:r>
+    </w:p>
+    <w:tbl>
+      <w:tblPr>
+        <w:tblW w:type="dxa" w:w="9360"/>
+        <w:tblBorders>
+          <w:top w:val="single" w:color="auto" w:sz="4"/>
+          <w:left w:val="single" w:color="auto" w:sz="4"/>
+          <w:bottom w:val="single" w:color="auto" w:sz="4"/>
+          <w:right w:val="single" w:color="auto" w:sz="4"/>
+          <w:insideH w:val="single" w:color="auto" w:sz="4"/>
+          <w:insideV w:val="single" w:color="auto" w:sz="4"/>
+        </w:tblBorders>
+      </w:tblPr>
+      <w:tblGrid>
+        <w:gridCol w:w="4387"/>
+        <w:gridCol w:w="4973"/>
+      </w:tblGrid>
+      <w:tr>
+        <w:trPr>
+          <w:tblHeader/>
+        </w:trPr>
+        <w:tc>
+          <w:tcPr>
+            <w:tcW w:type="dxa" w:w="4387"/>
+            <w:tcBorders>
+              <w:top w:val="single" w:color="D0D5DB" w:sz="4"/>
+              <w:left w:val="single" w:color="D0D5DB" w:sz="4"/>
+              <w:bottom w:val="single" w:color="D0D5DB" w:sz="4"/>
+              <w:right w:val="single" w:color="D0D5DB" w:sz="4"/>
+            </w:tcBorders>
+            <w:shd w:fill="F1E6EA" w:color="auto" w:val="clear"/>
+            <w:tcMar>
+              <w:top w:type="dxa" w:w="60"/>
+              <w:left w:type="dxa" w:w="100"/>
+              <w:bottom w:type="dxa" w:w="60"/>
+              <w:right w:type="dxa" w:w="100"/>
+            </w:tcMar>
+          </w:tcPr>
+          <w:p>
+            <w:pPr>
+              <w:jc w:val="left"/>
+            </w:pPr>
+            <w:r>
+              <w:rPr>
+                <w:b/>
+                <w:bCs/>
+                <w:sz w:val="18"/>
+                <w:szCs w:val="18"/>
+              </w:rPr>
+              <w:t xml:space="preserve">Archivo</w:t>
+            </w:r>
+          </w:p>
+        </w:tc>
+        <w:tc>
+          <w:tcPr>
+            <w:tcW w:type="dxa" w:w="4973"/>
+            <w:tcBorders>
+              <w:top w:val="single" w:color="D0D5DB" w:sz="4"/>
+              <w:left w:val="single" w:color="D0D5DB" w:sz="4"/>
+              <w:bottom w:val="single" w:color="D0D5DB" w:sz="4"/>
+              <w:right w:val="single" w:color="D0D5DB" w:sz="4"/>
+            </w:tcBorders>
+            <w:shd w:fill="F1E6EA" w:color="auto" w:val="clear"/>
+            <w:tcMar>
+              <w:top w:type="dxa" w:w="60"/>
+              <w:left w:type="dxa" w:w="100"/>
+              <w:bottom w:type="dxa" w:w="60"/>
+              <w:right w:type="dxa" w:w="100"/>
+            </w:tcMar>
+          </w:tcPr>
+          <w:p>
+            <w:pPr>
+              <w:jc w:val="left"/>
+            </w:pPr>
+            <w:r>
+              <w:rPr>
+                <w:b/>
+                <w:bCs/>
+                <w:sz w:val="18"/>
+                <w:szCs w:val="18"/>
+              </w:rPr>
+              <w:t xml:space="preserve">Qué agrega</w:t>
+            </w:r>
+          </w:p>
+        </w:tc>
+      </w:tr>
+      <w:tr>
+        <w:trPr>
+          <w:tblHeader w:val="false"/>
+        </w:trPr>
+        <w:tc>
+          <w:tcPr>
+            <w:tcW w:type="dxa" w:w="4387"/>
+            <w:tcBorders>
+              <w:top w:val="single" w:color="D0D5DB" w:sz="4"/>
+              <w:left w:val="single" w:color="D0D5DB" w:sz="4"/>
+              <w:bottom w:val="single" w:color="D0D5DB" w:sz="4"/>
+              <w:right w:val="single" w:color="D0D5DB" w:sz="4"/>
+            </w:tcBorders>
+            <w:tcMar>
+              <w:top w:type="dxa" w:w="60"/>
+              <w:left w:type="dxa" w:w="100"/>
+              <w:bottom w:type="dxa" w:w="60"/>
+              <w:right w:type="dxa" w:w="100"/>
+            </w:tcMar>
+          </w:tcPr>
+          <w:p>
+            <w:pPr>
+              <w:jc w:val="left"/>
+            </w:pPr>
+            <w:r>
+              <w:rPr>
+                <w:rFonts w:ascii="Consolas" w:cs="Consolas" w:eastAsia="Consolas" w:hAnsi="Consolas"/>
+                <w:color w:val="5C152D"/>
+                <w:sz w:val="18"/>
+                <w:szCs w:val="18"/>
+              </w:rPr>
+              <w:t xml:space="preserve">paso3_seguimiento.sql</w:t>
+            </w:r>
+          </w:p>
+        </w:tc>
+        <w:tc>
+          <w:tcPr>
+            <w:tcW w:type="dxa" w:w="4973"/>
+            <w:tcBorders>
+              <w:top w:val="single" w:color="D0D5DB" w:sz="4"/>
+              <w:left w:val="single" w:color="D0D5DB" w:sz="4"/>
+              <w:bottom w:val="single" w:color="D0D5DB" w:sz="4"/>
+              <w:right w:val="single" w:color="D0D5DB" w:sz="4"/>
+            </w:tcBorders>
+            <w:tcMar>
+              <w:top w:type="dxa" w:w="60"/>
+              <w:left w:type="dxa" w:w="100"/>
+              <w:bottom w:type="dxa" w:w="60"/>
+              <w:right w:type="dxa" w:w="100"/>
+            </w:tcMar>
+          </w:tcPr>
+          <w:p>
+            <w:pPr>
+              <w:jc w:val="left"/>
+            </w:pPr>
+            <w:r>
+              <w:rPr>
+                <w:sz w:val="18"/>
+                <w:szCs w:val="18"/>
+              </w:rPr>
+              <w:t xml:space="preserve">Historial y comentarios de las incidencias</w:t>
+            </w:r>
+          </w:p>
+        </w:tc>
+      </w:tr>
+      <w:tr>
+        <w:trPr>
+          <w:tblHeader w:val="false"/>
+        </w:trPr>
+        <w:tc>
+          <w:tcPr>
+            <w:tcW w:type="dxa" w:w="4387"/>
+            <w:tcBorders>
+              <w:top w:val="single" w:color="D0D5DB" w:sz="4"/>
+              <w:left w:val="single" w:color="D0D5DB" w:sz="4"/>
+              <w:bottom w:val="single" w:color="D0D5DB" w:sz="4"/>
+              <w:right w:val="single" w:color="D0D5DB" w:sz="4"/>
+            </w:tcBorders>
+            <w:tcMar>
+              <w:top w:type="dxa" w:w="60"/>
+              <w:left w:type="dxa" w:w="100"/>
+              <w:bottom w:type="dxa" w:w="60"/>
+              <w:right w:type="dxa" w:w="100"/>
+            </w:tcMar>
+          </w:tcPr>
+          <w:p>
+            <w:pPr>
+              <w:jc w:val="left"/>
+            </w:pPr>
+            <w:r>
+              <w:rPr>
+                <w:rFonts w:ascii="Consolas" w:cs="Consolas" w:eastAsia="Consolas" w:hAnsi="Consolas"/>
+                <w:color w:val="5C152D"/>
+                <w:sz w:val="18"/>
+                <w:szCs w:val="18"/>
+              </w:rPr>
+              <w:t xml:space="preserve">paso4_notificaciones.sql</w:t>
+            </w:r>
+          </w:p>
+        </w:tc>
+        <w:tc>
+          <w:tcPr>
+            <w:tcW w:type="dxa" w:w="4973"/>
+            <w:tcBorders>
+              <w:top w:val="single" w:color="D0D5DB" w:sz="4"/>
+              <w:left w:val="single" w:color="D0D5DB" w:sz="4"/>
+              <w:bottom w:val="single" w:color="D0D5DB" w:sz="4"/>
+              <w:right w:val="single" w:color="D0D5DB" w:sz="4"/>
+            </w:tcBorders>
+            <w:tcMar>
+              <w:top w:type="dxa" w:w="60"/>
+              <w:left w:type="dxa" w:w="100"/>
+              <w:bottom w:type="dxa" w:w="60"/>
+              <w:right w:type="dxa" w:w="100"/>
+            </w:tcMar>
+          </w:tcPr>
+          <w:p>
+            <w:pPr>
+              <w:jc w:val="left"/>
+            </w:pPr>
+            <w:r>
+              <w:rPr>
+                <w:sz w:val="18"/>
+                <w:szCs w:val="18"/>
+              </w:rPr>
+              <w:t xml:space="preserve">Notificaciones dentro del sistema</w:t>
+            </w:r>
+          </w:p>
+        </w:tc>
+      </w:tr>
+      <w:tr>
+        <w:trPr>
+          <w:tblHeader w:val="false"/>
+        </w:trPr>
+        <w:tc>
+          <w:tcPr>
+            <w:tcW w:type="dxa" w:w="4387"/>
+            <w:tcBorders>
+              <w:top w:val="single" w:color="D0D5DB" w:sz="4"/>
+              <w:left w:val="single" w:color="D0D5DB" w:sz="4"/>
+              <w:bottom w:val="single" w:color="D0D5DB" w:sz="4"/>
+              <w:right w:val="single" w:color="D0D5DB" w:sz="4"/>
+            </w:tcBorders>
+            <w:tcMar>
+              <w:top w:type="dxa" w:w="60"/>
+              <w:left w:type="dxa" w:w="100"/>
+              <w:bottom w:type="dxa" w:w="60"/>
+              <w:right w:type="dxa" w:w="100"/>
+            </w:tcMar>
+          </w:tcPr>
+          <w:p>
+            <w:pPr>
+              <w:jc w:val="left"/>
+            </w:pPr>
+            <w:r>
+              <w:rPr>
+                <w:rFonts w:ascii="Consolas" w:cs="Consolas" w:eastAsia="Consolas" w:hAnsi="Consolas"/>
+                <w:color w:val="5C152D"/>
+                <w:sz w:val="18"/>
+                <w:szCs w:val="18"/>
+              </w:rPr>
+              <w:t xml:space="preserve">paso6_catalogos.sql</w:t>
+            </w:r>
+          </w:p>
+        </w:tc>
+        <w:tc>
+          <w:tcPr>
+            <w:tcW w:type="dxa" w:w="4973"/>
+            <w:tcBorders>
+              <w:top w:val="single" w:color="D0D5DB" w:sz="4"/>
+              <w:left w:val="single" w:color="D0D5DB" w:sz="4"/>
+              <w:bottom w:val="single" w:color="D0D5DB" w:sz="4"/>
+              <w:right w:val="single" w:color="D0D5DB" w:sz="4"/>
+            </w:tcBorders>
+            <w:tcMar>
+              <w:top w:type="dxa" w:w="60"/>
+              <w:left w:type="dxa" w:w="100"/>
+              <w:bottom w:type="dxa" w:w="60"/>
+              <w:right w:type="dxa" w:w="100"/>
+            </w:tcMar>
+          </w:tcPr>
+          <w:p>
+            <w:pPr>
+              <w:jc w:val="left"/>
+            </w:pPr>
+            <w:r>
+              <w:rPr>
+                <w:sz w:val="18"/>
+                <w:szCs w:val="18"/>
+              </w:rPr>
+              <w:t xml:space="preserve">Columna </w:t>
+            </w:r>
+            <w:r>
+              <w:rPr>
+                <w:rFonts w:ascii="Consolas" w:cs="Consolas" w:eastAsia="Consolas" w:hAnsi="Consolas"/>
+                <w:color w:val="5C152D"/>
+                <w:sz w:val="18"/>
+                <w:szCs w:val="18"/>
+              </w:rPr>
+              <w:t xml:space="preserve">activo</w:t>
+            </w:r>
+            <w:r>
+              <w:rPr>
+                <w:sz w:val="18"/>
+                <w:szCs w:val="18"/>
+              </w:rPr>
+              <w:t xml:space="preserve"> en prioridades</w:t>
+            </w:r>
+          </w:p>
+        </w:tc>
+      </w:tr>
+      <w:tr>
+        <w:trPr>
+          <w:tblHeader w:val="false"/>
+        </w:trPr>
+        <w:tc>
+          <w:tcPr>
+            <w:tcW w:type="dxa" w:w="4387"/>
+            <w:tcBorders>
+              <w:top w:val="single" w:color="D0D5DB" w:sz="4"/>
+              <w:left w:val="single" w:color="D0D5DB" w:sz="4"/>
+              <w:bottom w:val="single" w:color="D0D5DB" w:sz="4"/>
+              <w:right w:val="single" w:color="D0D5DB" w:sz="4"/>
+            </w:tcBorders>
+            <w:tcMar>
+              <w:top w:type="dxa" w:w="60"/>
+              <w:left w:type="dxa" w:w="100"/>
+              <w:bottom w:type="dxa" w:w="60"/>
+              <w:right w:type="dxa" w:w="100"/>
+            </w:tcMar>
+          </w:tcPr>
+          <w:p>
+            <w:pPr>
+              <w:jc w:val="left"/>
+            </w:pPr>
+            <w:r>
+              <w:rPr>
+                <w:rFonts w:ascii="Consolas" w:cs="Consolas" w:eastAsia="Consolas" w:hAnsi="Consolas"/>
+                <w:color w:val="5C152D"/>
+                <w:sz w:val="18"/>
+                <w:szCs w:val="18"/>
+              </w:rPr>
+              <w:t xml:space="preserve">paso7_evidencias.sql</w:t>
+            </w:r>
+          </w:p>
+        </w:tc>
+        <w:tc>
+          <w:tcPr>
+            <w:tcW w:type="dxa" w:w="4973"/>
+            <w:tcBorders>
+              <w:top w:val="single" w:color="D0D5DB" w:sz="4"/>
+              <w:left w:val="single" w:color="D0D5DB" w:sz="4"/>
+              <w:bottom w:val="single" w:color="D0D5DB" w:sz="4"/>
+              <w:right w:val="single" w:color="D0D5DB" w:sz="4"/>
+            </w:tcBorders>
+            <w:tcMar>
+              <w:top w:type="dxa" w:w="60"/>
+              <w:left w:type="dxa" w:w="100"/>
+              <w:bottom w:type="dxa" w:w="60"/>
+              <w:right w:type="dxa" w:w="100"/>
+            </w:tcMar>
+          </w:tcPr>
+          <w:p>
+            <w:pPr>
+              <w:jc w:val="left"/>
+            </w:pPr>
+            <w:r>
+              <w:rPr>
+                <w:sz w:val="18"/>
+                <w:szCs w:val="18"/>
+              </w:rPr>
+              <w:t xml:space="preserve">Evidencias (archivos adjuntos)</w:t>
+            </w:r>
+          </w:p>
+        </w:tc>
+      </w:tr>
+      <w:tr>
+        <w:trPr>
+          <w:tblHeader w:val="false"/>
+        </w:trPr>
+        <w:tc>
+          <w:tcPr>
+            <w:tcW w:type="dxa" w:w="4387"/>
+            <w:tcBorders>
+              <w:top w:val="single" w:color="D0D5DB" w:sz="4"/>
+              <w:left w:val="single" w:color="D0D5DB" w:sz="4"/>
+              <w:bottom w:val="single" w:color="D0D5DB" w:sz="4"/>
+              <w:right w:val="single" w:color="D0D5DB" w:sz="4"/>
+            </w:tcBorders>
+            <w:tcMar>
+              <w:top w:type="dxa" w:w="60"/>
+              <w:left w:type="dxa" w:w="100"/>
+              <w:bottom w:type="dxa" w:w="60"/>
+              <w:right w:type="dxa" w:w="100"/>
+            </w:tcMar>
+          </w:tcPr>
+          <w:p>
+            <w:pPr>
+              <w:jc w:val="left"/>
+            </w:pPr>
+            <w:r>
+              <w:rPr>
+                <w:rFonts w:ascii="Consolas" w:cs="Consolas" w:eastAsia="Consolas" w:hAnsi="Consolas"/>
+                <w:color w:val="5C152D"/>
+                <w:sz w:val="18"/>
+                <w:szCs w:val="18"/>
+              </w:rPr>
+              <w:t xml:space="preserve">paso8_recuperar_password.sql</w:t>
+            </w:r>
+          </w:p>
+        </w:tc>
+        <w:tc>
+          <w:tcPr>
+            <w:tcW w:type="dxa" w:w="4973"/>
+            <w:tcBorders>
+              <w:top w:val="single" w:color="D0D5DB" w:sz="4"/>
+              <w:left w:val="single" w:color="D0D5DB" w:sz="4"/>
+              <w:bottom w:val="single" w:color="D0D5DB" w:sz="4"/>
+              <w:right w:val="single" w:color="D0D5DB" w:sz="4"/>
+            </w:tcBorders>
+            <w:tcMar>
+              <w:top w:type="dxa" w:w="60"/>
+              <w:left w:type="dxa" w:w="100"/>
+              <w:bottom w:type="dxa" w:w="60"/>
+              <w:right w:type="dxa" w:w="100"/>
+            </w:tcMar>
+          </w:tcPr>
+          <w:p>
+            <w:pPr>
+              <w:jc w:val="left"/>
+            </w:pPr>
+            <w:r>
+              <w:rPr>
+                <w:sz w:val="18"/>
+                <w:szCs w:val="18"/>
+              </w:rPr>
+              <w:t xml:space="preserve">Enlaces para restablecer contraseña</w:t>
+            </w:r>
+          </w:p>
+        </w:tc>
+      </w:tr>
+      <w:tr>
+        <w:trPr>
+          <w:tblHeader w:val="false"/>
+        </w:trPr>
+        <w:tc>
+          <w:tcPr>
+            <w:tcW w:type="dxa" w:w="4387"/>
+            <w:tcBorders>
+              <w:top w:val="single" w:color="D0D5DB" w:sz="4"/>
+              <w:left w:val="single" w:color="D0D5DB" w:sz="4"/>
+              <w:bottom w:val="single" w:color="D0D5DB" w:sz="4"/>
+              <w:right w:val="single" w:color="D0D5DB" w:sz="4"/>
+            </w:tcBorders>
+            <w:tcMar>
+              <w:top w:type="dxa" w:w="60"/>
+              <w:left w:type="dxa" w:w="100"/>
+              <w:bottom w:type="dxa" w:w="60"/>
+              <w:right w:type="dxa" w:w="100"/>
+            </w:tcMar>
+          </w:tcPr>
+          <w:p>
+            <w:pPr>
+              <w:jc w:val="left"/>
+            </w:pPr>
+            <w:r>
+              <w:rPr>
+                <w:rFonts w:ascii="Consolas" w:cs="Consolas" w:eastAsia="Consolas" w:hAnsi="Consolas"/>
+                <w:color w:val="5C152D"/>
+                <w:sz w:val="18"/>
+                <w:szCs w:val="18"/>
+              </w:rPr>
+              <w:t xml:space="preserve">paso9_ticket.sql</w:t>
+            </w:r>
+          </w:p>
+        </w:tc>
+        <w:tc>
+          <w:tcPr>
+            <w:tcW w:type="dxa" w:w="4973"/>
+            <w:tcBorders>
+              <w:top w:val="single" w:color="D0D5DB" w:sz="4"/>
+              <w:left w:val="single" w:color="D0D5DB" w:sz="4"/>
+              <w:bottom w:val="single" w:color="D0D5DB" w:sz="4"/>
+              <w:right w:val="single" w:color="D0D5DB" w:sz="4"/>
+            </w:tcBorders>
+            <w:tcMar>
+              <w:top w:type="dxa" w:w="60"/>
+              <w:left w:type="dxa" w:w="100"/>
+              <w:bottom w:type="dxa" w:w="60"/>
+              <w:right w:type="dxa" w:w="100"/>
+            </w:tcMar>
+          </w:tcPr>
+          <w:p>
+            <w:pPr>
+              <w:jc w:val="left"/>
+            </w:pPr>
+            <w:r>
+              <w:rPr>
+                <w:sz w:val="18"/>
+                <w:szCs w:val="18"/>
+              </w:rPr>
+              <w:t xml:space="preserve">Carrera, teléfono de contacto y tiempo de atención por prioridad</w:t>
+            </w:r>
+          </w:p>
+        </w:tc>
+      </w:tr>
+      <w:tr>
+        <w:trPr>
+          <w:tblHeader w:val="false"/>
+        </w:trPr>
+        <w:tc>
+          <w:tcPr>
+            <w:tcW w:type="dxa" w:w="4387"/>
+            <w:tcBorders>
+              <w:top w:val="single" w:color="D0D5DB" w:sz="4"/>
+              <w:left w:val="single" w:color="D0D5DB" w:sz="4"/>
+              <w:bottom w:val="single" w:color="D0D5DB" w:sz="4"/>
+              <w:right w:val="single" w:color="D0D5DB" w:sz="4"/>
+            </w:tcBorders>
+            <w:tcMar>
+              <w:top w:type="dxa" w:w="60"/>
+              <w:left w:type="dxa" w:w="100"/>
+              <w:bottom w:type="dxa" w:w="60"/>
+              <w:right w:type="dxa" w:w="100"/>
+            </w:tcMar>
+          </w:tcPr>
+          <w:p>
+            <w:pPr>
+              <w:jc w:val="left"/>
+            </w:pPr>
+            <w:r>
+              <w:rPr>
+                <w:rFonts w:ascii="Consolas" w:cs="Consolas" w:eastAsia="Consolas" w:hAnsi="Consolas"/>
+                <w:color w:val="5C152D"/>
+                <w:sz w:val="18"/>
+                <w:szCs w:val="18"/>
+              </w:rPr>
+              <w:t xml:space="preserve">paso10_carreras.sql</w:t>
+            </w:r>
+          </w:p>
+        </w:tc>
+        <w:tc>
+          <w:tcPr>
+            <w:tcW w:type="dxa" w:w="4973"/>
+            <w:tcBorders>
+              <w:top w:val="single" w:color="D0D5DB" w:sz="4"/>
+              <w:left w:val="single" w:color="D0D5DB" w:sz="4"/>
+              <w:bottom w:val="single" w:color="D0D5DB" w:sz="4"/>
+              <w:right w:val="single" w:color="D0D5DB" w:sz="4"/>
+            </w:tcBorders>
+            <w:tcMar>
+              <w:top w:type="dxa" w:w="60"/>
+              <w:left w:type="dxa" w:w="100"/>
+              <w:bottom w:type="dxa" w:w="60"/>
+              <w:right w:type="dxa" w:w="100"/>
+            </w:tcMar>
+          </w:tcPr>
+          <w:p>
+            <w:pPr>
+              <w:jc w:val="left"/>
+            </w:pPr>
+            <w:r>
+              <w:rPr>
+                <w:i/>
+                <w:iCs/>
+                <w:sz w:val="18"/>
+                <w:szCs w:val="18"/>
+              </w:rPr>
+              <w:t xml:space="preserve">(Opcional)</w:t>
+            </w:r>
+            <w:r>
+              <w:rPr>
+                <w:sz w:val="18"/>
+                <w:szCs w:val="18"/>
+              </w:rPr>
+              <w:t xml:space="preserve"> Corrige carreras escritas a mano a su nombre oficial</w:t>
+            </w:r>
+          </w:p>
+        </w:tc>
+      </w:tr>
+    </w:tbl>
+    <w:p>
+      <w:pPr>
+        <w:spacing w:after="120"/>
+      </w:pPr>
+    </w:p>
+    <w:p>
+      <w:pPr>
+        <w:spacing w:after="120"/>
+      </w:pPr>
+      <w:r>
+        <w:t xml:space="preserve">Los pasos 1, 2 y 5 no tienen migración (no cambian la base de datos). Todas las migraciones se pueden ejecutar más de una vez sin duplicar datos.</w:t>
+      </w:r>
+    </w:p>
+    <w:p>
+      <w:pPr>
+        <w:pBdr>
+          <w:left w:val="single" w:color="7A1F3D" w:sz="18" w:space="8"/>
+        </w:pBdr>
+        <w:spacing w:after="160" w:before="60"/>
+        <w:ind w:left="240"/>
+      </w:pPr>
+      <w:r>
+        <w:rPr>
+          <w:i/>
+          <w:iCs/>
+          <w:color w:val="4B5563"/>
+        </w:rPr>
+        <w:t xml:space="preserve">Con </w:t>
+      </w:r>
+      <w:r>
+        <w:rPr>
+          <w:b/>
+          <w:bCs/>
+          <w:i/>
+          <w:iCs/>
+          <w:color w:val="4B5563"/>
+        </w:rPr>
+        <w:t xml:space="preserve">MySQL</w:t>
+      </w:r>
+      <w:r>
+        <w:rPr>
+          <w:i/>
+          <w:iCs/>
+          <w:color w:val="4B5563"/>
+        </w:rPr>
+        <w:t xml:space="preserve"> (en lugar de MariaDB) borra </w:t>
+      </w:r>
+      <w:r>
+        <w:rPr>
+          <w:rFonts w:ascii="Consolas" w:cs="Consolas" w:eastAsia="Consolas" w:hAnsi="Consolas"/>
+          <w:i/>
+          <w:iCs/>
+          <w:color w:val="4B5563"/>
+          <w:sz w:val="19"/>
+          <w:szCs w:val="19"/>
+        </w:rPr>
+        <w:t xml:space="preserve">IF NOT EXISTS</w:t>
+      </w:r>
+      <w:r>
+        <w:rPr>
+          <w:i/>
+          <w:iCs/>
+          <w:color w:val="4B5563"/>
+        </w:rPr>
+        <w:t xml:space="preserve"> después de </w:t>
+      </w:r>
+      <w:r>
+        <w:rPr>
+          <w:rFonts w:ascii="Consolas" w:cs="Consolas" w:eastAsia="Consolas" w:hAnsi="Consolas"/>
+          <w:i/>
+          <w:iCs/>
+          <w:color w:val="4B5563"/>
+          <w:sz w:val="19"/>
+          <w:szCs w:val="19"/>
+        </w:rPr>
+        <w:t xml:space="preserve">ADD COLUMN</w:t>
+      </w:r>
+      <w:r>
+        <w:rPr>
+          <w:i/>
+          <w:iCs/>
+          <w:color w:val="4B5563"/>
+        </w:rPr>
+        <w:t xml:space="preserve"> en </w:t>
+      </w:r>
+      <w:r>
+        <w:rPr>
+          <w:rFonts w:ascii="Consolas" w:cs="Consolas" w:eastAsia="Consolas" w:hAnsi="Consolas"/>
+          <w:i/>
+          <w:iCs/>
+          <w:color w:val="4B5563"/>
+          <w:sz w:val="19"/>
+          <w:szCs w:val="19"/>
+        </w:rPr>
+        <w:t xml:space="preserve">paso6_catalogos.sql</w:t>
+      </w:r>
+      <w:r>
+        <w:rPr>
+          <w:i/>
+          <w:iCs/>
+          <w:color w:val="4B5563"/>
+        </w:rPr>
+        <w:t xml:space="preserve"> y </w:t>
+      </w:r>
+      <w:r>
+        <w:rPr>
+          <w:rFonts w:ascii="Consolas" w:cs="Consolas" w:eastAsia="Consolas" w:hAnsi="Consolas"/>
+          <w:i/>
+          <w:iCs/>
+          <w:color w:val="4B5563"/>
+          <w:sz w:val="19"/>
+          <w:szCs w:val="19"/>
+        </w:rPr>
+        <w:t xml:space="preserve">paso9_ticket.sql</w:t>
+      </w:r>
+      <w:r>
+        <w:rPr>
+          <w:i/>
+          <w:iCs/>
+          <w:color w:val="4B5563"/>
+        </w:rPr>
+        <w:t xml:space="preserve">, y ejecútalas una sola vez. </w:t>
+      </w:r>
+      <w:r>
+        <w:rPr>
+          <w:rFonts w:ascii="Consolas" w:cs="Consolas" w:eastAsia="Consolas" w:hAnsi="Consolas"/>
+          <w:i/>
+          <w:iCs/>
+          <w:color w:val="4B5563"/>
+          <w:sz w:val="19"/>
+          <w:szCs w:val="19"/>
+        </w:rPr>
+        <w:t xml:space="preserve">database.sql</w:t>
+      </w:r>
+      <w:r>
+        <w:rPr>
+          <w:i/>
+          <w:iCs/>
+          <w:color w:val="4B5563"/>
+        </w:rPr>
+        <w:t xml:space="preserve"> funciona en ambos.</w:t>
+      </w:r>
+    </w:p>
+    <w:p>
+      <w:pPr>
+        <w:spacing w:after="120"/>
+      </w:pPr>
+      <w:r>
+        <w:t xml:space="preserve">Para poner el sistema en producción (red local u hosting) sigue la </w:t>
+      </w:r>
+      <w:r>
+        <w:t xml:space="preserve">Guía de despliegue paso a paso</w:t>
+      </w:r>
+      <w:r>
+        <w:t xml:space="preserve">.</w:t>
+      </w:r>
+    </w:p>
+    <w:p>
+      <w:pPr>
+        <w:pStyle w:val="Heading2"/>
+      </w:pPr>
+      <w:r>
+        <w:t xml:space="preserve">4. Configuración</w:t>
+      </w:r>
+    </w:p>
+    <w:p>
+      <w:pPr>
+        <w:pStyle w:val="Heading3"/>
+      </w:pPr>
+      <w:r>
+        <w:t xml:space="preserve">4.1 Archivos adjuntos (evidencias)</w:t>
+      </w:r>
+    </w:p>
+    <w:p>
+      <w:pPr>
+        <w:pStyle w:val="ListParagraph"/>
+        <w:numPr>
+          <w:ilvl w:val="0"/>
+          <w:numId w:val="2"/>
+        </w:numPr>
+        <w:spacing w:after="60"/>
+      </w:pPr>
+      <w:r>
+        <w:t xml:space="preserve">Los archivos se guardan en </w:t>
+      </w:r>
+      <w:r>
+        <w:rPr>
+          <w:rFonts w:ascii="Consolas" w:cs="Consolas" w:eastAsia="Consolas" w:hAnsi="Consolas"/>
+          <w:color w:val="5C152D"/>
+          <w:sz w:val="19"/>
+          <w:szCs w:val="19"/>
+        </w:rPr>
+        <w:t xml:space="preserve">storage/evidencias/</w:t>
+      </w:r>
+      <w:r>
+        <w:t xml:space="preserve">. La carpeta debe poder escribirse (en Windows no hay que hacer nada).</w:t>
+      </w:r>
+    </w:p>
+    <w:p>
+      <w:pPr>
+        <w:pStyle w:val="ListParagraph"/>
+        <w:numPr>
+          <w:ilvl w:val="0"/>
+          <w:numId w:val="2"/>
+        </w:numPr>
+        <w:spacing w:after="60"/>
+      </w:pPr>
+      <w:r>
+        <w:t xml:space="preserve">En </w:t>
+      </w:r>
+      <w:r>
+        <w:rPr>
+          <w:rFonts w:ascii="Consolas" w:cs="Consolas" w:eastAsia="Consolas" w:hAnsi="Consolas"/>
+          <w:color w:val="5C152D"/>
+          <w:sz w:val="19"/>
+          <w:szCs w:val="19"/>
+        </w:rPr>
+        <w:t xml:space="preserve">C:\xampp\php\php.ini</w:t>
+      </w:r>
+      <w:r>
+        <w:t xml:space="preserve"> verifica que:</w:t>
+      </w:r>
+    </w:p>
+    <w:p>
+      <w:pPr>
+        <w:shd w:fill="F4F5F7" w:color="auto" w:val="clear"/>
+        <w:spacing w:after="0" w:before="80"/>
+        <w:ind w:left="560"/>
+      </w:pPr>
+      <w:r>
+        <w:rPr>
+          <w:rFonts w:ascii="Consolas" w:cs="Consolas" w:eastAsia="Consolas" w:hAnsi="Consolas"/>
+          <w:sz w:val="15"/>
+          <w:szCs w:val="15"/>
+        </w:rPr>
+        <w:t xml:space="preserve">upload_max_filesize = 40M</w:t>
+      </w:r>
+    </w:p>
+    <w:p>
+      <w:pPr>
+        <w:shd w:fill="F4F5F7" w:color="auto" w:val="clear"/>
+        <w:spacing w:after="160" w:before="0"/>
+        <w:ind w:left="560"/>
+      </w:pPr>
+      <w:r>
+        <w:rPr>
+          <w:rFonts w:ascii="Consolas" w:cs="Consolas" w:eastAsia="Consolas" w:hAnsi="Consolas"/>
+          <w:sz w:val="15"/>
+          <w:szCs w:val="15"/>
+        </w:rPr>
+        <w:t xml:space="preserve">post_max_size = 40M</w:t>
+      </w:r>
+    </w:p>
+    <w:p>
+      <w:pPr>
+        <w:spacing w:after="120"/>
+      </w:pPr>
+      <w:r>
+        <w:t xml:space="preserve">(XAMPP ya trae esos valores; el sistema permite 5 archivos de 5 MB por envío).</w:t>
+      </w:r>
+    </w:p>
+    <w:p>
+      <w:pPr>
+        <w:pStyle w:val="ListParagraph"/>
+        <w:numPr>
+          <w:ilvl w:val="0"/>
+          <w:numId w:val="2"/>
+        </w:numPr>
+        <w:spacing w:after="60"/>
+      </w:pPr>
+      <w:r>
+        <w:rPr>
+          <w:rFonts w:ascii="Consolas" w:cs="Consolas" w:eastAsia="Consolas" w:hAnsi="Consolas"/>
+          <w:color w:val="5C152D"/>
+          <w:sz w:val="19"/>
+          <w:szCs w:val="19"/>
+        </w:rPr>
+        <w:t xml:space="preserve">storage/</w:t>
+      </w:r>
+      <w:r>
+        <w:t xml:space="preserve"> y </w:t>
+      </w:r>
+      <w:r>
+        <w:rPr>
+          <w:rFonts w:ascii="Consolas" w:cs="Consolas" w:eastAsia="Consolas" w:hAnsi="Consolas"/>
+          <w:color w:val="5C152D"/>
+          <w:sz w:val="19"/>
+          <w:szCs w:val="19"/>
+        </w:rPr>
+        <w:t xml:space="preserve">database/</w:t>
+      </w:r>
+      <w:r>
+        <w:t xml:space="preserve"> tienen un archivo </w:t>
+      </w:r>
+      <w:r>
+        <w:rPr>
+          <w:rFonts w:ascii="Consolas" w:cs="Consolas" w:eastAsia="Consolas" w:hAnsi="Consolas"/>
+          <w:color w:val="5C152D"/>
+          <w:sz w:val="19"/>
+          <w:szCs w:val="19"/>
+        </w:rPr>
+        <w:t xml:space="preserve">.htaccess</w:t>
+      </w:r>
+      <w:r>
+        <w:t xml:space="preserve"> que impide abrirlas desde el navegador. No lo borres.</w:t>
+      </w:r>
+    </w:p>
+    <w:p>
+      <w:pPr>
+        <w:pStyle w:val="Heading3"/>
+      </w:pPr>
+      <w:r>
+        <w:t xml:space="preserve">4.2 Datos de la institución y ticket en PDF</w:t>
+      </w:r>
+    </w:p>
+    <w:p>
+      <w:pPr>
+        <w:spacing w:after="120"/>
+      </w:pPr>
+      <w:r>
+        <w:t xml:space="preserve">Edita </w:t>
+      </w:r>
+      <w:r>
+        <w:rPr>
+          <w:rFonts w:ascii="Consolas" w:cs="Consolas" w:eastAsia="Consolas" w:hAnsi="Consolas"/>
+          <w:color w:val="5C152D"/>
+          <w:sz w:val="19"/>
+          <w:szCs w:val="19"/>
+        </w:rPr>
+        <w:t xml:space="preserve">app/config/institucion.php</w:t>
+      </w:r>
+      <w:r>
+        <w:t xml:space="preserve"> para cambiar:</w:t>
+      </w:r>
+    </w:p>
+    <w:p>
+      <w:pPr>
+        <w:pStyle w:val="ListParagraph"/>
+        <w:numPr>
+          <w:ilvl w:val="0"/>
+          <w:numId w:val="2"/>
+        </w:numPr>
+        <w:spacing w:after="60"/>
+      </w:pPr>
+      <w:r>
+        <w:t xml:space="preserve">Nombre, dirección y departamento que aparecen en el ticket.</w:t>
+      </w:r>
+    </w:p>
+    <w:p>
+      <w:pPr>
+        <w:pStyle w:val="ListParagraph"/>
+        <w:numPr>
+          <w:ilvl w:val="0"/>
+          <w:numId w:val="2"/>
+        </w:numPr>
+        <w:spacing w:after="60"/>
+      </w:pPr>
+      <w:r>
+        <w:t xml:space="preserve">La lista oficial de </w:t>
+      </w:r>
+      <w:r>
+        <w:rPr>
+          <w:b/>
+          <w:bCs/>
+        </w:rPr>
+        <w:t xml:space="preserve">carreras</w:t>
+      </w:r>
+      <w:r>
+        <w:t xml:space="preserve">.</w:t>
+      </w:r>
+    </w:p>
+    <w:p>
+      <w:pPr>
+        <w:pStyle w:val="ListParagraph"/>
+        <w:numPr>
+          <w:ilvl w:val="0"/>
+          <w:numId w:val="2"/>
+        </w:numPr>
+        <w:spacing w:after="60"/>
+      </w:pPr>
+      <w:r>
+        <w:t xml:space="preserve">Las leyendas ("Conserve este ticket para garantía", firmas, "Gracias por su visita").</w:t>
+      </w:r>
+    </w:p>
+    <w:p>
+      <w:pPr>
+        <w:spacing w:after="120"/>
+      </w:pPr>
+      <w:r>
+        <w:t xml:space="preserve">Para que el ticket lleve el logo, guarda la imagen como </w:t>
+      </w:r>
+      <w:r>
+        <w:rPr>
+          <w:rFonts w:ascii="Consolas" w:cs="Consolas" w:eastAsia="Consolas" w:hAnsi="Consolas"/>
+          <w:color w:val="5C152D"/>
+          <w:sz w:val="19"/>
+          <w:szCs w:val="19"/>
+        </w:rPr>
+        <w:t xml:space="preserve">public/img/logo.png</w:t>
+      </w:r>
+      <w:r>
+        <w:t xml:space="preserve"> (o </w:t>
+      </w:r>
+      <w:r>
+        <w:rPr>
+          <w:rFonts w:ascii="Consolas" w:cs="Consolas" w:eastAsia="Consolas" w:hAnsi="Consolas"/>
+          <w:color w:val="5C152D"/>
+          <w:sz w:val="19"/>
+          <w:szCs w:val="19"/>
+        </w:rPr>
+        <w:t xml:space="preserve">logo.jpg</w:t>
+      </w:r>
+      <w:r>
+        <w:t xml:space="preserve">).</w:t>
+      </w:r>
+    </w:p>
+    <w:p>
+      <w:pPr>
+        <w:pStyle w:val="Heading3"/>
+      </w:pPr>
+      <w:r>
+        <w:t xml:space="preserve">4.3 Envío de correos (opcional)</w:t>
+      </w:r>
+    </w:p>
+    <w:p>
+      <w:pPr>
+        <w:spacing w:after="120"/>
+      </w:pPr>
+      <w:r>
+        <w:t xml:space="preserve">Sin configurar nada, la recuperación de contraseña funciona </w:t>
+      </w:r>
+      <w:r>
+        <w:rPr>
+          <w:b/>
+          <w:bCs/>
+        </w:rPr>
+        <w:t xml:space="preserve">a través del Administrador</w:t>
+      </w:r>
+      <w:r>
+        <w:t xml:space="preserve"> (él genera el enlace). Para que el enlace llegue por correo:</w:t>
+      </w:r>
+    </w:p>
+    <w:p>
+      <w:pPr>
+        <w:pStyle w:val="ListParagraph"/>
+        <w:numPr>
+          <w:ilvl w:val="0"/>
+          <w:numId w:val="21"/>
+        </w:numPr>
+        <w:spacing w:after="60"/>
+      </w:pPr>
+      <w:r>
+        <w:t xml:space="preserve">En la cuenta de Gmail que enviará los correos, activa la verificación en dos pasos y crea una </w:t>
+      </w:r>
+      <w:r>
+        <w:rPr>
+          <w:b/>
+          <w:bCs/>
+        </w:rPr>
+        <w:t xml:space="preserve">contraseña de aplicación</w:t>
+      </w:r>
+      <w:r>
+        <w:t xml:space="preserve"> en </w:t>
+      </w:r>
+      <w:hyperlink w:history="1" r:id="rIdoecn57h9tfgwa-k5n2_ow">
+        <w:r>
+          <w:rPr>
+            <w:rStyle w:val="Hyperlink"/>
+          </w:rPr>
+          <w:t xml:space="preserve">https://myaccount.google.com/apppasswords</w:t>
+        </w:r>
+      </w:hyperlink>
+      <w:r>
+        <w:t xml:space="preserve">.</w:t>
+      </w:r>
+    </w:p>
+    <w:p>
+      <w:pPr>
+        <w:pStyle w:val="ListParagraph"/>
+        <w:numPr>
+          <w:ilvl w:val="0"/>
+          <w:numId w:val="21"/>
+        </w:numPr>
+        <w:spacing w:after="60"/>
+      </w:pPr>
+      <w:r>
+        <w:t xml:space="preserve">Crea el archivo </w:t>
+      </w:r>
+      <w:r>
+        <w:rPr>
+          <w:rFonts w:ascii="Consolas" w:cs="Consolas" w:eastAsia="Consolas" w:hAnsi="Consolas"/>
+          <w:color w:val="5C152D"/>
+          <w:sz w:val="19"/>
+          <w:szCs w:val="19"/>
+        </w:rPr>
+        <w:t xml:space="preserve">app/config/correo.local.php</w:t>
+      </w:r>
+      <w:r>
+        <w:t xml:space="preserve"> (no se sube a GitHub):</w:t>
+      </w:r>
+    </w:p>
+    <w:p>
+      <w:pPr>
+        <w:shd w:fill="F4F5F7" w:color="auto" w:val="clear"/>
+        <w:spacing w:after="0" w:before="80"/>
+        <w:ind w:left="560"/>
+      </w:pPr>
+      <w:r>
+        <w:rPr>
+          <w:rFonts w:ascii="Consolas" w:cs="Consolas" w:eastAsia="Consolas" w:hAnsi="Consolas"/>
+          <w:sz w:val="15"/>
+          <w:szCs w:val="15"/>
+        </w:rPr>
+        <w:t xml:space="preserve">&lt;?php</w:t>
+      </w:r>
+    </w:p>
+    <w:p>
+      <w:pPr>
+        <w:shd w:fill="F4F5F7" w:color="auto" w:val="clear"/>
+        <w:spacing w:after="0" w:before="0"/>
+        <w:ind w:left="560"/>
+      </w:pPr>
+      <w:r>
+        <w:rPr>
+          <w:rFonts w:ascii="Consolas" w:cs="Consolas" w:eastAsia="Consolas" w:hAnsi="Consolas"/>
+          <w:sz w:val="15"/>
+          <w:szCs w:val="15"/>
+        </w:rPr>
+        <w:t xml:space="preserve">return [</w:t>
+      </w:r>
+    </w:p>
+    <w:p>
+      <w:pPr>
+        <w:shd w:fill="F4F5F7" w:color="auto" w:val="clear"/>
+        <w:spacing w:after="0" w:before="0"/>
+        <w:ind w:left="560"/>
+      </w:pPr>
+      <w:r>
+        <w:rPr>
+          <w:rFonts w:ascii="Consolas" w:cs="Consolas" w:eastAsia="Consolas" w:hAnsi="Consolas"/>
+          <w:sz w:val="15"/>
+          <w:szCs w:val="15"/>
+        </w:rPr>
+        <w:t xml:space="preserve">    "habilitado" =&gt; true,</w:t>
+      </w:r>
+    </w:p>
+    <w:p>
+      <w:pPr>
+        <w:shd w:fill="F4F5F7" w:color="auto" w:val="clear"/>
+        <w:spacing w:after="0" w:before="0"/>
+        <w:ind w:left="560"/>
+      </w:pPr>
+      <w:r>
+        <w:rPr>
+          <w:rFonts w:ascii="Consolas" w:cs="Consolas" w:eastAsia="Consolas" w:hAnsi="Consolas"/>
+          <w:sz w:val="15"/>
+          <w:szCs w:val="15"/>
+        </w:rPr>
+        <w:t xml:space="preserve">    "usuario"    =&gt; "cuenta@gmail.com",</w:t>
+      </w:r>
+    </w:p>
+    <w:p>
+      <w:pPr>
+        <w:shd w:fill="F4F5F7" w:color="auto" w:val="clear"/>
+        <w:spacing w:after="0" w:before="0"/>
+        <w:ind w:left="560"/>
+      </w:pPr>
+      <w:r>
+        <w:rPr>
+          <w:rFonts w:ascii="Consolas" w:cs="Consolas" w:eastAsia="Consolas" w:hAnsi="Consolas"/>
+          <w:sz w:val="15"/>
+          <w:szCs w:val="15"/>
+        </w:rPr>
+        <w:t xml:space="preserve">    "password"   =&gt; "xxxx xxxx xxxx xxxx",</w:t>
+      </w:r>
+    </w:p>
+    <w:p>
+      <w:pPr>
+        <w:shd w:fill="F4F5F7" w:color="auto" w:val="clear"/>
+        <w:spacing w:after="0" w:before="0"/>
+        <w:ind w:left="560"/>
+      </w:pPr>
+      <w:r>
+        <w:rPr>
+          <w:rFonts w:ascii="Consolas" w:cs="Consolas" w:eastAsia="Consolas" w:hAnsi="Consolas"/>
+          <w:sz w:val="15"/>
+          <w:szCs w:val="15"/>
+        </w:rPr>
+        <w:t xml:space="preserve">    "remitente"  =&gt; "cuenta@gmail.com",</w:t>
+      </w:r>
+    </w:p>
+    <w:p>
+      <w:pPr>
+        <w:shd w:fill="F4F5F7" w:color="auto" w:val="clear"/>
+        <w:spacing w:after="0" w:before="0"/>
+        <w:ind w:left="560"/>
+      </w:pPr>
+      <w:r>
+        <w:rPr>
+          <w:rFonts w:ascii="Consolas" w:cs="Consolas" w:eastAsia="Consolas" w:hAnsi="Consolas"/>
+          <w:sz w:val="15"/>
+          <w:szCs w:val="15"/>
+        </w:rPr>
+        <w:t xml:space="preserve">    "url_base"   =&gt; "http://localhost/sistema-incidencias/public",</w:t>
+      </w:r>
+    </w:p>
+    <w:p>
+      <w:pPr>
+        <w:shd w:fill="F4F5F7" w:color="auto" w:val="clear"/>
+        <w:spacing w:after="160" w:before="0"/>
+        <w:ind w:left="560"/>
+      </w:pPr>
+      <w:r>
+        <w:rPr>
+          <w:rFonts w:ascii="Consolas" w:cs="Consolas" w:eastAsia="Consolas" w:hAnsi="Consolas"/>
+          <w:sz w:val="15"/>
+          <w:szCs w:val="15"/>
+        </w:rPr>
+        <w:t xml:space="preserve">];</w:t>
+      </w:r>
+    </w:p>
+    <w:p>
+      <w:pPr>
+        <w:pStyle w:val="ListParagraph"/>
+        <w:numPr>
+          <w:ilvl w:val="0"/>
+          <w:numId w:val="21"/>
+        </w:numPr>
+        <w:spacing w:after="60"/>
+      </w:pPr>
+      <w:r>
+        <w:t xml:space="preserve">Si aparece un error de certificado, agrega en </w:t>
+      </w:r>
+      <w:r>
+        <w:rPr>
+          <w:rFonts w:ascii="Consolas" w:cs="Consolas" w:eastAsia="Consolas" w:hAnsi="Consolas"/>
+          <w:color w:val="5C152D"/>
+          <w:sz w:val="19"/>
+          <w:szCs w:val="19"/>
+        </w:rPr>
+        <w:t xml:space="preserve">php.ini</w:t>
+      </w:r>
+      <w:r>
+        <w:t xml:space="preserve"> y reinicia Apache:</w:t>
+      </w:r>
+    </w:p>
+    <w:p>
+      <w:pPr>
+        <w:shd w:fill="F4F5F7" w:color="auto" w:val="clear"/>
+        <w:spacing w:after="160" w:before="80"/>
+        <w:ind w:left="560"/>
+      </w:pPr>
+      <w:r>
+        <w:rPr>
+          <w:rFonts w:ascii="Consolas" w:cs="Consolas" w:eastAsia="Consolas" w:hAnsi="Consolas"/>
+          <w:sz w:val="15"/>
+          <w:szCs w:val="15"/>
+        </w:rPr>
+        <w:t xml:space="preserve">openssl.cafile = "C:\xampp\apache\bin\curl-ca-bundle.crt"</w:t>
+      </w:r>
+    </w:p>
+    <w:p>
+      <w:pPr>
+        <w:pStyle w:val="Heading2"/>
+      </w:pPr>
+      <w:r>
+        <w:t xml:space="preserve">5. Respaldos</w:t>
+      </w:r>
+    </w:p>
+    <w:p>
+      <w:pPr>
+        <w:spacing w:after="120"/>
+      </w:pPr>
+      <w:r>
+        <w:t xml:space="preserve">Respalda </w:t>
+      </w:r>
+      <w:r>
+        <w:rPr>
+          <w:b/>
+          <w:bCs/>
+        </w:rPr>
+        <w:t xml:space="preserve">ambas</w:t>
+      </w:r>
+      <w:r>
+        <w:t xml:space="preserve"> cosas:</w:t>
+      </w:r>
+    </w:p>
+    <w:p>
+      <w:pPr>
+        <w:pStyle w:val="ListParagraph"/>
+        <w:numPr>
+          <w:ilvl w:val="0"/>
+          <w:numId w:val="22"/>
+        </w:numPr>
+        <w:spacing w:after="60"/>
+      </w:pPr>
+      <w:r>
+        <w:t xml:space="preserve">La base de datos: phpMyAdmin → </w:t>
+      </w:r>
+      <w:r>
+        <w:rPr>
+          <w:rFonts w:ascii="Consolas" w:cs="Consolas" w:eastAsia="Consolas" w:hAnsi="Consolas"/>
+          <w:color w:val="5C152D"/>
+          <w:sz w:val="19"/>
+          <w:szCs w:val="19"/>
+        </w:rPr>
+        <w:t xml:space="preserve">sistema_incidencias</w:t>
+      </w:r>
+      <w:r>
+        <w:t xml:space="preserve"> → </w:t>
+      </w:r>
+      <w:r>
+        <w:rPr>
+          <w:b/>
+          <w:bCs/>
+        </w:rPr>
+        <w:t xml:space="preserve">Exportar</w:t>
+      </w:r>
+      <w:r>
+        <w:t xml:space="preserve"> → SQL.</w:t>
+      </w:r>
+    </w:p>
+    <w:p>
+      <w:pPr>
+        <w:pStyle w:val="ListParagraph"/>
+        <w:numPr>
+          <w:ilvl w:val="0"/>
+          <w:numId w:val="22"/>
+        </w:numPr>
+        <w:spacing w:after="60"/>
+      </w:pPr>
+      <w:r>
+        <w:t xml:space="preserve">La carpeta </w:t>
+      </w:r>
+      <w:r>
+        <w:rPr>
+          <w:rFonts w:ascii="Consolas" w:cs="Consolas" w:eastAsia="Consolas" w:hAnsi="Consolas"/>
+          <w:color w:val="5C152D"/>
+          <w:sz w:val="19"/>
+          <w:szCs w:val="19"/>
+        </w:rPr>
+        <w:t xml:space="preserve">storage/evidencias/</w:t>
+      </w:r>
+      <w:r>
+        <w:t xml:space="preserve"> (fotos y PDF adjuntos por los usuarios).</w:t>
+      </w:r>
+    </w:p>
+    <w:p>
+      <w:pPr>
+        <w:pStyle w:val="Heading2"/>
+      </w:pPr>
+      <w:r>
+        <w:t xml:space="preserve">6. Solución de problemas</w:t>
+      </w:r>
+    </w:p>
+    <w:tbl>
+      <w:tblPr>
+        <w:tblW w:type="dxa" w:w="9360"/>
+        <w:tblBorders>
+          <w:top w:val="single" w:color="auto" w:sz="4"/>
+          <w:left w:val="single" w:color="auto" w:sz="4"/>
+          <w:bottom w:val="single" w:color="auto" w:sz="4"/>
+          <w:right w:val="single" w:color="auto" w:sz="4"/>
+          <w:insideH w:val="single" w:color="auto" w:sz="4"/>
+          <w:insideV w:val="single" w:color="auto" w:sz="4"/>
+        </w:tblBorders>
+      </w:tblPr>
+      <w:tblGrid>
+        <w:gridCol w:w="3120"/>
+        <w:gridCol w:w="3120"/>
+        <w:gridCol w:w="3120"/>
+      </w:tblGrid>
+      <w:tr>
+        <w:trPr>
+          <w:tblHeader/>
+        </w:trPr>
+        <w:tc>
+          <w:tcPr>
+            <w:tcW w:type="dxa" w:w="3120"/>
+            <w:tcBorders>
+              <w:top w:val="single" w:color="D0D5DB" w:sz="4"/>
+              <w:left w:val="single" w:color="D0D5DB" w:sz="4"/>
+              <w:bottom w:val="single" w:color="D0D5DB" w:sz="4"/>
+              <w:right w:val="single" w:color="D0D5DB" w:sz="4"/>
+            </w:tcBorders>
+            <w:shd w:fill="F1E6EA" w:color="auto" w:val="clear"/>
+            <w:tcMar>
+              <w:top w:type="dxa" w:w="60"/>
+              <w:left w:type="dxa" w:w="100"/>
+              <w:bottom w:type="dxa" w:w="60"/>
+              <w:right w:type="dxa" w:w="100"/>
+            </w:tcMar>
+          </w:tcPr>
+          <w:p>
+            <w:pPr>
+              <w:jc w:val="left"/>
+            </w:pPr>
+            <w:r>
+              <w:rPr>
+                <w:b/>
+                <w:bCs/>
+                <w:sz w:val="18"/>
+                <w:szCs w:val="18"/>
+              </w:rPr>
               <w:t xml:space="preserve">Síntoma</w:t>
             </w:r>
           </w:p>
@@ -3349,6 +7411,8 @@
             </w:pPr>
             <w:r>
               <w:rPr>
+                <w:b/>
+                <w:bCs/>
                 <w:sz w:val="18"/>
                 <w:szCs w:val="18"/>
               </w:rPr>
@@ -3428,6 +7492,8 @@
             </w:pPr>
             <w:r>
               <w:rPr>
+                <w:b/>
+                <w:bCs/>
                 <w:sz w:val="18"/>
                 <w:szCs w:val="18"/>
               </w:rPr>
@@ -3442,6 +7508,8 @@
             </w:r>
             <w:r>
               <w:rPr>
+                <w:b/>
+                <w:bCs/>
                 <w:sz w:val="18"/>
                 <w:szCs w:val="18"/>
               </w:rPr>
@@ -3478,6 +7546,8 @@
             </w:r>
             <w:r>
               <w:rPr>
+                <w:b/>
+                <w:bCs/>
                 <w:sz w:val="18"/>
                 <w:szCs w:val="18"/>
               </w:rPr>
@@ -3535,6 +7605,8 @@
             </w:pPr>
             <w:r>
               <w:rPr>
+                <w:b/>
+                <w:bCs/>
                 <w:sz w:val="18"/>
                 <w:szCs w:val="18"/>
               </w:rPr>
@@ -3571,6 +7643,8 @@
             </w:r>
             <w:r>
               <w:rPr>
+                <w:b/>
+                <w:bCs/>
                 <w:sz w:val="18"/>
                 <w:szCs w:val="18"/>
               </w:rPr>
@@ -3585,6 +7659,8 @@
             </w:r>
             <w:r>
               <w:rPr>
+                <w:b/>
+                <w:bCs/>
                 <w:sz w:val="18"/>
                 <w:szCs w:val="18"/>
               </w:rPr>
@@ -3626,6 +7702,8 @@
             </w:pPr>
             <w:r>
               <w:rPr>
+                <w:b/>
+                <w:bCs/>
                 <w:sz w:val="18"/>
                 <w:szCs w:val="18"/>
               </w:rPr>
@@ -3662,6 +7740,8 @@
             </w:r>
             <w:r>
               <w:rPr>
+                <w:b/>
+                <w:bCs/>
                 <w:sz w:val="18"/>
                 <w:szCs w:val="18"/>
               </w:rPr>
@@ -3676,6 +7756,8 @@
             </w:r>
             <w:r>
               <w:rPr>
+                <w:b/>
+                <w:bCs/>
                 <w:sz w:val="18"/>
                 <w:szCs w:val="18"/>
               </w:rPr>
@@ -3814,7 +7896,7 @@
         <w:pStyle w:val="ListParagraph"/>
         <w:numPr>
           <w:ilvl w:val="0"/>
-          <w:numId w:val="6"/>
+          <w:numId w:val="23"/>
         </w:numPr>
         <w:spacing w:after="60"/>
       </w:pPr>
@@ -3837,7 +7919,7 @@
         <w:pStyle w:val="ListParagraph"/>
         <w:numPr>
           <w:ilvl w:val="0"/>
-          <w:numId w:val="6"/>
+          <w:numId w:val="23"/>
         </w:numPr>
         <w:spacing w:after="60"/>
       </w:pPr>
@@ -3850,7 +7932,7 @@
         <w:pStyle w:val="ListParagraph"/>
         <w:numPr>
           <w:ilvl w:val="1"/>
-          <w:numId w:val="3"/>
+          <w:numId w:val="2"/>
         </w:numPr>
         <w:spacing w:after="60"/>
       </w:pPr>
@@ -3880,7 +7962,7 @@
         <w:pStyle w:val="ListParagraph"/>
         <w:numPr>
           <w:ilvl w:val="1"/>
-          <w:numId w:val="3"/>
+          <w:numId w:val="2"/>
         </w:numPr>
         <w:spacing w:after="60"/>
       </w:pPr>
@@ -3910,7 +7992,7 @@
         <w:pStyle w:val="ListParagraph"/>
         <w:numPr>
           <w:ilvl w:val="0"/>
-          <w:numId w:val="6"/>
+          <w:numId w:val="23"/>
         </w:numPr>
         <w:spacing w:after="60"/>
       </w:pPr>
@@ -4533,6 +8615,8 @@
             </w:r>
             <w:r>
               <w:rPr>
+                <w:b/>
+                <w:bCs/>
                 <w:sz w:val="18"/>
                 <w:szCs w:val="18"/>
               </w:rPr>
@@ -5234,7 +9318,7 @@
         <w:pStyle w:val="ListParagraph"/>
         <w:numPr>
           <w:ilvl w:val="0"/>
-          <w:numId w:val="3"/>
+          <w:numId w:val="2"/>
         </w:numPr>
         <w:spacing w:after="60"/>
       </w:pPr>
@@ -5264,7 +9348,7 @@
         <w:pStyle w:val="ListParagraph"/>
         <w:numPr>
           <w:ilvl w:val="0"/>
-          <w:numId w:val="3"/>
+          <w:numId w:val="2"/>
         </w:numPr>
         <w:spacing w:after="60"/>
       </w:pPr>
@@ -5284,7 +9368,7 @@
         <w:pStyle w:val="ListParagraph"/>
         <w:numPr>
           <w:ilvl w:val="0"/>
-          <w:numId w:val="3"/>
+          <w:numId w:val="2"/>
         </w:numPr>
         <w:spacing w:after="60"/>
       </w:pPr>
@@ -5304,7 +9388,7 @@
         <w:pStyle w:val="ListParagraph"/>
         <w:numPr>
           <w:ilvl w:val="0"/>
-          <w:numId w:val="3"/>
+          <w:numId w:val="2"/>
         </w:numPr>
         <w:spacing w:after="60"/>
       </w:pPr>
@@ -5344,7 +9428,7 @@
         <w:pStyle w:val="ListParagraph"/>
         <w:numPr>
           <w:ilvl w:val="0"/>
-          <w:numId w:val="3"/>
+          <w:numId w:val="2"/>
         </w:numPr>
         <w:spacing w:after="60"/>
       </w:pPr>
@@ -5496,7 +9580,7 @@
         <w:pStyle w:val="ListParagraph"/>
         <w:numPr>
           <w:ilvl w:val="0"/>
-          <w:numId w:val="3"/>
+          <w:numId w:val="2"/>
         </w:numPr>
         <w:spacing w:after="60"/>
       </w:pPr>
@@ -5519,7 +9603,7 @@
         <w:pStyle w:val="ListParagraph"/>
         <w:numPr>
           <w:ilvl w:val="0"/>
-          <w:numId w:val="3"/>
+          <w:numId w:val="2"/>
         </w:numPr>
         <w:spacing w:after="60"/>
       </w:pPr>
@@ -5532,7 +9616,7 @@
         <w:pStyle w:val="ListParagraph"/>
         <w:numPr>
           <w:ilvl w:val="0"/>
-          <w:numId w:val="3"/>
+          <w:numId w:val="2"/>
         </w:numPr>
         <w:spacing w:after="60"/>
       </w:pPr>
@@ -5545,7 +9629,7 @@
         <w:pStyle w:val="ListParagraph"/>
         <w:numPr>
           <w:ilvl w:val="0"/>
-          <w:numId w:val="3"/>
+          <w:numId w:val="2"/>
         </w:numPr>
         <w:spacing w:after="60"/>
       </w:pPr>
@@ -5565,7 +9649,7 @@
         <w:pStyle w:val="ListParagraph"/>
         <w:numPr>
           <w:ilvl w:val="0"/>
-          <w:numId w:val="3"/>
+          <w:numId w:val="2"/>
         </w:numPr>
         <w:spacing w:after="60"/>
       </w:pPr>
@@ -5578,7 +9662,7 @@
         <w:pStyle w:val="ListParagraph"/>
         <w:numPr>
           <w:ilvl w:val="0"/>
-          <w:numId w:val="3"/>
+          <w:numId w:val="2"/>
         </w:numPr>
         <w:spacing w:after="60"/>
       </w:pPr>
@@ -5801,7 +9885,7 @@
         <w:pStyle w:val="ListParagraph"/>
         <w:numPr>
           <w:ilvl w:val="0"/>
-          <w:numId w:val="7"/>
+          <w:numId w:val="24"/>
         </w:numPr>
         <w:spacing w:after="60"/>
       </w:pPr>
@@ -5824,7 +9908,7 @@
         <w:pStyle w:val="ListParagraph"/>
         <w:numPr>
           <w:ilvl w:val="0"/>
-          <w:numId w:val="7"/>
+          <w:numId w:val="24"/>
         </w:numPr>
         <w:spacing w:after="60"/>
       </w:pPr>
@@ -5857,7 +9941,7 @@
         <w:pStyle w:val="ListParagraph"/>
         <w:numPr>
           <w:ilvl w:val="0"/>
-          <w:numId w:val="7"/>
+          <w:numId w:val="24"/>
         </w:numPr>
         <w:spacing w:after="60"/>
       </w:pPr>
@@ -6054,7 +10138,7 @@
         <w:pStyle w:val="ListParagraph"/>
         <w:numPr>
           <w:ilvl w:val="0"/>
-          <w:numId w:val="3"/>
+          <w:numId w:val="2"/>
         </w:numPr>
         <w:spacing w:after="60"/>
       </w:pPr>
@@ -6077,7 +10161,7 @@
         <w:pStyle w:val="ListParagraph"/>
         <w:numPr>
           <w:ilvl w:val="0"/>
-          <w:numId w:val="3"/>
+          <w:numId w:val="2"/>
         </w:numPr>
         <w:spacing w:after="60"/>
       </w:pPr>
@@ -6117,7 +10201,7 @@
         <w:pStyle w:val="ListParagraph"/>
         <w:numPr>
           <w:ilvl w:val="0"/>
-          <w:numId w:val="3"/>
+          <w:numId w:val="2"/>
         </w:numPr>
         <w:spacing w:after="60"/>
       </w:pPr>
@@ -6170,7 +10254,7 @@
         <w:pStyle w:val="ListParagraph"/>
         <w:numPr>
           <w:ilvl w:val="0"/>
-          <w:numId w:val="3"/>
+          <w:numId w:val="2"/>
         </w:numPr>
         <w:spacing w:after="60"/>
       </w:pPr>
@@ -6254,7 +10338,7 @@
         <w:pStyle w:val="ListParagraph"/>
         <w:numPr>
           <w:ilvl w:val="0"/>
-          <w:numId w:val="3"/>
+          <w:numId w:val="2"/>
         </w:numPr>
         <w:spacing w:after="60"/>
       </w:pPr>
@@ -6274,7 +10358,7 @@
         <w:pStyle w:val="ListParagraph"/>
         <w:numPr>
           <w:ilvl w:val="0"/>
-          <w:numId w:val="3"/>
+          <w:numId w:val="2"/>
         </w:numPr>
         <w:spacing w:after="60"/>
       </w:pPr>
@@ -6294,7 +10378,7 @@
         <w:pStyle w:val="ListParagraph"/>
         <w:numPr>
           <w:ilvl w:val="0"/>
-          <w:numId w:val="3"/>
+          <w:numId w:val="2"/>
         </w:numPr>
         <w:spacing w:after="60"/>
       </w:pPr>
@@ -6324,7 +10408,7 @@
         <w:pStyle w:val="ListParagraph"/>
         <w:numPr>
           <w:ilvl w:val="0"/>
-          <w:numId w:val="3"/>
+          <w:numId w:val="2"/>
         </w:numPr>
         <w:spacing w:after="60"/>
       </w:pPr>
@@ -6344,7 +10428,7 @@
         <w:pStyle w:val="ListParagraph"/>
         <w:numPr>
           <w:ilvl w:val="0"/>
-          <w:numId w:val="3"/>
+          <w:numId w:val="2"/>
         </w:numPr>
         <w:spacing w:after="60"/>
       </w:pPr>
@@ -7167,7 +11251,7 @@
         <w:pStyle w:val="ListParagraph"/>
         <w:numPr>
           <w:ilvl w:val="0"/>
-          <w:numId w:val="3"/>
+          <w:numId w:val="2"/>
         </w:numPr>
         <w:spacing w:after="60"/>
       </w:pPr>
@@ -7187,7 +11271,7 @@
         <w:pStyle w:val="ListParagraph"/>
         <w:numPr>
           <w:ilvl w:val="0"/>
-          <w:numId w:val="3"/>
+          <w:numId w:val="2"/>
         </w:numPr>
         <w:spacing w:after="60"/>
       </w:pPr>
@@ -7207,7 +11291,7 @@
         <w:pStyle w:val="ListParagraph"/>
         <w:numPr>
           <w:ilvl w:val="0"/>
-          <w:numId w:val="3"/>
+          <w:numId w:val="2"/>
         </w:numPr>
         <w:spacing w:after="60"/>
       </w:pPr>
@@ -7450,7 +11534,7 @@
         <w:pStyle w:val="ListParagraph"/>
         <w:numPr>
           <w:ilvl w:val="0"/>
-          <w:numId w:val="3"/>
+          <w:numId w:val="2"/>
         </w:numPr>
         <w:spacing w:after="60"/>
       </w:pPr>
@@ -7470,7 +11554,7 @@
         <w:pStyle w:val="ListParagraph"/>
         <w:numPr>
           <w:ilvl w:val="0"/>
-          <w:numId w:val="3"/>
+          <w:numId w:val="2"/>
         </w:numPr>
         <w:spacing w:after="60"/>
       </w:pPr>
@@ -7737,6 +11821,8 @@
             </w:pPr>
             <w:r>
               <w:rPr>
+                <w:b/>
+                <w:bCs/>
                 <w:sz w:val="18"/>
                 <w:szCs w:val="18"/>
               </w:rPr>
@@ -7829,6 +11915,8 @@
             </w:pPr>
             <w:r>
               <w:rPr>
+                <w:b/>
+                <w:bCs/>
                 <w:sz w:val="18"/>
                 <w:szCs w:val="18"/>
               </w:rPr>
@@ -7921,6 +12009,8 @@
             </w:pPr>
             <w:r>
               <w:rPr>
+                <w:b/>
+                <w:bCs/>
                 <w:sz w:val="18"/>
                 <w:szCs w:val="18"/>
               </w:rPr>
@@ -8013,6 +12103,8 @@
             </w:pPr>
             <w:r>
               <w:rPr>
+                <w:b/>
+                <w:bCs/>
                 <w:sz w:val="18"/>
                 <w:szCs w:val="18"/>
               </w:rPr>
@@ -8105,6 +12197,8 @@
             </w:pPr>
             <w:r>
               <w:rPr>
+                <w:b/>
+                <w:bCs/>
                 <w:sz w:val="18"/>
                 <w:szCs w:val="18"/>
               </w:rPr>
@@ -8197,6 +12291,8 @@
             </w:pPr>
             <w:r>
               <w:rPr>
+                <w:b/>
+                <w:bCs/>
                 <w:sz w:val="18"/>
                 <w:szCs w:val="18"/>
               </w:rPr>
@@ -8289,6 +12385,8 @@
             </w:pPr>
             <w:r>
               <w:rPr>
+                <w:b/>
+                <w:bCs/>
                 <w:sz w:val="18"/>
                 <w:szCs w:val="18"/>
               </w:rPr>
@@ -8511,10 +12609,14 @@
       </w:r>
       <w:r>
         <w:rPr>
+          <w:rFonts w:ascii="Consolas" w:cs="Consolas" w:eastAsia="Consolas" w:hAnsi="Consolas"/>
           <w:b/>
           <w:bCs/>
-        </w:rPr>
-        <w:t xml:space="preserve">`sistema_incidencias`</w:t>
+          <w:color w:val="5C152D"/>
+          <w:sz w:val="19"/>
+          <w:szCs w:val="19"/>
+        </w:rPr>
+        <w:t xml:space="preserve">sistema_incidencias</w:t>
       </w:r>
       <w:r>
         <w:t xml:space="preserve"> · MariaDB/MySQL · motor InnoDB · juego de caracteres </w:t>
@@ -8618,7 +12720,7 @@
         </w:rPr>
         <w:t xml:space="preserve">GitHub dibuja este diagrama automáticamente. En otros visores puedes pegarlo en </w:t>
       </w:r>
-      <w:hyperlink w:history="1" r:id="rIdi6pyxrzgg4xtz_u6r2jh5">
+      <w:hyperlink w:history="1" r:id="rIdt1wtq_dl-dv_lvmq5uot5">
         <w:r>
           <w:rPr>
             <w:rStyle w:val="Hyperlink"/>
@@ -13267,6 +17369,8 @@
             </w:r>
             <w:r>
               <w:rPr>
+                <w:b/>
+                <w:bCs/>
                 <w:sz w:val="18"/>
                 <w:szCs w:val="18"/>
               </w:rPr>
@@ -20984,7 +25088,7 @@
         <w:pStyle w:val="ListParagraph"/>
         <w:numPr>
           <w:ilvl w:val="0"/>
-          <w:numId w:val="3"/>
+          <w:numId w:val="2"/>
         </w:numPr>
         <w:spacing w:after="60"/>
       </w:pPr>
@@ -21004,7 +25108,7 @@
         <w:pStyle w:val="ListParagraph"/>
         <w:numPr>
           <w:ilvl w:val="0"/>
-          <w:numId w:val="3"/>
+          <w:numId w:val="2"/>
         </w:numPr>
         <w:spacing w:after="60"/>
       </w:pPr>
@@ -21024,7 +25128,7 @@
         <w:pStyle w:val="ListParagraph"/>
         <w:numPr>
           <w:ilvl w:val="0"/>
-          <w:numId w:val="3"/>
+          <w:numId w:val="2"/>
         </w:numPr>
         <w:spacing w:after="60"/>
       </w:pPr>
@@ -21696,6 +25800,8 @@
             </w:r>
             <w:r>
               <w:rPr>
+                <w:b/>
+                <w:bCs/>
                 <w:sz w:val="18"/>
                 <w:szCs w:val="18"/>
               </w:rPr>
@@ -22328,7 +26434,7 @@
         <w:pStyle w:val="ListParagraph"/>
         <w:numPr>
           <w:ilvl w:val="0"/>
-          <w:numId w:val="8"/>
+          <w:numId w:val="25"/>
         </w:numPr>
         <w:spacing w:after="60"/>
       </w:pPr>
@@ -22377,7 +26483,7 @@
         <w:pStyle w:val="ListParagraph"/>
         <w:numPr>
           <w:ilvl w:val="0"/>
-          <w:numId w:val="8"/>
+          <w:numId w:val="25"/>
         </w:numPr>
         <w:spacing w:after="60"/>
       </w:pPr>
@@ -22420,7 +26526,7 @@
         <w:pStyle w:val="ListParagraph"/>
         <w:numPr>
           <w:ilvl w:val="0"/>
-          <w:numId w:val="8"/>
+          <w:numId w:val="25"/>
         </w:numPr>
         <w:spacing w:after="60"/>
       </w:pPr>
@@ -23707,7 +27813,7 @@
         <w:pStyle w:val="ListParagraph"/>
         <w:numPr>
           <w:ilvl w:val="0"/>
-          <w:numId w:val="3"/>
+          <w:numId w:val="2"/>
         </w:numPr>
         <w:spacing w:after="60"/>
       </w:pPr>
@@ -23762,7 +27868,7 @@
         <w:pStyle w:val="ListParagraph"/>
         <w:numPr>
           <w:ilvl w:val="0"/>
-          <w:numId w:val="3"/>
+          <w:numId w:val="2"/>
         </w:numPr>
         <w:spacing w:after="60"/>
       </w:pPr>
@@ -23795,7 +27901,7 @@
         <w:pStyle w:val="ListParagraph"/>
         <w:numPr>
           <w:ilvl w:val="0"/>
-          <w:numId w:val="3"/>
+          <w:numId w:val="2"/>
         </w:numPr>
         <w:spacing w:after="60"/>
       </w:pPr>
@@ -26421,7 +30527,7 @@
         <w:pStyle w:val="ListParagraph"/>
         <w:numPr>
           <w:ilvl w:val="0"/>
-          <w:numId w:val="9"/>
+          <w:numId w:val="26"/>
         </w:numPr>
         <w:spacing w:after="60"/>
       </w:pPr>
@@ -26482,7 +30588,7 @@
         <w:pStyle w:val="ListParagraph"/>
         <w:numPr>
           <w:ilvl w:val="0"/>
-          <w:numId w:val="9"/>
+          <w:numId w:val="26"/>
         </w:numPr>
         <w:spacing w:after="60"/>
       </w:pPr>
@@ -26505,7 +30611,7 @@
         <w:pStyle w:val="ListParagraph"/>
         <w:numPr>
           <w:ilvl w:val="0"/>
-          <w:numId w:val="9"/>
+          <w:numId w:val="26"/>
         </w:numPr>
         <w:spacing w:after="60"/>
       </w:pPr>
@@ -26542,7 +30648,7 @@
         <w:pStyle w:val="ListParagraph"/>
         <w:numPr>
           <w:ilvl w:val="0"/>
-          <w:numId w:val="9"/>
+          <w:numId w:val="26"/>
         </w:numPr>
         <w:spacing w:after="60"/>
       </w:pPr>
@@ -26555,7 +30661,7 @@
         <w:pStyle w:val="ListParagraph"/>
         <w:numPr>
           <w:ilvl w:val="0"/>
-          <w:numId w:val="9"/>
+          <w:numId w:val="26"/>
         </w:numPr>
         <w:spacing w:after="60"/>
       </w:pPr>
@@ -27581,13 +31687,13 @@
     </w:lvlOverride>
   </w:num>
   <w:num w:numId="2">
-    <w:abstractNumId w:val="3"/>
+    <w:abstractNumId w:val="2"/>
     <w:lvlOverride w:ilvl="0">
       <w:startOverride w:val="1"/>
     </w:lvlOverride>
   </w:num>
   <w:num w:numId="3">
-    <w:abstractNumId w:val="2"/>
+    <w:abstractNumId w:val="3"/>
     <w:lvlOverride w:ilvl="0">
       <w:startOverride w:val="1"/>
     </w:lvlOverride>
@@ -27623,6 +31729,108 @@
     </w:lvlOverride>
   </w:num>
   <w:num w:numId="9">
+    <w:abstractNumId w:val="3"/>
+    <w:lvlOverride w:ilvl="0">
+      <w:startOverride w:val="1"/>
+    </w:lvlOverride>
+  </w:num>
+  <w:num w:numId="10">
+    <w:abstractNumId w:val="3"/>
+    <w:lvlOverride w:ilvl="0">
+      <w:startOverride w:val="1"/>
+    </w:lvlOverride>
+  </w:num>
+  <w:num w:numId="11">
+    <w:abstractNumId w:val="3"/>
+    <w:lvlOverride w:ilvl="0">
+      <w:startOverride w:val="1"/>
+    </w:lvlOverride>
+  </w:num>
+  <w:num w:numId="12">
+    <w:abstractNumId w:val="3"/>
+    <w:lvlOverride w:ilvl="0">
+      <w:startOverride w:val="1"/>
+    </w:lvlOverride>
+  </w:num>
+  <w:num w:numId="13">
+    <w:abstractNumId w:val="3"/>
+    <w:lvlOverride w:ilvl="0">
+      <w:startOverride w:val="1"/>
+    </w:lvlOverride>
+  </w:num>
+  <w:num w:numId="14">
+    <w:abstractNumId w:val="3"/>
+    <w:lvlOverride w:ilvl="0">
+      <w:startOverride w:val="1"/>
+    </w:lvlOverride>
+  </w:num>
+  <w:num w:numId="15">
+    <w:abstractNumId w:val="3"/>
+    <w:lvlOverride w:ilvl="0">
+      <w:startOverride w:val="1"/>
+    </w:lvlOverride>
+  </w:num>
+  <w:num w:numId="16">
+    <w:abstractNumId w:val="3"/>
+    <w:lvlOverride w:ilvl="0">
+      <w:startOverride w:val="1"/>
+    </w:lvlOverride>
+  </w:num>
+  <w:num w:numId="17">
+    <w:abstractNumId w:val="3"/>
+    <w:lvlOverride w:ilvl="0">
+      <w:startOverride w:val="1"/>
+    </w:lvlOverride>
+  </w:num>
+  <w:num w:numId="18">
+    <w:abstractNumId w:val="3"/>
+    <w:lvlOverride w:ilvl="0">
+      <w:startOverride w:val="1"/>
+    </w:lvlOverride>
+  </w:num>
+  <w:num w:numId="19">
+    <w:abstractNumId w:val="3"/>
+    <w:lvlOverride w:ilvl="0">
+      <w:startOverride w:val="1"/>
+    </w:lvlOverride>
+  </w:num>
+  <w:num w:numId="20">
+    <w:abstractNumId w:val="3"/>
+    <w:lvlOverride w:ilvl="0">
+      <w:startOverride w:val="1"/>
+    </w:lvlOverride>
+  </w:num>
+  <w:num w:numId="21">
+    <w:abstractNumId w:val="3"/>
+    <w:lvlOverride w:ilvl="0">
+      <w:startOverride w:val="1"/>
+    </w:lvlOverride>
+  </w:num>
+  <w:num w:numId="22">
+    <w:abstractNumId w:val="3"/>
+    <w:lvlOverride w:ilvl="0">
+      <w:startOverride w:val="1"/>
+    </w:lvlOverride>
+  </w:num>
+  <w:num w:numId="23">
+    <w:abstractNumId w:val="3"/>
+    <w:lvlOverride w:ilvl="0">
+      <w:startOverride w:val="1"/>
+    </w:lvlOverride>
+  </w:num>
+  <w:num w:numId="24">
+    <w:abstractNumId w:val="3"/>
+    <w:lvlOverride w:ilvl="0">
+      <w:startOverride w:val="1"/>
+    </w:lvlOverride>
+  </w:num>
+  <w:num w:numId="25">
+    <w:abstractNumId w:val="3"/>
+    <w:lvlOverride w:ilvl="0">
+      <w:startOverride w:val="1"/>
+    </w:lvlOverride>
+  </w:num>
+  <w:num w:numId="26">
     <w:abstractNumId w:val="3"/>
     <w:lvlOverride w:ilvl="0">
       <w:startOverride w:val="1"/>

--- a/docs/Documentacion_Sistema_Incidencias_TESCHI.docx
+++ b/docs/Documentacion_Sistema_Incidencias_TESCHI.docx
@@ -387,7 +387,7 @@
       <w:r>
         <w:t xml:space="preserve"> desde </w:t>
       </w:r>
-      <w:hyperlink w:history="1" r:id="rIdprrnf9zlojmx5nrfqrcht">
+      <w:hyperlink w:history="1" r:id="rIdmyin6e8uayjthe9uws9f8">
         <w:r>
           <w:rPr>
             <w:rStyle w:val="Hyperlink"/>
@@ -852,7 +852,7 @@
       <w:r>
         <w:t xml:space="preserve">Abre </w:t>
       </w:r>
-      <w:hyperlink w:history="1" r:id="rIdufbksoa_zn3r2si05b-im">
+      <w:hyperlink w:history="1" r:id="rIdsod4t-7-ung0upwaqukda">
         <w:r>
           <w:rPr>
             <w:rStyle w:val="Hyperlink"/>
@@ -1215,7 +1215,7 @@
       <w:r>
         <w:t xml:space="preserve">Abre </w:t>
       </w:r>
-      <w:hyperlink w:history="1" r:id="rIdftyvyh2mxp32mx3opyfpb">
+      <w:hyperlink w:history="1" r:id="rIdxesc6bxv-swmfxz65cu91">
         <w:r>
           <w:rPr>
             <w:rStyle w:val="Hyperlink"/>
@@ -1491,7 +1491,7 @@
         <w:t xml:space="preserve">app\config\institucion.php</w:t>
       </w:r>
       <w:r>
-        <w:t xml:space="preserve"> (textos del ticket y lista de carreras) y coloca el logo en </w:t>
+        <w:t xml:space="preserve"> (textos del ticket y lista de carreras). Los logotipos del ticket están en </w:t>
       </w:r>
       <w:r>
         <w:rPr>
@@ -1500,7 +1500,19 @@
           <w:sz w:val="19"/>
           <w:szCs w:val="19"/>
         </w:rPr>
-        <w:t xml:space="preserve">public\img\logo.png</w:t>
+        <w:t xml:space="preserve">public\img\logo_edomex.png</w:t>
+      </w:r>
+      <w:r>
+        <w:t xml:space="preserve"> y </w:t>
+      </w:r>
+      <w:r>
+        <w:rPr>
+          <w:rFonts w:ascii="Consolas" w:cs="Consolas" w:eastAsia="Consolas" w:hAnsi="Consolas"/>
+          <w:color w:val="5C152D"/>
+          <w:sz w:val="19"/>
+          <w:szCs w:val="19"/>
+        </w:rPr>
+        <w:t xml:space="preserve">public\img\logo_teschi.png</w:t>
       </w:r>
       <w:r>
         <w:t xml:space="preserve">.</w:t>
@@ -5990,7 +6002,17 @@
         <w:spacing w:after="120"/>
       </w:pPr>
       <w:r>
-        <w:t xml:space="preserve">Para que el ticket lleve el logo, guarda la imagen como </w:t>
+        <w:t xml:space="preserve">El encabezado del ticket lleva el logo del </w:t>
+      </w:r>
+      <w:r>
+        <w:rPr>
+          <w:b/>
+          <w:bCs/>
+        </w:rPr>
+        <w:t xml:space="preserve">Gobierno del Estado de México</w:t>
+      </w:r>
+      <w:r>
+        <w:t xml:space="preserve"> a la izquierda (</w:t>
       </w:r>
       <w:r>
         <w:rPr>
@@ -5999,10 +6021,20 @@
           <w:sz w:val="19"/>
           <w:szCs w:val="19"/>
         </w:rPr>
-        <w:t xml:space="preserve">public/img/logo.png</w:t>
-      </w:r>
-      <w:r>
-        <w:t xml:space="preserve"> (o </w:t>
+        <w:t xml:space="preserve">public/img/logo_edomex.png</w:t>
+      </w:r>
+      <w:r>
+        <w:t xml:space="preserve">) y el del </w:t>
+      </w:r>
+      <w:r>
+        <w:rPr>
+          <w:b/>
+          <w:bCs/>
+        </w:rPr>
+        <w:t xml:space="preserve">TESCHI</w:t>
+      </w:r>
+      <w:r>
+        <w:t xml:space="preserve"> a la derecha (</w:t>
       </w:r>
       <w:r>
         <w:rPr>
@@ -6011,10 +6043,58 @@
           <w:sz w:val="19"/>
           <w:szCs w:val="19"/>
         </w:rPr>
-        <w:t xml:space="preserve">logo.jpg</w:t>
-      </w:r>
-      <w:r>
-        <w:t xml:space="preserve">).</w:t>
+        <w:t xml:space="preserve">public/img/logo_teschi.png</w:t>
+      </w:r>
+      <w:r>
+        <w:t xml:space="preserve">). Para cambiarlos, reemplaza esos archivos (PNG o JPG; FPDF no lee WebP) o ajusta </w:t>
+      </w:r>
+      <w:r>
+        <w:rPr>
+          <w:rFonts w:ascii="Consolas" w:cs="Consolas" w:eastAsia="Consolas" w:hAnsi="Consolas"/>
+          <w:color w:val="5C152D"/>
+          <w:sz w:val="19"/>
+          <w:szCs w:val="19"/>
+        </w:rPr>
+        <w:t xml:space="preserve">logo_izquierdo</w:t>
+      </w:r>
+      <w:r>
+        <w:t xml:space="preserve"> / </w:t>
+      </w:r>
+      <w:r>
+        <w:rPr>
+          <w:rFonts w:ascii="Consolas" w:cs="Consolas" w:eastAsia="Consolas" w:hAnsi="Consolas"/>
+          <w:color w:val="5C152D"/>
+          <w:sz w:val="19"/>
+          <w:szCs w:val="19"/>
+        </w:rPr>
+        <w:t xml:space="preserve">logo_derecho</w:t>
+      </w:r>
+      <w:r>
+        <w:t xml:space="preserve"> en </w:t>
+      </w:r>
+      <w:r>
+        <w:rPr>
+          <w:rFonts w:ascii="Consolas" w:cs="Consolas" w:eastAsia="Consolas" w:hAnsi="Consolas"/>
+          <w:color w:val="5C152D"/>
+          <w:sz w:val="19"/>
+          <w:szCs w:val="19"/>
+        </w:rPr>
+        <w:t xml:space="preserve">app/config/institucion.php</w:t>
+      </w:r>
+      <w:r>
+        <w:t xml:space="preserve"> (una ruta vacía </w:t>
+      </w:r>
+      <w:r>
+        <w:rPr>
+          <w:rFonts w:ascii="Consolas" w:cs="Consolas" w:eastAsia="Consolas" w:hAnsi="Consolas"/>
+          <w:color w:val="5C152D"/>
+          <w:sz w:val="19"/>
+          <w:szCs w:val="19"/>
+        </w:rPr>
+        <w:t xml:space="preserve">""</w:t>
+      </w:r>
+      <w:r>
+        <w:t xml:space="preserve"> quita ese logo).</w:t>
       </w:r>
     </w:p>
     <w:p>
@@ -6065,7 +6145,7 @@
       <w:r>
         <w:t xml:space="preserve"> en </w:t>
       </w:r>
-      <w:hyperlink w:history="1" r:id="rIdoecn57h9tfgwa-k5n2_ow">
+      <w:hyperlink w:history="1" r:id="rIdt_1ellfz6iftatqy507a-">
         <w:r>
           <w:rPr>
             <w:rStyle w:val="Hyperlink"/>
@@ -9585,7 +9665,27 @@
         <w:spacing w:after="60"/>
       </w:pPr>
       <w:r>
-        <w:t xml:space="preserve">Encabezado de la institución, </w:t>
+        <w:t xml:space="preserve">Encabezado con los logotipos del </w:t>
+      </w:r>
+      <w:r>
+        <w:rPr>
+          <w:b/>
+          <w:bCs/>
+        </w:rPr>
+        <w:t xml:space="preserve">Gobierno del Estado de México</w:t>
+      </w:r>
+      <w:r>
+        <w:t xml:space="preserve"> y del </w:t>
+      </w:r>
+      <w:r>
+        <w:rPr>
+          <w:b/>
+          <w:bCs/>
+        </w:rPr>
+        <w:t xml:space="preserve">TESCHI</w:t>
+      </w:r>
+      <w:r>
+        <w:t xml:space="preserve">, datos de la institución, </w:t>
       </w:r>
       <w:r>
         <w:rPr>
@@ -12720,7 +12820,7 @@
         </w:rPr>
         <w:t xml:space="preserve">GitHub dibuja este diagrama automáticamente. En otros visores puedes pegarlo en </w:t>
       </w:r>
-      <w:hyperlink w:history="1" r:id="rIdt1wtq_dl-dv_lvmq5uot5">
+      <w:hyperlink w:history="1" r:id="rIduyjs486apu_895ofs6kvt">
         <w:r>
           <w:rPr>
             <w:rStyle w:val="Hyperlink"/>

--- a/docs/Documentacion_Sistema_Incidencias_TESCHI.docx
+++ b/docs/Documentacion_Sistema_Incidencias_TESCHI.docx
@@ -387,7 +387,7 @@
       <w:r>
         <w:t xml:space="preserve"> desde </w:t>
       </w:r>
-      <w:hyperlink w:history="1" r:id="rIdmyin6e8uayjthe9uws9f8">
+      <w:hyperlink w:history="1" r:id="rIdkexmaroappbmmgip968qj">
         <w:r>
           <w:rPr>
             <w:rStyle w:val="Hyperlink"/>
@@ -852,7 +852,7 @@
       <w:r>
         <w:t xml:space="preserve">Abre </w:t>
       </w:r>
-      <w:hyperlink w:history="1" r:id="rIdsod4t-7-ung0upwaqukda">
+      <w:hyperlink w:history="1" r:id="rIdilkgfg9pbpfovlwukvb6d">
         <w:r>
           <w:rPr>
             <w:rStyle w:val="Hyperlink"/>
@@ -1215,7 +1215,7 @@
       <w:r>
         <w:t xml:space="preserve">Abre </w:t>
       </w:r>
-      <w:hyperlink w:history="1" r:id="rIdxesc6bxv-swmfxz65cu91">
+      <w:hyperlink w:history="1" r:id="rIddikpxlk2yy0_gjep8xqel">
         <w:r>
           <w:rPr>
             <w:rStyle w:val="Hyperlink"/>
@@ -3322,7 +3322,7 @@
         <w:t xml:space="preserve">Guía de instalación</w:t>
       </w:r>
       <w:r>
-        <w:t xml:space="preserve"> (sección 4.3), con:</w:t>
+        <w:t xml:space="preserve"> (sección 4.4), con:</w:t>
       </w:r>
     </w:p>
     <w:p>
@@ -6102,7 +6102,102 @@
         <w:pStyle w:val="Heading3"/>
       </w:pPr>
       <w:r>
-        <w:t xml:space="preserve">4.3 Envío de correos (opcional)</w:t>
+        <w:t xml:space="preserve">4.3 Apariencia (colores y foto del login)</w:t>
+      </w:r>
+    </w:p>
+    <w:p>
+      <w:pPr>
+        <w:pStyle w:val="ListParagraph"/>
+        <w:numPr>
+          <w:ilvl w:val="0"/>
+          <w:numId w:val="2"/>
+        </w:numPr>
+        <w:spacing w:after="60"/>
+      </w:pPr>
+      <w:r>
+        <w:t xml:space="preserve">La pantalla de inicio de sesión usa de fondo la foto del edificio (</w:t>
+      </w:r>
+      <w:r>
+        <w:rPr>
+          <w:rFonts w:ascii="Consolas" w:cs="Consolas" w:eastAsia="Consolas" w:hAnsi="Consolas"/>
+          <w:color w:val="5C152D"/>
+          <w:sz w:val="19"/>
+          <w:szCs w:val="19"/>
+        </w:rPr>
+        <w:t xml:space="preserve">public/img/fondo_login.jpg</w:t>
+      </w:r>
+      <w:r>
+        <w:t xml:space="preserve">); para cambiarla, reemplaza ese archivo por otra imagen JPG del mismo nombre.</w:t>
+      </w:r>
+    </w:p>
+    <w:p>
+      <w:pPr>
+        <w:pStyle w:val="ListParagraph"/>
+        <w:numPr>
+          <w:ilvl w:val="0"/>
+          <w:numId w:val="2"/>
+        </w:numPr>
+        <w:spacing w:after="60"/>
+      </w:pPr>
+      <w:r>
+        <w:t xml:space="preserve">Los colores institucionales (verde TESCHI, verde limón, azul y rojo del logotipo) están al inicio de </w:t>
+      </w:r>
+      <w:r>
+        <w:rPr>
+          <w:rFonts w:ascii="Consolas" w:cs="Consolas" w:eastAsia="Consolas" w:hAnsi="Consolas"/>
+          <w:color w:val="5C152D"/>
+          <w:sz w:val="19"/>
+          <w:szCs w:val="19"/>
+        </w:rPr>
+        <w:t xml:space="preserve">public/css/style.css</w:t>
+      </w:r>
+      <w:r>
+        <w:t xml:space="preserve">, en el bloque </w:t>
+      </w:r>
+      <w:r>
+        <w:rPr>
+          <w:rFonts w:ascii="Consolas" w:cs="Consolas" w:eastAsia="Consolas" w:hAnsi="Consolas"/>
+          <w:color w:val="5C152D"/>
+          <w:sz w:val="19"/>
+          <w:szCs w:val="19"/>
+        </w:rPr>
+        <w:t xml:space="preserve">:root</w:t>
+      </w:r>
+      <w:r>
+        <w:t xml:space="preserve">; al cambiar una variable cambia en todo el sistema.</w:t>
+      </w:r>
+    </w:p>
+    <w:p>
+      <w:pPr>
+        <w:pStyle w:val="ListParagraph"/>
+        <w:numPr>
+          <w:ilvl w:val="0"/>
+          <w:numId w:val="2"/>
+        </w:numPr>
+        <w:spacing w:after="60"/>
+      </w:pPr>
+      <w:r>
+        <w:t xml:space="preserve">El logotipo del encabezado y del login es </w:t>
+      </w:r>
+      <w:r>
+        <w:rPr>
+          <w:rFonts w:ascii="Consolas" w:cs="Consolas" w:eastAsia="Consolas" w:hAnsi="Consolas"/>
+          <w:color w:val="5C152D"/>
+          <w:sz w:val="19"/>
+          <w:szCs w:val="19"/>
+        </w:rPr>
+        <w:t xml:space="preserve">public/img/logo_teschi_web.png</w:t>
+      </w:r>
+      <w:r>
+        <w:t xml:space="preserve"> (versión ligera del que usa el ticket).</w:t>
+      </w:r>
+    </w:p>
+    <w:p>
+      <w:pPr>
+        <w:pStyle w:val="Heading3"/>
+      </w:pPr>
+      <w:r>
+        <w:t xml:space="preserve">4.4 Envío de correos (opcional)</w:t>
       </w:r>
     </w:p>
     <w:p>
@@ -6145,7 +6240,7 @@
       <w:r>
         <w:t xml:space="preserve"> en </w:t>
       </w:r>
-      <w:hyperlink w:history="1" r:id="rIdt_1ellfz6iftatqy507a-">
+      <w:hyperlink w:history="1" r:id="rIddkhpzrkm33vbp6js5ljyh">
         <w:r>
           <w:rPr>
             <w:rStyle w:val="Hyperlink"/>
@@ -7210,7 +7305,7 @@
                 <w:sz w:val="18"/>
                 <w:szCs w:val="18"/>
               </w:rPr>
-              <w:t xml:space="preserve">Revisa la sección 4.3; mientras tanto el Administrador puede generar el enlace</w:t>
+              <w:t xml:space="preserve">Revisa la sección 4.4; mientras tanto el Administrador puede generar el enlace</w:t>
             </w:r>
           </w:p>
         </w:tc>
@@ -12820,7 +12915,7 @@
         </w:rPr>
         <w:t xml:space="preserve">GitHub dibuja este diagrama automáticamente. En otros visores puedes pegarlo en </w:t>
       </w:r>
-      <w:hyperlink w:history="1" r:id="rIduyjs486apu_895ofs6kvt">
+      <w:hyperlink w:history="1" r:id="rIdwkqxgq0ixlncpkjreeinx">
         <w:r>
           <w:rPr>
             <w:rStyle w:val="Hyperlink"/>
